--- a/AVANCE DE ESCRITURA JUNIO/TESIS ANGEL REDACCIÓN JUNIO 2025 REV1.docx
+++ b/AVANCE DE ESCRITURA JUNIO/TESIS ANGEL REDACCIÓN JUNIO 2025 REV1.docx
@@ -16127,8 +16127,8 @@
         <w:pStyle w:val="Ttulo1"/>
       </w:pPr>
       <w:bookmarkStart w:id="3" w:name="_Toc233016302"/>
-      <w:bookmarkStart w:id="4" w:name="capítulo-1.-introducción"/>
-      <w:bookmarkStart w:id="5" w:name="_Toc233066727"/>
+      <w:bookmarkStart w:id="4" w:name="_Toc233066727"/>
+      <w:bookmarkStart w:id="5" w:name="capítulo-1.-introducción"/>
       <w:r>
         <w:t>1</w:t>
       </w:r>
@@ -16144,7 +16144,7 @@
         <w:t xml:space="preserve"> 1. Introducción</w:t>
       </w:r>
       <w:bookmarkEnd w:id="3"/>
-      <w:bookmarkEnd w:id="5"/>
+      <w:bookmarkEnd w:id="4"/>
     </w:p>
     <w:p>
       <w:pPr>
@@ -16160,13 +16160,13 @@
         </w:numPr>
       </w:pPr>
       <w:bookmarkStart w:id="6" w:name="_Toc233016303"/>
-      <w:bookmarkStart w:id="7" w:name="contexto-y-motivación"/>
-      <w:bookmarkStart w:id="8" w:name="_Toc233066728"/>
+      <w:bookmarkStart w:id="7" w:name="_Toc233066728"/>
+      <w:bookmarkStart w:id="8" w:name="contexto-y-motivación"/>
       <w:r>
         <w:t>Contexto y motivación</w:t>
       </w:r>
       <w:bookmarkEnd w:id="6"/>
-      <w:bookmarkEnd w:id="8"/>
+      <w:bookmarkEnd w:id="7"/>
     </w:p>
     <w:p>
       <w:pPr>
@@ -16217,14 +16217,14 @@
         </w:numPr>
       </w:pPr>
       <w:bookmarkStart w:id="9" w:name="_Toc233016304"/>
-      <w:bookmarkStart w:id="10" w:name="planteamiento-del-problema"/>
-      <w:bookmarkStart w:id="11" w:name="_Toc233066729"/>
-      <w:bookmarkEnd w:id="7"/>
+      <w:bookmarkStart w:id="10" w:name="_Toc233066729"/>
+      <w:bookmarkStart w:id="11" w:name="planteamiento-del-problema"/>
+      <w:bookmarkEnd w:id="8"/>
       <w:r>
         <w:t>Planteamiento del problema</w:t>
       </w:r>
       <w:bookmarkEnd w:id="9"/>
-      <w:bookmarkEnd w:id="11"/>
+      <w:bookmarkEnd w:id="10"/>
     </w:p>
     <w:p>
       <w:pPr>
@@ -16415,35 +16415,7 @@
           <w:b/>
           <w:bCs/>
         </w:rPr>
-        <w:t xml:space="preserve">cita de características con la eficiencia de los métodos de reducción de dimensionalidad, mediante un esquema de selección evolutiva, para lograr la separación de datos </w:t>
-      </w:r>
-      <w:r>
-        <w:rPr>
-          <w:b/>
-          <w:bCs/>
-        </w:rPr>
-        <w:t xml:space="preserve">con </w:t>
-      </w:r>
-      <w:r>
-        <w:rPr>
-          <w:b/>
-          <w:bCs/>
-        </w:rPr>
-        <w:t xml:space="preserve">estructuras de separación no lineales y su proyección en un espacio de </w:t>
-      </w:r>
-      <w:r>
-        <w:rPr>
-          <w:b/>
-          <w:bCs/>
-        </w:rPr>
-        <w:t>hasta</w:t>
-      </w:r>
-      <w:r>
-        <w:rPr>
-          <w:b/>
-          <w:bCs/>
-        </w:rPr>
-        <w:t xml:space="preserve"> </w:t>
+        <w:t xml:space="preserve">cita de características con la eficiencia de los métodos de reducción de dimensionalidad, mediante un esquema de selección evolutiva, para lograr la separación de datos con estructuras de separación no lineales y su proyección en un espacio de hasta </w:t>
       </w:r>
       <w:r>
         <w:rPr>
@@ -16475,14 +16447,14 @@
         </w:numPr>
       </w:pPr>
       <w:bookmarkStart w:id="14" w:name="_Toc233016305"/>
-      <w:bookmarkStart w:id="15" w:name="hipótesis"/>
-      <w:bookmarkStart w:id="16" w:name="_Toc233066732"/>
-      <w:bookmarkEnd w:id="10"/>
+      <w:bookmarkStart w:id="15" w:name="_Toc233066732"/>
+      <w:bookmarkStart w:id="16" w:name="hipótesis"/>
+      <w:bookmarkEnd w:id="11"/>
       <w:r>
         <w:t>Hipótesis</w:t>
       </w:r>
       <w:bookmarkEnd w:id="14"/>
-      <w:bookmarkEnd w:id="16"/>
+      <w:bookmarkEnd w:id="15"/>
     </w:p>
     <w:p>
       <w:pPr>
@@ -16504,13 +16476,7 @@
         <w:t xml:space="preserve"> </w:t>
       </w:r>
       <w:r>
-        <w:t>sobre una expansión polinomial expl</w:t>
-      </w:r>
-      <w:r>
-        <w:t>í</w:t>
-      </w:r>
-      <w:r>
-        <w:t xml:space="preserve">cita permitirá </w:t>
+        <w:t xml:space="preserve">sobre una expansión polinomial explícita permitirá </w:t>
       </w:r>
       <w:r>
         <w:rPr>
@@ -16543,13 +16509,13 @@
           <w:numId w:val="27"/>
         </w:numPr>
       </w:pPr>
-      <w:bookmarkStart w:id="17" w:name="objetivos"/>
-      <w:bookmarkStart w:id="18" w:name="_Toc233066733"/>
-      <w:bookmarkEnd w:id="15"/>
+      <w:bookmarkStart w:id="17" w:name="_Toc233066733"/>
+      <w:bookmarkStart w:id="18" w:name="objetivos"/>
+      <w:bookmarkEnd w:id="16"/>
       <w:r>
         <w:t>Objetivos</w:t>
       </w:r>
-      <w:bookmarkEnd w:id="18"/>
+      <w:bookmarkEnd w:id="17"/>
     </w:p>
     <w:p>
       <w:pPr>
@@ -16557,16 +16523,7 @@
       </w:pPr>
       <w:bookmarkStart w:id="19" w:name="_Toc233066734"/>
       <w:r>
-        <w:t>1.</w:t>
-      </w:r>
-      <w:r>
-        <w:t>6</w:t>
-      </w:r>
-      <w:r>
-        <w:t>.</w:t>
-      </w:r>
-      <w:r>
-        <w:t>1</w:t>
+        <w:t>1.6.1</w:t>
       </w:r>
       <w:r>
         <w:tab/>
@@ -16654,8 +16611,8 @@
         <w:pStyle w:val="Ttulo3"/>
       </w:pPr>
       <w:bookmarkStart w:id="21" w:name="_Toc233016308"/>
-      <w:bookmarkStart w:id="22" w:name="objetivos-específicos"/>
-      <w:bookmarkStart w:id="23" w:name="_Toc233066735"/>
+      <w:bookmarkStart w:id="22" w:name="_Toc233066735"/>
+      <w:bookmarkStart w:id="23" w:name="objetivos-específicos"/>
       <w:bookmarkEnd w:id="20"/>
       <w:r>
         <w:t>1.</w:t>
@@ -16671,7 +16628,7 @@
         <w:t>Objetivos específicos</w:t>
       </w:r>
       <w:bookmarkEnd w:id="21"/>
-      <w:bookmarkEnd w:id="23"/>
+      <w:bookmarkEnd w:id="22"/>
     </w:p>
     <w:p>
       <w:pPr>
@@ -16760,10 +16717,7 @@
         <w:t>Evaluar</w:t>
       </w:r>
       <w:r>
-        <w:t xml:space="preserve"> </w:t>
-      </w:r>
-      <w:r>
-        <w:t xml:space="preserve">experimentalmente el desempeño del método propuesto frente a técnicas de referencia usando la </w:t>
+        <w:t xml:space="preserve"> experimentalmente el desempeño del método propuesto frente a técnicas de referencia usando la </w:t>
       </w:r>
       <w:r>
         <w:t>e</w:t>
@@ -16898,15 +16852,15 @@
         </w:numPr>
       </w:pPr>
       <w:bookmarkStart w:id="24" w:name="_Toc233016309"/>
-      <w:bookmarkStart w:id="25" w:name="contribuciones"/>
-      <w:bookmarkStart w:id="26" w:name="_Toc233066736"/>
-      <w:bookmarkEnd w:id="17"/>
-      <w:bookmarkEnd w:id="22"/>
+      <w:bookmarkStart w:id="25" w:name="_Toc233066736"/>
+      <w:bookmarkStart w:id="26" w:name="contribuciones"/>
+      <w:bookmarkEnd w:id="18"/>
+      <w:bookmarkEnd w:id="23"/>
       <w:r>
         <w:t>Contribuciones</w:t>
       </w:r>
       <w:bookmarkEnd w:id="24"/>
-      <w:bookmarkEnd w:id="26"/>
+      <w:bookmarkEnd w:id="25"/>
     </w:p>
     <w:p>
       <w:pPr>
@@ -16918,13 +16872,7 @@
         <w:pStyle w:val="Prrafobase"/>
       </w:pPr>
       <w:r>
-        <w:t>Las principales contribuciones de e</w:t>
-      </w:r>
-      <w:r>
-        <w:t xml:space="preserve">ste trabajo </w:t>
-      </w:r>
-      <w:r>
-        <w:t>son las siguientes:</w:t>
+        <w:t>Las principales contribuciones de este trabajo son las siguientes:</w:t>
       </w:r>
     </w:p>
     <w:p>
@@ -17141,16 +17089,16 @@
           <w:numId w:val="27"/>
         </w:numPr>
       </w:pPr>
-      <w:bookmarkStart w:id="27" w:name="organización-de-la-tesis"/>
-      <w:bookmarkStart w:id="28" w:name="_Toc233066738"/>
-      <w:bookmarkEnd w:id="25"/>
+      <w:bookmarkStart w:id="27" w:name="_Toc233066738"/>
+      <w:bookmarkStart w:id="28" w:name="organización-de-la-tesis"/>
+      <w:bookmarkEnd w:id="26"/>
       <w:r>
         <w:t>Alcance y l</w:t>
       </w:r>
       <w:r>
         <w:t>imitaciones</w:t>
       </w:r>
-      <w:bookmarkEnd w:id="28"/>
+      <w:bookmarkEnd w:id="27"/>
     </w:p>
     <w:p>
       <w:pPr>
@@ -17673,15 +17621,15 @@
         </w:numPr>
       </w:pPr>
       <w:bookmarkStart w:id="30" w:name="_Toc233016311"/>
-      <w:bookmarkStart w:id="31" w:name="capítulo-2.-marco-teórico"/>
-      <w:bookmarkStart w:id="32" w:name="_Toc233066739"/>
-      <w:bookmarkEnd w:id="4"/>
-      <w:bookmarkEnd w:id="27"/>
+      <w:bookmarkStart w:id="31" w:name="_Toc233066739"/>
+      <w:bookmarkStart w:id="32" w:name="capítulo-2.-marco-teórico"/>
+      <w:bookmarkEnd w:id="5"/>
+      <w:bookmarkEnd w:id="28"/>
       <w:r>
         <w:t>Capítulo 2. Marco Teórico</w:t>
       </w:r>
       <w:bookmarkEnd w:id="30"/>
-      <w:bookmarkEnd w:id="32"/>
+      <w:bookmarkEnd w:id="31"/>
     </w:p>
     <w:p>
       <w:pPr>
@@ -17690,24 +17638,357 @@
     </w:p>
     <w:p>
       <w:pPr>
+        <w:pStyle w:val="FirstParagraph"/>
+        <w:numPr>
+          <w:ilvl w:val="1"/>
+          <w:numId w:val="27"/>
+        </w:numPr>
+        <w:rPr>
+          <w:rFonts w:ascii="Times New Roman" w:eastAsiaTheme="majorEastAsia" w:hAnsi="Times New Roman" w:cstheme="majorBidi"/>
+          <w:b/>
+          <w:sz w:val="30"/>
+          <w:szCs w:val="26"/>
+          <w:lang w:val="es-MX" w:eastAsia="es-MX"/>
+        </w:rPr>
+      </w:pPr>
+      <w:bookmarkStart w:id="33" w:name="reducción-de-dimensionalidad"/>
+      <w:r>
+        <w:rPr>
+          <w:rFonts w:ascii="Times New Roman" w:eastAsiaTheme="majorEastAsia" w:hAnsi="Times New Roman" w:cstheme="majorBidi"/>
+          <w:b/>
+          <w:sz w:val="30"/>
+          <w:szCs w:val="26"/>
+          <w:lang w:val="es-MX" w:eastAsia="es-MX"/>
+        </w:rPr>
+        <w:t>Representación de datos y reducción de dimensionalidad</w:t>
+      </w:r>
+    </w:p>
+    <w:p>
+      <w:pPr>
+        <w:pStyle w:val="Prrafobase"/>
+        <w:rPr>
+          <w:rFonts w:eastAsiaTheme="minorHAnsi"/>
+        </w:rPr>
+      </w:pPr>
+    </w:p>
+    <w:p>
+      <w:pPr>
+        <w:pStyle w:val="Prrafobase"/>
+        <w:rPr>
+          <w:rFonts w:eastAsiaTheme="minorHAnsi"/>
+        </w:rPr>
+      </w:pPr>
+      <w:r>
+        <w:rPr>
+          <w:rFonts w:eastAsiaTheme="minorHAnsi"/>
+        </w:rPr>
+        <w:t>En problemas de aprendizaje supervisado, un conjunto de datos puede representarse como una matriz en la que cada fila corresponde a una observación y cada columna a una característica o variable descriptiva. Cuando las observaciones cuentan con una etiqueta de clase, dicha representación se convierte en la base sobre la cual los algoritmos de clasificación buscan identificar patrones que permitan distinguir entre grupos. Por ello, la calidad de la representación de los datos influye directamente en la capacidad de separación alcanzada por los modelos.</w:t>
+      </w:r>
+    </w:p>
+    <w:p>
+      <w:pPr>
+        <w:pStyle w:val="Prrafoconsangra"/>
+      </w:pPr>
+    </w:p>
+    <w:p>
+      <w:pPr>
+        <w:pStyle w:val="Prrafobase"/>
+        <w:rPr>
+          <w:rFonts w:eastAsiaTheme="minorHAnsi"/>
+        </w:rPr>
+      </w:pPr>
+      <w:r>
+        <w:rPr>
+          <w:rFonts w:eastAsiaTheme="minorHAnsi"/>
+        </w:rPr>
+        <w:t>El manejo de conjuntos de datos con un número elevado de variables plantea desafíos relevantes en términos de costo computacional, redundancia de información y riesgo de sobreajuste. En estos escenarios, no todas las características contribuyen de manera equivalente al proceso de clasificación; algunas pueden ser irrelevantes, redundantes o incluso introducir ruido en el modelo. La reducción de dimensionalidad aborda este problema al buscar una representación más compacta de los datos, procurando conservar la información más relevante para la tarea de análisis.</w:t>
+      </w:r>
+    </w:p>
+    <w:p>
+      <w:pPr>
+        <w:pStyle w:val="Prrafoconsangra"/>
+      </w:pPr>
+    </w:p>
+    <w:p>
+      <w:pPr>
+        <w:pStyle w:val="Prrafobase"/>
+        <w:rPr>
+          <w:rFonts w:eastAsiaTheme="minorHAnsi"/>
+        </w:rPr>
+      </w:pPr>
+      <w:r>
+        <w:rPr>
+          <w:rFonts w:eastAsiaTheme="minorHAnsi"/>
+        </w:rPr>
+        <w:t>De manera general, las técnicas de reducción de dimensionalidad pueden agruparse en dos enfoques principales: selección de características y extracción de características. La selección de características conserva un subconjunto de las variables originales, por lo que mantiene una relación directa con la representación inicial de los datos. En cambio, la extracción de características transforma el espacio original para generar nuevas variables o proyecciones, como ocurre en métodos de análisis discriminante o componentes principales.</w:t>
+      </w:r>
+    </w:p>
+    <w:p>
+      <w:pPr>
+        <w:pStyle w:val="Prrafoconsangra"/>
+      </w:pPr>
+    </w:p>
+    <w:p>
+      <w:pPr>
+        <w:pStyle w:val="Prrafoconsangra"/>
+      </w:pPr>
+    </w:p>
+    <w:p>
+      <w:pPr>
+        <w:pStyle w:val="Prrafoconsangra"/>
+      </w:pPr>
+    </w:p>
+    <w:p>
+      <w:pPr>
+        <w:pStyle w:val="Prrafoconsangra"/>
+      </w:pPr>
+    </w:p>
+    <w:p>
+      <w:pPr>
+        <w:pStyle w:val="Prrafoconsangra"/>
+      </w:pPr>
+    </w:p>
+    <w:p>
+      <w:pPr>
+        <w:pStyle w:val="Prrafobase"/>
+        <w:rPr>
+          <w:rFonts w:eastAsiaTheme="minorHAnsi"/>
+        </w:rPr>
+      </w:pPr>
+      <w:r>
+        <w:rPr>
+          <w:rFonts w:eastAsiaTheme="minorHAnsi"/>
+        </w:rPr>
+        <w:t xml:space="preserve">En la Figura 2.1 se presenta una taxonomía general de las técnicas de reducción de dimensionalidad. Esta clasificación permite ubicar los métodos de selección de características, como los enfoques filtro y </w:t>
+      </w:r>
+      <w:proofErr w:type="spellStart"/>
+      <w:r>
+        <w:rPr>
+          <w:rFonts w:eastAsiaTheme="minorHAnsi"/>
+        </w:rPr>
+        <w:t>wrapper</w:t>
+      </w:r>
+      <w:proofErr w:type="spellEnd"/>
+      <w:r>
+        <w:rPr>
+          <w:rFonts w:eastAsiaTheme="minorHAnsi"/>
+        </w:rPr>
+        <w:t>, así como los métodos de extracción, entre los que se encuentran técnicas lineales, no lineales, supervisadas y no supervisadas.</w:t>
+      </w:r>
+    </w:p>
+    <w:p>
+      <w:pPr>
+        <w:pStyle w:val="Textoindependiente"/>
+        <w:jc w:val="center"/>
+      </w:pPr>
+      <w:r>
+        <w:rPr>
+          <w:noProof/>
+        </w:rPr>
+        <w:drawing>
+          <wp:inline distT="0" distB="0" distL="0" distR="0" wp14:anchorId="0B070DBD" wp14:editId="74D2BF48">
+            <wp:extent cx="3967031" cy="2120443"/>
+            <wp:effectExtent l="0" t="0" r="0" b="0"/>
+            <wp:docPr id="1038767739" name="Imagen 2"/>
+            <wp:cNvGraphicFramePr>
+              <a:graphicFrameLocks xmlns:a="http://schemas.openxmlformats.org/drawingml/2006/main" noChangeAspect="1"/>
+            </wp:cNvGraphicFramePr>
+            <a:graphic xmlns:a="http://schemas.openxmlformats.org/drawingml/2006/main">
+              <a:graphicData uri="http://schemas.openxmlformats.org/drawingml/2006/picture">
+                <pic:pic xmlns:pic="http://schemas.openxmlformats.org/drawingml/2006/picture">
+                  <pic:nvPicPr>
+                    <pic:cNvPr id="0" name="Picture 2"/>
+                    <pic:cNvPicPr>
+                      <a:picLocks noChangeAspect="1" noChangeArrowheads="1"/>
+                    </pic:cNvPicPr>
+                  </pic:nvPicPr>
+                  <pic:blipFill>
+                    <a:blip r:embed="rId15" cstate="print">
+                      <a:extLst>
+                        <a:ext uri="{28A0092B-C50C-407E-A947-70E740481C1C}">
+                          <a14:useLocalDpi xmlns:a14="http://schemas.microsoft.com/office/drawing/2010/main" val="0"/>
+                        </a:ext>
+                      </a:extLst>
+                    </a:blip>
+                    <a:srcRect/>
+                    <a:stretch>
+                      <a:fillRect/>
+                    </a:stretch>
+                  </pic:blipFill>
+                  <pic:spPr bwMode="auto">
+                    <a:xfrm>
+                      <a:off x="0" y="0"/>
+                      <a:ext cx="3997049" cy="2136488"/>
+                    </a:xfrm>
+                    <a:prstGeom prst="rect">
+                      <a:avLst/>
+                    </a:prstGeom>
+                    <a:noFill/>
+                  </pic:spPr>
+                </pic:pic>
+              </a:graphicData>
+            </a:graphic>
+          </wp:inline>
+        </w:drawing>
+      </w:r>
+    </w:p>
+    <w:p>
+      <w:pPr>
+        <w:pStyle w:val="Textoindependiente"/>
+      </w:pPr>
+    </w:p>
+    <w:p>
+      <w:pPr>
+        <w:pStyle w:val="Prrafobase"/>
+        <w:rPr>
+          <w:rFonts w:eastAsiaTheme="minorHAnsi"/>
+        </w:rPr>
+      </w:pPr>
+      <w:r>
+        <w:rPr>
+          <w:rFonts w:eastAsiaTheme="minorHAnsi"/>
+        </w:rPr>
+        <w:t>Dentro de los métodos de selección de características, los enfoques de tipo filtro evalúan la relevancia de las variables a partir de propiedades intrínsecas de los datos, tales como la varianza, la correlación o la información mutua, sin involucrar directamente un algoritmo de clasificación. Esta independencia del modelo suele hacerlos computacionalmente eficientes y escalables; sin embargo, también puede limitar su capacidad para identificar interacciones complejas entre variables.</w:t>
+      </w:r>
+    </w:p>
+    <w:p>
+      <w:pPr>
+        <w:pStyle w:val="Prrafoconsangra"/>
+      </w:pPr>
+    </w:p>
+    <w:p>
+      <w:pPr>
+        <w:pStyle w:val="Prrafobase"/>
+        <w:rPr>
+          <w:rFonts w:eastAsiaTheme="minorHAnsi"/>
+        </w:rPr>
+      </w:pPr>
+      <w:r>
+        <w:rPr>
+          <w:rFonts w:eastAsiaTheme="minorHAnsi"/>
+        </w:rPr>
+        <w:t xml:space="preserve">Por otro lado, los métodos </w:t>
+      </w:r>
+      <w:proofErr w:type="spellStart"/>
+      <w:r>
+        <w:rPr>
+          <w:rFonts w:eastAsiaTheme="minorHAnsi"/>
+        </w:rPr>
+        <w:t>wrapper</w:t>
+      </w:r>
+      <w:proofErr w:type="spellEnd"/>
+      <w:r>
+        <w:rPr>
+          <w:rFonts w:eastAsiaTheme="minorHAnsi"/>
+        </w:rPr>
+        <w:t xml:space="preserve"> evalúan subconjuntos de características utilizando el desempeño de un modelo de aprendizaje como criterio de calidad. En este tipo de enfoque, se genera un subconjunto de variables, se entrena o evalúa un modelo con dicho subconjunto y posteriormente se calcula una métrica de desempeño que permite determinar la pertinencia de la selección realizada. Aunque estos métodos suelen ser más costosos computacionalmente que los filtros, pueden resultar más adecuados cuando la utilidad de una característica depende de su interacción con otras variables.</w:t>
+      </w:r>
+    </w:p>
+    <w:p>
+      <w:pPr>
+        <w:pStyle w:val="Prrafoconsangra"/>
+      </w:pPr>
+    </w:p>
+    <w:p>
+      <w:pPr>
+        <w:pStyle w:val="Prrafobase"/>
+        <w:rPr>
+          <w:rFonts w:eastAsiaTheme="minorHAnsi"/>
+        </w:rPr>
+      </w:pPr>
+      <w:r>
+        <w:rPr>
+          <w:rFonts w:eastAsiaTheme="minorHAnsi"/>
+        </w:rPr>
+        <w:lastRenderedPageBreak/>
+        <w:t>Esta distinción es especialmente relevante para la presente investigación, debido a que la expansión polinomial genera nuevos términos a partir de combinaciones de variables originales. En este contexto, la utilidad de un término cruzado, por ejemplo (</w:t>
+      </w:r>
+      <w:proofErr w:type="spellStart"/>
+      <w:r>
+        <w:rPr>
+          <w:rFonts w:eastAsiaTheme="minorHAnsi"/>
+        </w:rPr>
+        <w:t>x_i</w:t>
+      </w:r>
+      <w:proofErr w:type="spellEnd"/>
+      <w:r>
+        <w:rPr>
+          <w:rFonts w:eastAsiaTheme="minorHAnsi"/>
+        </w:rPr>
+        <w:t xml:space="preserve"> </w:t>
+      </w:r>
+      <w:proofErr w:type="spellStart"/>
+      <w:r>
+        <w:rPr>
+          <w:rFonts w:eastAsiaTheme="minorHAnsi"/>
+        </w:rPr>
+        <w:t>x_j</w:t>
+      </w:r>
+      <w:proofErr w:type="spellEnd"/>
+      <w:r>
+        <w:rPr>
+          <w:rFonts w:eastAsiaTheme="minorHAnsi"/>
+        </w:rPr>
+        <w:t>), puede depender de la presencia conjunta de otros términos en el modelo. Por ello, un enfoque de selección basado en la evaluación del desempeño del modelo resulta pertinente para reducir la redundancia del espacio expandido y conservar únicamente aquellas variables o términos que aporten a la separación entre clases.</w:t>
+      </w:r>
+    </w:p>
+    <w:p>
+      <w:pPr>
+        <w:pStyle w:val="Prrafoconsangra"/>
+      </w:pPr>
+    </w:p>
+    <w:p>
+      <w:pPr>
+        <w:pStyle w:val="Prrafobase"/>
+        <w:rPr>
+          <w:rFonts w:eastAsiaTheme="minorHAnsi"/>
+        </w:rPr>
+      </w:pPr>
+      <w:r>
+        <w:rPr>
+          <w:rFonts w:eastAsiaTheme="minorHAnsi"/>
+        </w:rPr>
+        <w:t>Desde esta perspectiva, la propuesta desarrollada en esta tesis se ubica en la intersección entre selección y extracción de características: por una parte, emplea selección evolutiva para identificar variables originales y términos polinomiales relevantes; por otra, utiliza el análisis discriminante para obtener una representación proyectada de baja dimensión orientada a favorecer la separación entre clases.</w:t>
+      </w:r>
+    </w:p>
+    <w:p>
+      <w:bookmarkStart w:id="34" w:name="métodos-embedded"/>
+    </w:p>
+    <w:p>
+      <w:pPr>
+        <w:pStyle w:val="FirstParagraph"/>
+      </w:pPr>
+    </w:p>
+    <w:p>
+      <w:pPr>
         <w:pStyle w:val="Ttulo2"/>
-      </w:pPr>
-      <w:bookmarkStart w:id="33" w:name="_Toc233016312"/>
-      <w:bookmarkStart w:id="34" w:name="reducción-de-dimensionalidad"/>
-      <w:bookmarkStart w:id="35" w:name="_Toc233066740"/>
-      <w:r>
-        <w:t>2.1</w:t>
-      </w:r>
-      <w:r>
-        <w:tab/>
-        <w:t>Reducción de dimensionalidad</w:t>
-      </w:r>
+        <w:numPr>
+          <w:ilvl w:val="1"/>
+          <w:numId w:val="27"/>
+        </w:numPr>
+      </w:pPr>
+      <w:bookmarkStart w:id="35" w:name="análisis-discriminante"/>
+      <w:bookmarkStart w:id="36" w:name="_Toc233016319"/>
+      <w:bookmarkStart w:id="37" w:name="_Toc233066747"/>
       <w:bookmarkEnd w:id="33"/>
-      <w:bookmarkEnd w:id="35"/>
-    </w:p>
-    <w:p>
-      <w:pPr>
-        <w:pStyle w:val="FirstParagraph"/>
+      <w:bookmarkEnd w:id="34"/>
+      <w:r>
+        <w:t>Análisis Discriminante</w:t>
+      </w:r>
+      <w:bookmarkEnd w:id="36"/>
+      <w:bookmarkEnd w:id="37"/>
+      <w:r>
+        <w:t xml:space="preserve"> Lineal y el problema de pequeño tamaño de muestra</w:t>
+      </w:r>
+    </w:p>
+    <w:p>
+      <w:pPr>
+        <w:pStyle w:val="Textoindependiente"/>
+      </w:pPr>
+    </w:p>
+    <w:p>
+      <w:pPr>
+        <w:pStyle w:val="Textoindependiente"/>
       </w:pPr>
     </w:p>
     <w:p>
@@ -17718,21 +17999,18 @@
           <w:numId w:val="27"/>
         </w:numPr>
       </w:pPr>
-      <w:bookmarkStart w:id="36" w:name="_Toc233016313"/>
-      <w:bookmarkStart w:id="37" w:name="X5b0b94ce91b7711d5de47d4c491bb7895984cab"/>
-      <w:bookmarkStart w:id="38" w:name="_Toc233066741"/>
-      <w:r>
-        <w:t>Fundamentos y necesidad de la reducción de dimensionalidad</w:t>
-      </w:r>
-      <w:bookmarkEnd w:id="36"/>
+      <w:bookmarkStart w:id="38" w:name="_Toc233016320"/>
+      <w:bookmarkStart w:id="39" w:name="_Toc233066748"/>
+      <w:bookmarkStart w:id="40" w:name="fundamentos"/>
+      <w:r>
+        <w:t>Fundamentos</w:t>
+      </w:r>
       <w:bookmarkEnd w:id="38"/>
+      <w:bookmarkEnd w:id="39"/>
     </w:p>
     <w:p>
       <w:pPr>
         <w:pStyle w:val="FirstParagraph"/>
-        <w:rPr>
-          <w:lang w:val="es-MX"/>
-        </w:rPr>
       </w:pPr>
     </w:p>
     <w:p>
@@ -17743,17 +18021,21 @@
           <w:numId w:val="27"/>
         </w:numPr>
       </w:pPr>
-      <w:bookmarkStart w:id="39" w:name="_Toc233016314"/>
-      <w:bookmarkStart w:id="40" w:name="selección-de-características"/>
-      <w:bookmarkStart w:id="41" w:name="_Toc233066742"/>
-      <w:bookmarkEnd w:id="37"/>
-      <w:r>
-        <w:t>Selección de características</w:t>
-      </w:r>
-      <w:bookmarkEnd w:id="39"/>
+      <w:bookmarkStart w:id="41" w:name="_Toc233016321"/>
+      <w:bookmarkStart w:id="42" w:name="_Toc233066749"/>
+      <w:bookmarkStart w:id="43" w:name="lda-para-dos-clases"/>
+      <w:bookmarkEnd w:id="40"/>
+      <w:r>
+        <w:t>LDA para dos clases</w:t>
+      </w:r>
       <w:bookmarkEnd w:id="41"/>
-    </w:p>
-    <w:p/>
+      <w:bookmarkEnd w:id="42"/>
+    </w:p>
+    <w:p>
+      <w:pPr>
+        <w:pStyle w:val="Prrafodelista"/>
+      </w:pPr>
+    </w:p>
     <w:p>
       <w:pPr>
         <w:pStyle w:val="FirstParagraph"/>
@@ -17767,15 +18049,15 @@
           <w:numId w:val="27"/>
         </w:numPr>
       </w:pPr>
-      <w:bookmarkStart w:id="42" w:name="_Toc233016315"/>
-      <w:bookmarkStart w:id="43" w:name="extracción-de-características"/>
-      <w:bookmarkStart w:id="44" w:name="_Toc233066743"/>
-      <w:bookmarkEnd w:id="40"/>
-      <w:r>
-        <w:t>Extracción de características</w:t>
-      </w:r>
-      <w:bookmarkEnd w:id="42"/>
+      <w:bookmarkStart w:id="44" w:name="_Toc233016322"/>
+      <w:bookmarkStart w:id="45" w:name="_Toc233066750"/>
+      <w:bookmarkStart w:id="46" w:name="lda-multiclase"/>
+      <w:bookmarkEnd w:id="43"/>
+      <w:r>
+        <w:t>LDA multiclase</w:t>
+      </w:r>
       <w:bookmarkEnd w:id="44"/>
+      <w:bookmarkEnd w:id="45"/>
     </w:p>
     <w:p>
       <w:pPr>
@@ -17790,17 +18072,26 @@
           <w:numId w:val="27"/>
         </w:numPr>
       </w:pPr>
-      <w:bookmarkStart w:id="45" w:name="_Toc233016316"/>
-      <w:bookmarkStart w:id="46" w:name="métodos-filtro"/>
-      <w:bookmarkStart w:id="47" w:name="_Toc233066744"/>
-      <w:bookmarkEnd w:id="43"/>
-      <w:r>
-        <w:t>Métodos filtro</w:t>
-      </w:r>
-      <w:bookmarkEnd w:id="45"/>
+      <w:bookmarkStart w:id="47" w:name="_Toc233016323"/>
+      <w:bookmarkStart w:id="48" w:name="_Toc233066751"/>
+      <w:bookmarkStart w:id="49" w:name="matriz-de-dispersión-intra-clase"/>
+      <w:bookmarkEnd w:id="46"/>
+      <w:r>
+        <w:t xml:space="preserve">Matriz de dispersión </w:t>
+      </w:r>
+      <w:proofErr w:type="spellStart"/>
+      <w:r>
+        <w:t>intra-clase</w:t>
+      </w:r>
       <w:bookmarkEnd w:id="47"/>
-    </w:p>
-    <w:p/>
+      <w:bookmarkEnd w:id="48"/>
+      <w:proofErr w:type="spellEnd"/>
+    </w:p>
+    <w:p>
+      <w:pPr>
+        <w:pStyle w:val="Prrafodelista"/>
+      </w:pPr>
+    </w:p>
     <w:p>
       <w:pPr>
         <w:pStyle w:val="FirstParagraph"/>
@@ -17814,24 +18105,25 @@
           <w:numId w:val="27"/>
         </w:numPr>
       </w:pPr>
-      <w:bookmarkStart w:id="48" w:name="_Toc233016317"/>
-      <w:bookmarkStart w:id="49" w:name="métodos-wrapper"/>
-      <w:bookmarkStart w:id="50" w:name="_Toc233066745"/>
-      <w:bookmarkEnd w:id="46"/>
-      <w:r>
-        <w:t xml:space="preserve">Métodos </w:t>
+      <w:bookmarkStart w:id="50" w:name="_Toc233016324"/>
+      <w:bookmarkStart w:id="51" w:name="_Toc233066752"/>
+      <w:bookmarkStart w:id="52" w:name="matriz-de-dispersión-inter-clase"/>
+      <w:bookmarkEnd w:id="49"/>
+      <w:r>
+        <w:lastRenderedPageBreak/>
+        <w:t xml:space="preserve">Matriz de dispersión </w:t>
       </w:r>
       <w:proofErr w:type="spellStart"/>
       <w:r>
-        <w:t>wrapper</w:t>
-      </w:r>
-      <w:bookmarkEnd w:id="48"/>
+        <w:t>inter-clase</w:t>
+      </w:r>
       <w:bookmarkEnd w:id="50"/>
+      <w:bookmarkEnd w:id="51"/>
       <w:proofErr w:type="spellEnd"/>
     </w:p>
     <w:p>
       <w:pPr>
-        <w:pStyle w:val="FirstParagraph"/>
+        <w:pStyle w:val="Prrafobase"/>
       </w:pPr>
     </w:p>
     <w:p>
@@ -17842,49 +18134,20 @@
           <w:numId w:val="27"/>
         </w:numPr>
       </w:pPr>
-      <w:bookmarkStart w:id="51" w:name="_Toc233016318"/>
-      <w:bookmarkStart w:id="52" w:name="métodos-embedded"/>
-      <w:bookmarkStart w:id="53" w:name="_Toc233066746"/>
-      <w:bookmarkEnd w:id="49"/>
-      <w:r>
-        <w:t xml:space="preserve">Métodos </w:t>
-      </w:r>
-      <w:proofErr w:type="spellStart"/>
-      <w:r>
-        <w:t>embedded</w:t>
-      </w:r>
-      <w:bookmarkEnd w:id="51"/>
+      <w:bookmarkStart w:id="53" w:name="_Toc233016325"/>
+      <w:bookmarkStart w:id="54" w:name="_Toc233066753"/>
+      <w:bookmarkStart w:id="55" w:name="criterio-de-fisher"/>
+      <w:bookmarkEnd w:id="52"/>
+      <w:r>
+        <w:t>Criterio de Fisher</w:t>
+      </w:r>
       <w:bookmarkEnd w:id="53"/>
-      <w:proofErr w:type="spellEnd"/>
+      <w:bookmarkEnd w:id="54"/>
     </w:p>
     <w:p>
       <w:pPr>
         <w:pStyle w:val="Prrafodelista"/>
       </w:pPr>
-    </w:p>
-    <w:p>
-      <w:pPr>
-        <w:pStyle w:val="FirstParagraph"/>
-      </w:pPr>
-    </w:p>
-    <w:p>
-      <w:pPr>
-        <w:pStyle w:val="Ttulo2"/>
-        <w:numPr>
-          <w:ilvl w:val="1"/>
-          <w:numId w:val="27"/>
-        </w:numPr>
-      </w:pPr>
-      <w:bookmarkStart w:id="54" w:name="_Toc233016319"/>
-      <w:bookmarkStart w:id="55" w:name="análisis-discriminante"/>
-      <w:bookmarkStart w:id="56" w:name="_Toc233066747"/>
-      <w:bookmarkEnd w:id="34"/>
-      <w:bookmarkEnd w:id="52"/>
-      <w:r>
-        <w:t>Análisis Discriminante</w:t>
-      </w:r>
-      <w:bookmarkEnd w:id="54"/>
-      <w:bookmarkEnd w:id="56"/>
     </w:p>
     <w:p>
       <w:pPr>
@@ -17899,19 +18162,19 @@
           <w:numId w:val="27"/>
         </w:numPr>
       </w:pPr>
-      <w:bookmarkStart w:id="57" w:name="_Toc233016320"/>
-      <w:bookmarkStart w:id="58" w:name="fundamentos"/>
-      <w:bookmarkStart w:id="59" w:name="_Toc233066748"/>
-      <w:r>
-        <w:lastRenderedPageBreak/>
-        <w:t>Fundamentos</w:t>
-      </w:r>
+      <w:bookmarkStart w:id="56" w:name="_Toc233016326"/>
+      <w:bookmarkStart w:id="57" w:name="_Toc233066754"/>
+      <w:bookmarkStart w:id="58" w:name="obtención-de-vectores-discriminantes"/>
+      <w:bookmarkEnd w:id="55"/>
+      <w:r>
+        <w:t>Obtención de vectores discriminantes</w:t>
+      </w:r>
+      <w:bookmarkEnd w:id="56"/>
       <w:bookmarkEnd w:id="57"/>
-      <w:bookmarkEnd w:id="59"/>
-    </w:p>
-    <w:p>
-      <w:pPr>
-        <w:pStyle w:val="FirstParagraph"/>
+    </w:p>
+    <w:p>
+      <w:pPr>
+        <w:pStyle w:val="Prrafobase"/>
       </w:pPr>
     </w:p>
     <w:p>
@@ -17922,15 +18185,15 @@
           <w:numId w:val="27"/>
         </w:numPr>
       </w:pPr>
-      <w:bookmarkStart w:id="60" w:name="_Toc233016321"/>
-      <w:bookmarkStart w:id="61" w:name="lda-para-dos-clases"/>
-      <w:bookmarkStart w:id="62" w:name="_Toc233066749"/>
+      <w:bookmarkStart w:id="59" w:name="_Toc233016327"/>
+      <w:bookmarkStart w:id="60" w:name="_Toc233066755"/>
+      <w:bookmarkStart w:id="61" w:name="clasificación-mediante-lda"/>
       <w:bookmarkEnd w:id="58"/>
       <w:r>
-        <w:t>LDA para dos clases</w:t>
-      </w:r>
+        <w:t>Clasificación mediante LDA</w:t>
+      </w:r>
+      <w:bookmarkEnd w:id="59"/>
       <w:bookmarkEnd w:id="60"/>
-      <w:bookmarkEnd w:id="62"/>
     </w:p>
     <w:p>
       <w:pPr>
@@ -17939,7 +18202,7 @@
     </w:p>
     <w:p>
       <w:pPr>
-        <w:pStyle w:val="FirstParagraph"/>
+        <w:pStyle w:val="Prrafobase"/>
       </w:pPr>
     </w:p>
     <w:p>
@@ -17950,15 +18213,15 @@
           <w:numId w:val="27"/>
         </w:numPr>
       </w:pPr>
-      <w:bookmarkStart w:id="63" w:name="_Toc233016322"/>
-      <w:bookmarkStart w:id="64" w:name="lda-multiclase"/>
-      <w:bookmarkStart w:id="65" w:name="_Toc233066750"/>
+      <w:bookmarkStart w:id="62" w:name="_Toc233016328"/>
+      <w:bookmarkStart w:id="63" w:name="_Toc233066756"/>
+      <w:bookmarkStart w:id="64" w:name="supuestos-estadísticos"/>
       <w:bookmarkEnd w:id="61"/>
       <w:r>
-        <w:t>LDA multiclase</w:t>
-      </w:r>
+        <w:t>Supuestos estadísticos</w:t>
+      </w:r>
+      <w:bookmarkEnd w:id="62"/>
       <w:bookmarkEnd w:id="63"/>
-      <w:bookmarkEnd w:id="65"/>
     </w:p>
     <w:p>
       <w:pPr>
@@ -17973,20 +18236,15 @@
           <w:numId w:val="27"/>
         </w:numPr>
       </w:pPr>
-      <w:bookmarkStart w:id="66" w:name="_Toc233016323"/>
-      <w:bookmarkStart w:id="67" w:name="matriz-de-dispersión-intra-clase"/>
-      <w:bookmarkStart w:id="68" w:name="_Toc233066751"/>
+      <w:bookmarkStart w:id="65" w:name="_Toc233016329"/>
+      <w:bookmarkStart w:id="66" w:name="_Toc233066757"/>
+      <w:bookmarkStart w:id="67" w:name="limitaciones-de-lda"/>
       <w:bookmarkEnd w:id="64"/>
       <w:r>
-        <w:t xml:space="preserve">Matriz de dispersión </w:t>
-      </w:r>
-      <w:proofErr w:type="spellStart"/>
-      <w:r>
-        <w:t>intra-clase</w:t>
-      </w:r>
+        <w:t>Limitaciones de LDA</w:t>
+      </w:r>
+      <w:bookmarkEnd w:id="65"/>
       <w:bookmarkEnd w:id="66"/>
-      <w:bookmarkEnd w:id="68"/>
-      <w:proofErr w:type="spellEnd"/>
     </w:p>
     <w:p>
       <w:pPr>
@@ -18006,24 +18264,19 @@
           <w:numId w:val="27"/>
         </w:numPr>
       </w:pPr>
-      <w:bookmarkStart w:id="69" w:name="_Toc233016324"/>
-      <w:bookmarkStart w:id="70" w:name="matriz-de-dispersión-inter-clase"/>
-      <w:bookmarkStart w:id="71" w:name="_Toc233066752"/>
+      <w:bookmarkStart w:id="68" w:name="_Toc233016330"/>
+      <w:bookmarkStart w:id="69" w:name="_Toc233066758"/>
+      <w:bookmarkStart w:id="70" w:name="variantes-computacionales-de-lda"/>
       <w:bookmarkEnd w:id="67"/>
       <w:r>
-        <w:t xml:space="preserve">Matriz de dispersión </w:t>
-      </w:r>
-      <w:proofErr w:type="spellStart"/>
-      <w:r>
-        <w:t>inter-clase</w:t>
-      </w:r>
+        <w:t>Variantes computacionales de LDA</w:t>
+      </w:r>
+      <w:bookmarkEnd w:id="68"/>
       <w:bookmarkEnd w:id="69"/>
-      <w:bookmarkEnd w:id="71"/>
-      <w:proofErr w:type="spellEnd"/>
-    </w:p>
-    <w:p>
-      <w:pPr>
-        <w:pStyle w:val="Prrafobase"/>
+    </w:p>
+    <w:p>
+      <w:pPr>
+        <w:pStyle w:val="FirstParagraph"/>
       </w:pPr>
     </w:p>
     <w:p>
@@ -18034,20 +18287,15 @@
           <w:numId w:val="27"/>
         </w:numPr>
       </w:pPr>
-      <w:bookmarkStart w:id="72" w:name="_Toc233016325"/>
-      <w:bookmarkStart w:id="73" w:name="criterio-de-fisher"/>
-      <w:bookmarkStart w:id="74" w:name="_Toc233066753"/>
+      <w:bookmarkStart w:id="71" w:name="_Toc233016331"/>
+      <w:bookmarkStart w:id="72" w:name="_Toc233066759"/>
+      <w:bookmarkStart w:id="73" w:name="análisis-discriminante-cuadrático-qda"/>
       <w:bookmarkEnd w:id="70"/>
       <w:r>
-        <w:t>Criterio de Fisher</w:t>
-      </w:r>
+        <w:t>Análisis Discriminante Cuadrático (QDA)</w:t>
+      </w:r>
+      <w:bookmarkEnd w:id="71"/>
       <w:bookmarkEnd w:id="72"/>
-      <w:bookmarkEnd w:id="74"/>
-    </w:p>
-    <w:p>
-      <w:pPr>
-        <w:pStyle w:val="Prrafodelista"/>
-      </w:pPr>
     </w:p>
     <w:p>
       <w:pPr>
@@ -18057,160 +18305,11 @@
     <w:p>
       <w:pPr>
         <w:pStyle w:val="Ttulo3"/>
-        <w:numPr>
-          <w:ilvl w:val="2"/>
-          <w:numId w:val="27"/>
-        </w:numPr>
-      </w:pPr>
-      <w:bookmarkStart w:id="75" w:name="_Toc233016326"/>
-      <w:bookmarkStart w:id="76" w:name="obtención-de-vectores-discriminantes"/>
-      <w:bookmarkStart w:id="77" w:name="_Toc233066754"/>
+      </w:pPr>
+      <w:bookmarkStart w:id="74" w:name="_Toc233016332"/>
+      <w:bookmarkStart w:id="75" w:name="_Toc233066760"/>
+      <w:bookmarkStart w:id="76" w:name="comparación-entre-lda-y-qda"/>
       <w:bookmarkEnd w:id="73"/>
-      <w:r>
-        <w:t>Obtención de vectores discriminantes</w:t>
-      </w:r>
-      <w:bookmarkEnd w:id="75"/>
-      <w:bookmarkEnd w:id="77"/>
-    </w:p>
-    <w:p>
-      <w:pPr>
-        <w:pStyle w:val="Prrafobase"/>
-      </w:pPr>
-    </w:p>
-    <w:p>
-      <w:pPr>
-        <w:pStyle w:val="Ttulo3"/>
-        <w:numPr>
-          <w:ilvl w:val="2"/>
-          <w:numId w:val="27"/>
-        </w:numPr>
-      </w:pPr>
-      <w:bookmarkStart w:id="78" w:name="_Toc233016327"/>
-      <w:bookmarkStart w:id="79" w:name="clasificación-mediante-lda"/>
-      <w:bookmarkStart w:id="80" w:name="_Toc233066755"/>
-      <w:bookmarkEnd w:id="76"/>
-      <w:r>
-        <w:t>Clasificación mediante LDA</w:t>
-      </w:r>
-      <w:bookmarkEnd w:id="78"/>
-      <w:bookmarkEnd w:id="80"/>
-    </w:p>
-    <w:p>
-      <w:pPr>
-        <w:pStyle w:val="Prrafodelista"/>
-      </w:pPr>
-    </w:p>
-    <w:p>
-      <w:pPr>
-        <w:pStyle w:val="Prrafobase"/>
-      </w:pPr>
-    </w:p>
-    <w:p>
-      <w:pPr>
-        <w:pStyle w:val="Ttulo3"/>
-        <w:numPr>
-          <w:ilvl w:val="2"/>
-          <w:numId w:val="27"/>
-        </w:numPr>
-      </w:pPr>
-      <w:bookmarkStart w:id="81" w:name="_Toc233016328"/>
-      <w:bookmarkStart w:id="82" w:name="supuestos-estadísticos"/>
-      <w:bookmarkStart w:id="83" w:name="_Toc233066756"/>
-      <w:bookmarkEnd w:id="79"/>
-      <w:r>
-        <w:t>Supuestos estadísticos</w:t>
-      </w:r>
-      <w:bookmarkEnd w:id="81"/>
-      <w:bookmarkEnd w:id="83"/>
-    </w:p>
-    <w:p>
-      <w:pPr>
-        <w:pStyle w:val="FirstParagraph"/>
-      </w:pPr>
-    </w:p>
-    <w:p>
-      <w:pPr>
-        <w:pStyle w:val="Ttulo3"/>
-        <w:numPr>
-          <w:ilvl w:val="2"/>
-          <w:numId w:val="27"/>
-        </w:numPr>
-      </w:pPr>
-      <w:bookmarkStart w:id="84" w:name="_Toc233016329"/>
-      <w:bookmarkStart w:id="85" w:name="limitaciones-de-lda"/>
-      <w:bookmarkStart w:id="86" w:name="_Toc233066757"/>
-      <w:bookmarkEnd w:id="82"/>
-      <w:r>
-        <w:t>Limitaciones de LDA</w:t>
-      </w:r>
-      <w:bookmarkEnd w:id="84"/>
-      <w:bookmarkEnd w:id="86"/>
-    </w:p>
-    <w:p>
-      <w:pPr>
-        <w:pStyle w:val="Prrafodelista"/>
-      </w:pPr>
-    </w:p>
-    <w:p>
-      <w:pPr>
-        <w:pStyle w:val="FirstParagraph"/>
-      </w:pPr>
-    </w:p>
-    <w:p>
-      <w:pPr>
-        <w:pStyle w:val="Ttulo3"/>
-        <w:numPr>
-          <w:ilvl w:val="2"/>
-          <w:numId w:val="27"/>
-        </w:numPr>
-      </w:pPr>
-      <w:bookmarkStart w:id="87" w:name="_Toc233016330"/>
-      <w:bookmarkStart w:id="88" w:name="variantes-computacionales-de-lda"/>
-      <w:bookmarkStart w:id="89" w:name="_Toc233066758"/>
-      <w:bookmarkEnd w:id="85"/>
-      <w:r>
-        <w:t>Variantes computacionales de LDA</w:t>
-      </w:r>
-      <w:bookmarkEnd w:id="87"/>
-      <w:bookmarkEnd w:id="89"/>
-    </w:p>
-    <w:p>
-      <w:pPr>
-        <w:pStyle w:val="FirstParagraph"/>
-      </w:pPr>
-    </w:p>
-    <w:p>
-      <w:pPr>
-        <w:pStyle w:val="Ttulo3"/>
-        <w:numPr>
-          <w:ilvl w:val="2"/>
-          <w:numId w:val="27"/>
-        </w:numPr>
-      </w:pPr>
-      <w:bookmarkStart w:id="90" w:name="_Toc233016331"/>
-      <w:bookmarkStart w:id="91" w:name="análisis-discriminante-cuadrático-qda"/>
-      <w:bookmarkStart w:id="92" w:name="_Toc233066759"/>
-      <w:bookmarkEnd w:id="88"/>
-      <w:r>
-        <w:lastRenderedPageBreak/>
-        <w:t>Análisis Discriminante Cuadrático (QDA)</w:t>
-      </w:r>
-      <w:bookmarkEnd w:id="90"/>
-      <w:bookmarkEnd w:id="92"/>
-    </w:p>
-    <w:p>
-      <w:pPr>
-        <w:pStyle w:val="FirstParagraph"/>
-      </w:pPr>
-    </w:p>
-    <w:p>
-      <w:pPr>
-        <w:pStyle w:val="Ttulo3"/>
-      </w:pPr>
-      <w:bookmarkStart w:id="93" w:name="_Toc233016332"/>
-      <w:bookmarkStart w:id="94" w:name="comparación-entre-lda-y-qda"/>
-      <w:bookmarkStart w:id="95" w:name="_Toc233066760"/>
-      <w:bookmarkEnd w:id="91"/>
       <w:r>
         <w:t>2.2.13</w:t>
       </w:r>
@@ -18218,8 +18317,8 @@
         <w:tab/>
         <w:t>Comparación entre LDA y QDA</w:t>
       </w:r>
-      <w:bookmarkEnd w:id="93"/>
-      <w:bookmarkEnd w:id="95"/>
+      <w:bookmarkEnd w:id="74"/>
+      <w:bookmarkEnd w:id="75"/>
     </w:p>
     <w:p>
       <w:pPr>
@@ -18230,11 +18329,11 @@
       <w:pPr>
         <w:pStyle w:val="Ttulo2"/>
       </w:pPr>
-      <w:bookmarkStart w:id="96" w:name="_Toc233016333"/>
-      <w:bookmarkStart w:id="97" w:name="problema-small-sample-size"/>
-      <w:bookmarkStart w:id="98" w:name="_Toc233066761"/>
-      <w:bookmarkEnd w:id="55"/>
-      <w:bookmarkEnd w:id="94"/>
+      <w:bookmarkStart w:id="77" w:name="_Toc233016333"/>
+      <w:bookmarkStart w:id="78" w:name="_Toc233066761"/>
+      <w:bookmarkStart w:id="79" w:name="problema-small-sample-size"/>
+      <w:bookmarkEnd w:id="35"/>
+      <w:bookmarkEnd w:id="76"/>
       <w:r>
         <w:t>2.3</w:t>
       </w:r>
@@ -18242,8 +18341,8 @@
         <w:tab/>
         <w:t>Problema Small Sample Size</w:t>
       </w:r>
-      <w:bookmarkEnd w:id="96"/>
-      <w:bookmarkEnd w:id="98"/>
+      <w:bookmarkEnd w:id="77"/>
+      <w:bookmarkEnd w:id="78"/>
     </w:p>
     <w:p>
       <w:pPr>
@@ -18254,9 +18353,9 @@
       <w:pPr>
         <w:pStyle w:val="Ttulo3"/>
       </w:pPr>
-      <w:bookmarkStart w:id="99" w:name="_Toc233016334"/>
-      <w:bookmarkStart w:id="100" w:name="definición-formal"/>
-      <w:bookmarkStart w:id="101" w:name="_Toc233066762"/>
+      <w:bookmarkStart w:id="80" w:name="_Toc233016334"/>
+      <w:bookmarkStart w:id="81" w:name="_Toc233066762"/>
+      <w:bookmarkStart w:id="82" w:name="definición-formal"/>
       <w:r>
         <w:t>2.3.1</w:t>
       </w:r>
@@ -18264,8 +18363,8 @@
         <w:tab/>
         <w:t>Definición formal</w:t>
       </w:r>
-      <w:bookmarkEnd w:id="99"/>
-      <w:bookmarkEnd w:id="101"/>
+      <w:bookmarkEnd w:id="80"/>
+      <w:bookmarkEnd w:id="81"/>
     </w:p>
     <w:p>
       <w:pPr>
@@ -18276,11 +18375,12 @@
       <w:pPr>
         <w:pStyle w:val="Ttulo3"/>
       </w:pPr>
-      <w:bookmarkStart w:id="102" w:name="_Toc233016335"/>
-      <w:bookmarkStart w:id="103" w:name="singularidad-de-sw"/>
-      <w:bookmarkStart w:id="104" w:name="_Toc233066763"/>
-      <w:bookmarkEnd w:id="100"/>
-      <w:r>
+      <w:bookmarkStart w:id="83" w:name="_Toc233016335"/>
+      <w:bookmarkStart w:id="84" w:name="_Toc233066763"/>
+      <w:bookmarkStart w:id="85" w:name="singularidad-de-sw"/>
+      <w:bookmarkEnd w:id="82"/>
+      <w:r>
+        <w:lastRenderedPageBreak/>
         <w:t>2.3.2</w:t>
       </w:r>
       <w:r>
@@ -18291,8 +18391,8 @@
       <w:r>
         <w:t>Sw</w:t>
       </w:r>
-      <w:bookmarkEnd w:id="102"/>
-      <w:bookmarkEnd w:id="104"/>
+      <w:bookmarkEnd w:id="83"/>
+      <w:bookmarkEnd w:id="84"/>
       <w:proofErr w:type="spellEnd"/>
     </w:p>
     <w:p>
@@ -18307,10 +18407,10 @@
       <w:pPr>
         <w:pStyle w:val="Ttulo3"/>
       </w:pPr>
-      <w:bookmarkStart w:id="105" w:name="_Toc233016336"/>
-      <w:bookmarkStart w:id="106" w:name="impacto-en-lda"/>
-      <w:bookmarkStart w:id="107" w:name="_Toc233066764"/>
-      <w:bookmarkEnd w:id="103"/>
+      <w:bookmarkStart w:id="86" w:name="_Toc233016336"/>
+      <w:bookmarkStart w:id="87" w:name="_Toc233066764"/>
+      <w:bookmarkStart w:id="88" w:name="impacto-en-lda"/>
+      <w:bookmarkEnd w:id="85"/>
       <w:r>
         <w:t>2.3.3</w:t>
       </w:r>
@@ -18318,8 +18418,8 @@
         <w:tab/>
         <w:t>Impacto en LDA</w:t>
       </w:r>
-      <w:bookmarkEnd w:id="105"/>
-      <w:bookmarkEnd w:id="107"/>
+      <w:bookmarkEnd w:id="86"/>
+      <w:bookmarkEnd w:id="87"/>
     </w:p>
     <w:p>
       <w:pPr>
@@ -18333,10 +18433,10 @@
       <w:pPr>
         <w:pStyle w:val="Ttulo3"/>
       </w:pPr>
-      <w:bookmarkStart w:id="108" w:name="_Toc233016337"/>
-      <w:bookmarkStart w:id="109" w:name="estrategias-para-mitigarlo"/>
-      <w:bookmarkStart w:id="110" w:name="_Toc233066765"/>
-      <w:bookmarkEnd w:id="106"/>
+      <w:bookmarkStart w:id="89" w:name="_Toc233016337"/>
+      <w:bookmarkStart w:id="90" w:name="_Toc233066765"/>
+      <w:bookmarkStart w:id="91" w:name="estrategias-para-mitigarlo"/>
+      <w:bookmarkEnd w:id="88"/>
       <w:r>
         <w:t>2.3.4</w:t>
       </w:r>
@@ -18344,8 +18444,8 @@
         <w:tab/>
         <w:t>Estrategias para mitigarlo</w:t>
       </w:r>
-      <w:bookmarkEnd w:id="108"/>
-      <w:bookmarkEnd w:id="110"/>
+      <w:bookmarkEnd w:id="89"/>
+      <w:bookmarkEnd w:id="90"/>
     </w:p>
     <w:p>
       <w:pPr>
@@ -18359,11 +18459,11 @@
       <w:pPr>
         <w:pStyle w:val="Ttulo2"/>
       </w:pPr>
-      <w:bookmarkStart w:id="111" w:name="_Toc233016338"/>
-      <w:bookmarkStart w:id="112" w:name="expansión-polinomial"/>
-      <w:bookmarkStart w:id="113" w:name="_Toc233066766"/>
-      <w:bookmarkEnd w:id="97"/>
-      <w:bookmarkEnd w:id="109"/>
+      <w:bookmarkStart w:id="92" w:name="_Toc233016338"/>
+      <w:bookmarkStart w:id="93" w:name="_Toc233066766"/>
+      <w:bookmarkStart w:id="94" w:name="expansión-polinomial"/>
+      <w:bookmarkEnd w:id="79"/>
+      <w:bookmarkEnd w:id="91"/>
       <w:r>
         <w:t>2.4</w:t>
       </w:r>
@@ -18371,8 +18471,8 @@
         <w:tab/>
         <w:t>Expansión polinomial</w:t>
       </w:r>
-      <w:bookmarkEnd w:id="111"/>
-      <w:bookmarkEnd w:id="113"/>
+      <w:bookmarkEnd w:id="92"/>
+      <w:bookmarkEnd w:id="93"/>
     </w:p>
     <w:p>
       <w:pPr>
@@ -18386,9 +18486,9 @@
       <w:pPr>
         <w:pStyle w:val="Ttulo3"/>
       </w:pPr>
-      <w:bookmarkStart w:id="114" w:name="_Toc233016339"/>
-      <w:bookmarkStart w:id="115" w:name="espacios-de-características"/>
-      <w:bookmarkStart w:id="116" w:name="_Toc233066767"/>
+      <w:bookmarkStart w:id="95" w:name="_Toc233016339"/>
+      <w:bookmarkStart w:id="96" w:name="_Toc233066767"/>
+      <w:bookmarkStart w:id="97" w:name="espacios-de-características"/>
       <w:r>
         <w:t>2.4.1</w:t>
       </w:r>
@@ -18396,8 +18496,8 @@
         <w:tab/>
         <w:t>Espacios de características</w:t>
       </w:r>
-      <w:bookmarkEnd w:id="114"/>
-      <w:bookmarkEnd w:id="116"/>
+      <w:bookmarkEnd w:id="95"/>
+      <w:bookmarkEnd w:id="96"/>
     </w:p>
     <w:p>
       <w:pPr>
@@ -18411,10 +18511,10 @@
       <w:pPr>
         <w:pStyle w:val="Ttulo3"/>
       </w:pPr>
-      <w:bookmarkStart w:id="117" w:name="_Toc233016340"/>
-      <w:bookmarkStart w:id="118" w:name="teorema-de-cover"/>
-      <w:bookmarkStart w:id="119" w:name="_Toc233066768"/>
-      <w:bookmarkEnd w:id="115"/>
+      <w:bookmarkStart w:id="98" w:name="_Toc233016340"/>
+      <w:bookmarkStart w:id="99" w:name="_Toc233066768"/>
+      <w:bookmarkStart w:id="100" w:name="teorema-de-cover"/>
+      <w:bookmarkEnd w:id="97"/>
       <w:r>
         <w:t>2.4.2</w:t>
       </w:r>
@@ -18422,8 +18522,8 @@
         <w:tab/>
         <w:t>Teorema de Cover</w:t>
       </w:r>
-      <w:bookmarkEnd w:id="117"/>
-      <w:bookmarkEnd w:id="119"/>
+      <w:bookmarkEnd w:id="98"/>
+      <w:bookmarkEnd w:id="99"/>
     </w:p>
     <w:p>
       <w:pPr>
@@ -18437,10 +18537,10 @@
       <w:pPr>
         <w:pStyle w:val="Ttulo3"/>
       </w:pPr>
-      <w:bookmarkStart w:id="120" w:name="_Toc233016341"/>
-      <w:bookmarkStart w:id="121" w:name="expansión-polinomial-explícita"/>
-      <w:bookmarkStart w:id="122" w:name="_Toc233066769"/>
-      <w:bookmarkEnd w:id="118"/>
+      <w:bookmarkStart w:id="101" w:name="_Toc233016341"/>
+      <w:bookmarkStart w:id="102" w:name="_Toc233066769"/>
+      <w:bookmarkStart w:id="103" w:name="expansión-polinomial-explícita"/>
+      <w:bookmarkEnd w:id="100"/>
       <w:r>
         <w:t>2.4.3</w:t>
       </w:r>
@@ -18448,8 +18548,8 @@
         <w:tab/>
         <w:t>Expansión polinomial explícita</w:t>
       </w:r>
-      <w:bookmarkEnd w:id="120"/>
-      <w:bookmarkEnd w:id="122"/>
+      <w:bookmarkEnd w:id="101"/>
+      <w:bookmarkEnd w:id="102"/>
     </w:p>
     <w:p>
       <w:pPr>
@@ -18463,10 +18563,10 @@
       <w:pPr>
         <w:pStyle w:val="Ttulo3"/>
       </w:pPr>
-      <w:bookmarkStart w:id="123" w:name="_Toc233016342"/>
-      <w:bookmarkStart w:id="124" w:name="crecimiento-combinatorial"/>
-      <w:bookmarkStart w:id="125" w:name="_Toc233066770"/>
-      <w:bookmarkEnd w:id="121"/>
+      <w:bookmarkStart w:id="104" w:name="_Toc233016342"/>
+      <w:bookmarkStart w:id="105" w:name="_Toc233066770"/>
+      <w:bookmarkStart w:id="106" w:name="crecimiento-combinatorial"/>
+      <w:bookmarkEnd w:id="103"/>
       <w:r>
         <w:t>2.4.4</w:t>
       </w:r>
@@ -18478,8 +18578,8 @@
       <w:r>
         <w:t>combinatorial</w:t>
       </w:r>
-      <w:bookmarkEnd w:id="123"/>
-      <w:bookmarkEnd w:id="125"/>
+      <w:bookmarkEnd w:id="104"/>
+      <w:bookmarkEnd w:id="105"/>
       <w:proofErr w:type="spellEnd"/>
     </w:p>
     <w:p>
@@ -18494,20 +18594,19 @@
       <w:pPr>
         <w:pStyle w:val="Ttulo3"/>
       </w:pPr>
-      <w:bookmarkStart w:id="126" w:name="_Toc233016343"/>
-      <w:bookmarkStart w:id="127" w:name="relación-con-sss"/>
-      <w:bookmarkStart w:id="128" w:name="_Toc233066771"/>
-      <w:bookmarkEnd w:id="124"/>
-      <w:r>
-        <w:lastRenderedPageBreak/>
+      <w:bookmarkStart w:id="107" w:name="_Toc233016343"/>
+      <w:bookmarkStart w:id="108" w:name="_Toc233066771"/>
+      <w:bookmarkStart w:id="109" w:name="relación-con-sss"/>
+      <w:bookmarkEnd w:id="106"/>
+      <w:r>
         <w:t>2.4.5</w:t>
       </w:r>
       <w:r>
         <w:tab/>
         <w:t>Relación con SSS</w:t>
       </w:r>
-      <w:bookmarkEnd w:id="126"/>
-      <w:bookmarkEnd w:id="128"/>
+      <w:bookmarkEnd w:id="107"/>
+      <w:bookmarkEnd w:id="108"/>
     </w:p>
     <w:p>
       <w:pPr>
@@ -18521,11 +18620,11 @@
       <w:pPr>
         <w:pStyle w:val="Ttulo2"/>
       </w:pPr>
-      <w:bookmarkStart w:id="129" w:name="_Toc233016344"/>
-      <w:bookmarkStart w:id="130" w:name="algoritmos-genéticos"/>
-      <w:bookmarkStart w:id="131" w:name="_Toc233066772"/>
-      <w:bookmarkEnd w:id="112"/>
-      <w:bookmarkEnd w:id="127"/>
+      <w:bookmarkStart w:id="110" w:name="_Toc233016344"/>
+      <w:bookmarkStart w:id="111" w:name="_Toc233066772"/>
+      <w:bookmarkStart w:id="112" w:name="algoritmos-genéticos"/>
+      <w:bookmarkEnd w:id="94"/>
+      <w:bookmarkEnd w:id="109"/>
       <w:r>
         <w:t>2.5</w:t>
       </w:r>
@@ -18533,8 +18632,8 @@
         <w:tab/>
         <w:t>Algoritmos genéticos</w:t>
       </w:r>
-      <w:bookmarkEnd w:id="129"/>
-      <w:bookmarkEnd w:id="131"/>
+      <w:bookmarkEnd w:id="110"/>
+      <w:bookmarkEnd w:id="111"/>
     </w:p>
     <w:p>
       <w:pPr>
@@ -18548,9 +18647,9 @@
       <w:pPr>
         <w:pStyle w:val="Ttulo3"/>
       </w:pPr>
-      <w:bookmarkStart w:id="132" w:name="_Toc233016345"/>
-      <w:bookmarkStart w:id="133" w:name="inspiración-biológica"/>
-      <w:bookmarkStart w:id="134" w:name="_Toc233066773"/>
+      <w:bookmarkStart w:id="113" w:name="_Toc233016345"/>
+      <w:bookmarkStart w:id="114" w:name="_Toc233066773"/>
+      <w:bookmarkStart w:id="115" w:name="inspiración-biológica"/>
       <w:r>
         <w:t>2.5.1</w:t>
       </w:r>
@@ -18558,8 +18657,8 @@
         <w:tab/>
         <w:t>Inspiración biológica</w:t>
       </w:r>
-      <w:bookmarkEnd w:id="132"/>
-      <w:bookmarkEnd w:id="134"/>
+      <w:bookmarkEnd w:id="113"/>
+      <w:bookmarkEnd w:id="114"/>
     </w:p>
     <w:p>
       <w:pPr>
@@ -18573,10 +18672,10 @@
       <w:pPr>
         <w:pStyle w:val="Ttulo3"/>
       </w:pPr>
-      <w:bookmarkStart w:id="135" w:name="_Toc233016346"/>
-      <w:bookmarkStart w:id="136" w:name="representación-cromosómica"/>
-      <w:bookmarkStart w:id="137" w:name="_Toc233066774"/>
-      <w:bookmarkEnd w:id="133"/>
+      <w:bookmarkStart w:id="116" w:name="_Toc233016346"/>
+      <w:bookmarkStart w:id="117" w:name="_Toc233066774"/>
+      <w:bookmarkStart w:id="118" w:name="representación-cromosómica"/>
+      <w:bookmarkEnd w:id="115"/>
       <w:r>
         <w:t>2.5.2</w:t>
       </w:r>
@@ -18584,8 +18683,8 @@
         <w:tab/>
         <w:t>Representación cromosómica</w:t>
       </w:r>
-      <w:bookmarkEnd w:id="135"/>
-      <w:bookmarkEnd w:id="137"/>
+      <w:bookmarkEnd w:id="116"/>
+      <w:bookmarkEnd w:id="117"/>
     </w:p>
     <w:p>
       <w:pPr>
@@ -18599,19 +18698,20 @@
       <w:pPr>
         <w:pStyle w:val="Ttulo3"/>
       </w:pPr>
-      <w:bookmarkStart w:id="138" w:name="_Toc233016347"/>
-      <w:bookmarkStart w:id="139" w:name="función-fitness"/>
-      <w:bookmarkStart w:id="140" w:name="_Toc233066775"/>
-      <w:bookmarkEnd w:id="136"/>
-      <w:r>
+      <w:bookmarkStart w:id="119" w:name="_Toc233016347"/>
+      <w:bookmarkStart w:id="120" w:name="_Toc233066775"/>
+      <w:bookmarkStart w:id="121" w:name="función-fitness"/>
+      <w:bookmarkEnd w:id="118"/>
+      <w:r>
+        <w:lastRenderedPageBreak/>
         <w:t>2.5.3</w:t>
       </w:r>
       <w:r>
         <w:tab/>
         <w:t>Función fitness</w:t>
       </w:r>
-      <w:bookmarkEnd w:id="138"/>
-      <w:bookmarkEnd w:id="140"/>
+      <w:bookmarkEnd w:id="119"/>
+      <w:bookmarkEnd w:id="120"/>
     </w:p>
     <w:p>
       <w:pPr>
@@ -18625,10 +18725,10 @@
       <w:pPr>
         <w:pStyle w:val="Ttulo3"/>
       </w:pPr>
-      <w:bookmarkStart w:id="141" w:name="_Toc233016348"/>
-      <w:bookmarkStart w:id="142" w:name="selección"/>
-      <w:bookmarkStart w:id="143" w:name="_Toc233066776"/>
-      <w:bookmarkEnd w:id="139"/>
+      <w:bookmarkStart w:id="122" w:name="_Toc233016348"/>
+      <w:bookmarkStart w:id="123" w:name="_Toc233066776"/>
+      <w:bookmarkStart w:id="124" w:name="selección"/>
+      <w:bookmarkEnd w:id="121"/>
       <w:r>
         <w:t>2.5.4</w:t>
       </w:r>
@@ -18636,8 +18736,8 @@
         <w:tab/>
         <w:t>Selección</w:t>
       </w:r>
-      <w:bookmarkEnd w:id="141"/>
-      <w:bookmarkEnd w:id="143"/>
+      <w:bookmarkEnd w:id="122"/>
+      <w:bookmarkEnd w:id="123"/>
     </w:p>
     <w:p>
       <w:pPr>
@@ -18651,10 +18751,10 @@
       <w:pPr>
         <w:pStyle w:val="Ttulo3"/>
       </w:pPr>
-      <w:bookmarkStart w:id="144" w:name="_Toc233016349"/>
-      <w:bookmarkStart w:id="145" w:name="cruza"/>
-      <w:bookmarkStart w:id="146" w:name="_Toc233066777"/>
-      <w:bookmarkEnd w:id="142"/>
+      <w:bookmarkStart w:id="125" w:name="_Toc233016349"/>
+      <w:bookmarkStart w:id="126" w:name="_Toc233066777"/>
+      <w:bookmarkStart w:id="127" w:name="cruza"/>
+      <w:bookmarkEnd w:id="124"/>
       <w:r>
         <w:t>2.5.5</w:t>
       </w:r>
@@ -18662,8 +18762,8 @@
         <w:tab/>
         <w:t>Cruza</w:t>
       </w:r>
-      <w:bookmarkEnd w:id="144"/>
-      <w:bookmarkEnd w:id="146"/>
+      <w:bookmarkEnd w:id="125"/>
+      <w:bookmarkEnd w:id="126"/>
     </w:p>
     <w:p>
       <w:pPr>
@@ -18677,10 +18777,10 @@
       <w:pPr>
         <w:pStyle w:val="Ttulo3"/>
       </w:pPr>
-      <w:bookmarkStart w:id="147" w:name="_Toc233016350"/>
-      <w:bookmarkStart w:id="148" w:name="mutación"/>
-      <w:bookmarkStart w:id="149" w:name="_Toc233066778"/>
-      <w:bookmarkEnd w:id="145"/>
+      <w:bookmarkStart w:id="128" w:name="_Toc233016350"/>
+      <w:bookmarkStart w:id="129" w:name="_Toc233066778"/>
+      <w:bookmarkStart w:id="130" w:name="mutación"/>
+      <w:bookmarkEnd w:id="127"/>
       <w:r>
         <w:t>2.5.6</w:t>
       </w:r>
@@ -18688,8 +18788,8 @@
         <w:tab/>
         <w:t>Mutación</w:t>
       </w:r>
-      <w:bookmarkEnd w:id="147"/>
-      <w:bookmarkEnd w:id="149"/>
+      <w:bookmarkEnd w:id="128"/>
+      <w:bookmarkEnd w:id="129"/>
     </w:p>
     <w:p>
       <w:pPr>
@@ -18703,10 +18803,10 @@
       <w:pPr>
         <w:pStyle w:val="Ttulo3"/>
       </w:pPr>
-      <w:bookmarkStart w:id="150" w:name="_Toc233016351"/>
-      <w:bookmarkStart w:id="151" w:name="X8605880a15ae821f06f56069101978b8eac3be4"/>
-      <w:bookmarkStart w:id="152" w:name="_Toc233066779"/>
-      <w:bookmarkEnd w:id="148"/>
+      <w:bookmarkStart w:id="131" w:name="_Toc233016351"/>
+      <w:bookmarkStart w:id="132" w:name="_Toc233066779"/>
+      <w:bookmarkStart w:id="133" w:name="X8605880a15ae821f06f56069101978b8eac3be4"/>
+      <w:bookmarkEnd w:id="130"/>
       <w:r>
         <w:t>2.5.7</w:t>
       </w:r>
@@ -18714,8 +18814,8 @@
         <w:tab/>
         <w:t>Aplicaciones en selección de características</w:t>
       </w:r>
-      <w:bookmarkEnd w:id="150"/>
-      <w:bookmarkEnd w:id="152"/>
+      <w:bookmarkEnd w:id="131"/>
+      <w:bookmarkEnd w:id="132"/>
     </w:p>
     <w:p>
       <w:pPr>
@@ -18729,11 +18829,11 @@
       <w:pPr>
         <w:pStyle w:val="Ttulo2"/>
       </w:pPr>
-      <w:bookmarkStart w:id="153" w:name="_Toc233016352"/>
-      <w:bookmarkStart w:id="154" w:name="métodos-kernel"/>
-      <w:bookmarkStart w:id="155" w:name="_Toc233066780"/>
-      <w:bookmarkEnd w:id="130"/>
-      <w:bookmarkEnd w:id="151"/>
+      <w:bookmarkStart w:id="134" w:name="_Toc233016352"/>
+      <w:bookmarkStart w:id="135" w:name="_Toc233066780"/>
+      <w:bookmarkStart w:id="136" w:name="métodos-kernel"/>
+      <w:bookmarkEnd w:id="112"/>
+      <w:bookmarkEnd w:id="133"/>
       <w:r>
         <w:t>2.6</w:t>
       </w:r>
@@ -18745,8 +18845,8 @@
       <w:r>
         <w:t>kernel</w:t>
       </w:r>
-      <w:bookmarkEnd w:id="153"/>
-      <w:bookmarkEnd w:id="155"/>
+      <w:bookmarkEnd w:id="134"/>
+      <w:bookmarkEnd w:id="135"/>
       <w:proofErr w:type="spellEnd"/>
     </w:p>
     <w:p>
@@ -18761,9 +18861,9 @@
       <w:pPr>
         <w:pStyle w:val="Ttulo3"/>
       </w:pPr>
-      <w:bookmarkStart w:id="156" w:name="_Toc233016353"/>
-      <w:bookmarkStart w:id="157" w:name="fundamentos-1"/>
-      <w:bookmarkStart w:id="158" w:name="_Toc233066781"/>
+      <w:bookmarkStart w:id="137" w:name="_Toc233016353"/>
+      <w:bookmarkStart w:id="138" w:name="_Toc233066781"/>
+      <w:bookmarkStart w:id="139" w:name="fundamentos-1"/>
       <w:r>
         <w:t>2.6.1</w:t>
       </w:r>
@@ -18771,8 +18871,8 @@
         <w:tab/>
         <w:t>Fundamentos</w:t>
       </w:r>
-      <w:bookmarkEnd w:id="156"/>
-      <w:bookmarkEnd w:id="158"/>
+      <w:bookmarkEnd w:id="137"/>
+      <w:bookmarkEnd w:id="138"/>
     </w:p>
     <w:p>
       <w:pPr>
@@ -18786,10 +18886,10 @@
       <w:pPr>
         <w:pStyle w:val="Ttulo3"/>
       </w:pPr>
-      <w:bookmarkStart w:id="159" w:name="_Toc233016354"/>
-      <w:bookmarkStart w:id="160" w:name="kernel-trick"/>
-      <w:bookmarkStart w:id="161" w:name="_Toc233066782"/>
-      <w:bookmarkEnd w:id="157"/>
+      <w:bookmarkStart w:id="140" w:name="_Toc233016354"/>
+      <w:bookmarkStart w:id="141" w:name="_Toc233066782"/>
+      <w:bookmarkStart w:id="142" w:name="kernel-trick"/>
+      <w:bookmarkEnd w:id="139"/>
       <w:r>
         <w:t>2.6.2</w:t>
       </w:r>
@@ -18804,8 +18904,8 @@
       <w:r>
         <w:t xml:space="preserve"> Trick</w:t>
       </w:r>
-      <w:bookmarkEnd w:id="159"/>
-      <w:bookmarkEnd w:id="161"/>
+      <w:bookmarkEnd w:id="140"/>
+      <w:bookmarkEnd w:id="141"/>
     </w:p>
     <w:p>
       <w:pPr>
@@ -18819,12 +18919,11 @@
       <w:pPr>
         <w:pStyle w:val="Ttulo3"/>
       </w:pPr>
-      <w:bookmarkStart w:id="162" w:name="_Toc233016355"/>
-      <w:bookmarkStart w:id="163" w:name="funciones-kernel"/>
-      <w:bookmarkStart w:id="164" w:name="_Toc233066783"/>
-      <w:bookmarkEnd w:id="160"/>
-      <w:r>
-        <w:lastRenderedPageBreak/>
+      <w:bookmarkStart w:id="143" w:name="_Toc233016355"/>
+      <w:bookmarkStart w:id="144" w:name="_Toc233066783"/>
+      <w:bookmarkStart w:id="145" w:name="funciones-kernel"/>
+      <w:bookmarkEnd w:id="142"/>
+      <w:r>
         <w:t>2.6.3</w:t>
       </w:r>
       <w:r>
@@ -18835,8 +18934,8 @@
       <w:r>
         <w:t>kernel</w:t>
       </w:r>
-      <w:bookmarkEnd w:id="162"/>
-      <w:bookmarkEnd w:id="164"/>
+      <w:bookmarkEnd w:id="143"/>
+      <w:bookmarkEnd w:id="144"/>
       <w:proofErr w:type="spellEnd"/>
     </w:p>
     <w:p>
@@ -18851,7 +18950,7 @@
       <w:pPr>
         <w:pStyle w:val="Ttulo4"/>
       </w:pPr>
-      <w:bookmarkStart w:id="165" w:name="polinomial"/>
+      <w:bookmarkStart w:id="146" w:name="polinomial"/>
       <w:r>
         <w:t>2.6.3.1</w:t>
       </w:r>
@@ -18872,8 +18971,8 @@
       <w:pPr>
         <w:pStyle w:val="Ttulo4"/>
       </w:pPr>
-      <w:bookmarkStart w:id="166" w:name="gaussiano"/>
-      <w:bookmarkEnd w:id="165"/>
+      <w:bookmarkStart w:id="147" w:name="gaussiano"/>
+      <w:bookmarkEnd w:id="146"/>
       <w:r>
         <w:t>2.6.3.2</w:t>
       </w:r>
@@ -18894,11 +18993,11 @@
       <w:pPr>
         <w:pStyle w:val="Ttulo3"/>
       </w:pPr>
-      <w:bookmarkStart w:id="167" w:name="_Toc233016356"/>
-      <w:bookmarkStart w:id="168" w:name="kfda"/>
-      <w:bookmarkStart w:id="169" w:name="_Toc233066784"/>
-      <w:bookmarkEnd w:id="163"/>
-      <w:bookmarkEnd w:id="166"/>
+      <w:bookmarkStart w:id="148" w:name="_Toc233016356"/>
+      <w:bookmarkStart w:id="149" w:name="_Toc233066784"/>
+      <w:bookmarkStart w:id="150" w:name="kfda"/>
+      <w:bookmarkEnd w:id="145"/>
+      <w:bookmarkEnd w:id="147"/>
       <w:r>
         <w:t>2.6.4</w:t>
       </w:r>
@@ -18906,8 +19005,8 @@
         <w:tab/>
         <w:t>KFDA</w:t>
       </w:r>
-      <w:bookmarkEnd w:id="167"/>
-      <w:bookmarkEnd w:id="169"/>
+      <w:bookmarkEnd w:id="148"/>
+      <w:bookmarkEnd w:id="149"/>
     </w:p>
     <w:p>
       <w:pPr>
@@ -18921,19 +19020,20 @@
       <w:pPr>
         <w:pStyle w:val="Ttulo3"/>
       </w:pPr>
-      <w:bookmarkStart w:id="170" w:name="_Toc233016357"/>
-      <w:bookmarkStart w:id="171" w:name="ventajas-y-limitaciones"/>
-      <w:bookmarkStart w:id="172" w:name="_Toc233066785"/>
-      <w:bookmarkEnd w:id="168"/>
-      <w:r>
+      <w:bookmarkStart w:id="151" w:name="_Toc233016357"/>
+      <w:bookmarkStart w:id="152" w:name="_Toc233066785"/>
+      <w:bookmarkStart w:id="153" w:name="ventajas-y-limitaciones"/>
+      <w:bookmarkEnd w:id="150"/>
+      <w:r>
+        <w:lastRenderedPageBreak/>
         <w:t>2.6.5</w:t>
       </w:r>
       <w:r>
         <w:tab/>
         <w:t>Ventajas y limitaciones</w:t>
       </w:r>
-      <w:bookmarkEnd w:id="170"/>
-      <w:bookmarkEnd w:id="172"/>
+      <w:bookmarkEnd w:id="151"/>
+      <w:bookmarkEnd w:id="152"/>
     </w:p>
     <w:p>
       <w:pPr>
@@ -18947,11 +19047,11 @@
       <w:pPr>
         <w:pStyle w:val="Ttulo2"/>
       </w:pPr>
-      <w:bookmarkStart w:id="173" w:name="_Toc233016358"/>
-      <w:bookmarkStart w:id="174" w:name="máquinas-de-soporte-vectorial"/>
-      <w:bookmarkStart w:id="175" w:name="_Toc233066786"/>
-      <w:bookmarkEnd w:id="154"/>
-      <w:bookmarkEnd w:id="171"/>
+      <w:bookmarkStart w:id="154" w:name="_Toc233016358"/>
+      <w:bookmarkStart w:id="155" w:name="_Toc233066786"/>
+      <w:bookmarkStart w:id="156" w:name="máquinas-de-soporte-vectorial"/>
+      <w:bookmarkEnd w:id="136"/>
+      <w:bookmarkEnd w:id="153"/>
       <w:r>
         <w:t>2.7</w:t>
       </w:r>
@@ -18959,8 +19059,8 @@
         <w:tab/>
         <w:t>Máquinas de Soporte Vectorial</w:t>
       </w:r>
-      <w:bookmarkEnd w:id="173"/>
-      <w:bookmarkEnd w:id="175"/>
+      <w:bookmarkEnd w:id="154"/>
+      <w:bookmarkEnd w:id="155"/>
     </w:p>
     <w:p>
       <w:pPr>
@@ -18974,9 +19074,9 @@
       <w:pPr>
         <w:pStyle w:val="Ttulo3"/>
       </w:pPr>
-      <w:bookmarkStart w:id="176" w:name="_Toc233016359"/>
-      <w:bookmarkStart w:id="177" w:name="fundamentos-2"/>
-      <w:bookmarkStart w:id="178" w:name="_Toc233066787"/>
+      <w:bookmarkStart w:id="157" w:name="_Toc233016359"/>
+      <w:bookmarkStart w:id="158" w:name="_Toc233066787"/>
+      <w:bookmarkStart w:id="159" w:name="fundamentos-2"/>
       <w:r>
         <w:t>2.7.1</w:t>
       </w:r>
@@ -18984,8 +19084,8 @@
         <w:tab/>
         <w:t>Fundamentos</w:t>
       </w:r>
-      <w:bookmarkEnd w:id="176"/>
-      <w:bookmarkEnd w:id="178"/>
+      <w:bookmarkEnd w:id="157"/>
+      <w:bookmarkEnd w:id="158"/>
     </w:p>
     <w:p>
       <w:pPr>
@@ -18999,10 +19099,10 @@
       <w:pPr>
         <w:pStyle w:val="Ttulo3"/>
       </w:pPr>
-      <w:bookmarkStart w:id="179" w:name="_Toc233016360"/>
-      <w:bookmarkStart w:id="180" w:name="margen-máximo"/>
-      <w:bookmarkStart w:id="181" w:name="_Toc233066788"/>
-      <w:bookmarkEnd w:id="177"/>
+      <w:bookmarkStart w:id="160" w:name="_Toc233016360"/>
+      <w:bookmarkStart w:id="161" w:name="_Toc233066788"/>
+      <w:bookmarkStart w:id="162" w:name="margen-máximo"/>
+      <w:bookmarkEnd w:id="159"/>
       <w:r>
         <w:t>2.7.2</w:t>
       </w:r>
@@ -19010,8 +19110,8 @@
         <w:tab/>
         <w:t>Margen máximo</w:t>
       </w:r>
-      <w:bookmarkEnd w:id="179"/>
-      <w:bookmarkEnd w:id="181"/>
+      <w:bookmarkEnd w:id="160"/>
+      <w:bookmarkEnd w:id="161"/>
     </w:p>
     <w:p>
       <w:pPr>
@@ -19025,10 +19125,10 @@
       <w:pPr>
         <w:pStyle w:val="Ttulo3"/>
       </w:pPr>
-      <w:bookmarkStart w:id="182" w:name="_Toc233016361"/>
-      <w:bookmarkStart w:id="183" w:name="svm-polinomial"/>
-      <w:bookmarkStart w:id="184" w:name="_Toc233066789"/>
-      <w:bookmarkEnd w:id="180"/>
+      <w:bookmarkStart w:id="163" w:name="_Toc233016361"/>
+      <w:bookmarkStart w:id="164" w:name="_Toc233066789"/>
+      <w:bookmarkStart w:id="165" w:name="svm-polinomial"/>
+      <w:bookmarkEnd w:id="162"/>
       <w:r>
         <w:t>2.7.3</w:t>
       </w:r>
@@ -19036,8 +19136,8 @@
         <w:tab/>
         <w:t>SVM polinomial</w:t>
       </w:r>
-      <w:bookmarkEnd w:id="182"/>
-      <w:bookmarkEnd w:id="184"/>
+      <w:bookmarkEnd w:id="163"/>
+      <w:bookmarkEnd w:id="164"/>
     </w:p>
     <w:p>
       <w:pPr>
@@ -19051,10 +19151,10 @@
       <w:pPr>
         <w:pStyle w:val="Ttulo3"/>
       </w:pPr>
-      <w:bookmarkStart w:id="185" w:name="_Toc233016362"/>
-      <w:bookmarkStart w:id="186" w:name="svm-rbf"/>
-      <w:bookmarkStart w:id="187" w:name="_Toc233066790"/>
-      <w:bookmarkEnd w:id="183"/>
+      <w:bookmarkStart w:id="166" w:name="_Toc233016362"/>
+      <w:bookmarkStart w:id="167" w:name="_Toc233066790"/>
+      <w:bookmarkStart w:id="168" w:name="svm-rbf"/>
+      <w:bookmarkEnd w:id="165"/>
       <w:r>
         <w:t>2.7.4</w:t>
       </w:r>
@@ -19062,8 +19162,8 @@
         <w:tab/>
         <w:t>SVM RBF</w:t>
       </w:r>
-      <w:bookmarkEnd w:id="185"/>
-      <w:bookmarkEnd w:id="187"/>
+      <w:bookmarkEnd w:id="166"/>
+      <w:bookmarkEnd w:id="167"/>
     </w:p>
     <w:p>
       <w:pPr>
@@ -19077,11 +19177,11 @@
       <w:pPr>
         <w:pStyle w:val="Ttulo2"/>
       </w:pPr>
-      <w:bookmarkStart w:id="188" w:name="_Toc233016363"/>
-      <w:bookmarkStart w:id="189" w:name="métricas-de-clasificación"/>
-      <w:bookmarkStart w:id="190" w:name="_Toc233066791"/>
-      <w:bookmarkEnd w:id="174"/>
-      <w:bookmarkEnd w:id="186"/>
+      <w:bookmarkStart w:id="169" w:name="_Toc233016363"/>
+      <w:bookmarkStart w:id="170" w:name="_Toc233066791"/>
+      <w:bookmarkStart w:id="171" w:name="métricas-de-clasificación"/>
+      <w:bookmarkEnd w:id="156"/>
+      <w:bookmarkEnd w:id="168"/>
       <w:r>
         <w:t>2.8</w:t>
       </w:r>
@@ -19089,8 +19189,8 @@
         <w:tab/>
         <w:t>Métricas de clasificación</w:t>
       </w:r>
-      <w:bookmarkEnd w:id="188"/>
-      <w:bookmarkEnd w:id="190"/>
+      <w:bookmarkEnd w:id="169"/>
+      <w:bookmarkEnd w:id="170"/>
     </w:p>
     <w:p>
       <w:pPr>
@@ -19104,9 +19204,9 @@
       <w:pPr>
         <w:pStyle w:val="Ttulo3"/>
       </w:pPr>
-      <w:bookmarkStart w:id="191" w:name="_Toc233016364"/>
-      <w:bookmarkStart w:id="192" w:name="matriz-de-confusión"/>
-      <w:bookmarkStart w:id="193" w:name="_Toc233066792"/>
+      <w:bookmarkStart w:id="172" w:name="_Toc233016364"/>
+      <w:bookmarkStart w:id="173" w:name="_Toc233066792"/>
+      <w:bookmarkStart w:id="174" w:name="matriz-de-confusión"/>
       <w:r>
         <w:t>2.8.1</w:t>
       </w:r>
@@ -19114,8 +19214,8 @@
         <w:tab/>
         <w:t>Matriz de confusión</w:t>
       </w:r>
-      <w:bookmarkEnd w:id="191"/>
-      <w:bookmarkEnd w:id="193"/>
+      <w:bookmarkEnd w:id="172"/>
+      <w:bookmarkEnd w:id="173"/>
     </w:p>
     <w:p>
       <w:pPr>
@@ -19129,12 +19229,11 @@
       <w:pPr>
         <w:pStyle w:val="Ttulo3"/>
       </w:pPr>
-      <w:bookmarkStart w:id="194" w:name="_Toc233016365"/>
-      <w:bookmarkStart w:id="195" w:name="accuracy"/>
-      <w:bookmarkStart w:id="196" w:name="_Toc233066793"/>
-      <w:bookmarkEnd w:id="192"/>
-      <w:r>
-        <w:lastRenderedPageBreak/>
+      <w:bookmarkStart w:id="175" w:name="_Toc233016365"/>
+      <w:bookmarkStart w:id="176" w:name="_Toc233066793"/>
+      <w:bookmarkStart w:id="177" w:name="accuracy"/>
+      <w:bookmarkEnd w:id="174"/>
+      <w:r>
         <w:t>2.8.2</w:t>
       </w:r>
       <w:r>
@@ -19144,8 +19243,8 @@
       <w:r>
         <w:t>Accuracy</w:t>
       </w:r>
-      <w:bookmarkEnd w:id="194"/>
-      <w:bookmarkEnd w:id="196"/>
+      <w:bookmarkEnd w:id="175"/>
+      <w:bookmarkEnd w:id="176"/>
       <w:proofErr w:type="spellEnd"/>
     </w:p>
     <w:p>
@@ -19160,10 +19259,10 @@
       <w:pPr>
         <w:pStyle w:val="Ttulo3"/>
       </w:pPr>
-      <w:bookmarkStart w:id="197" w:name="_Toc233016366"/>
-      <w:bookmarkStart w:id="198" w:name="precision"/>
-      <w:bookmarkStart w:id="199" w:name="_Toc233066794"/>
-      <w:bookmarkEnd w:id="195"/>
+      <w:bookmarkStart w:id="178" w:name="_Toc233016366"/>
+      <w:bookmarkStart w:id="179" w:name="_Toc233066794"/>
+      <w:bookmarkStart w:id="180" w:name="precision"/>
+      <w:bookmarkEnd w:id="177"/>
       <w:r>
         <w:t>2.8.3</w:t>
       </w:r>
@@ -19174,8 +19273,8 @@
       <w:r>
         <w:t>Precision</w:t>
       </w:r>
-      <w:bookmarkEnd w:id="197"/>
-      <w:bookmarkEnd w:id="199"/>
+      <w:bookmarkEnd w:id="178"/>
+      <w:bookmarkEnd w:id="179"/>
       <w:proofErr w:type="spellEnd"/>
     </w:p>
     <w:p>
@@ -19190,10 +19289,10 @@
       <w:pPr>
         <w:pStyle w:val="Ttulo3"/>
       </w:pPr>
-      <w:bookmarkStart w:id="200" w:name="_Toc233016367"/>
-      <w:bookmarkStart w:id="201" w:name="recall"/>
-      <w:bookmarkStart w:id="202" w:name="_Toc233066795"/>
-      <w:bookmarkEnd w:id="198"/>
+      <w:bookmarkStart w:id="181" w:name="_Toc233016367"/>
+      <w:bookmarkStart w:id="182" w:name="_Toc233066795"/>
+      <w:bookmarkStart w:id="183" w:name="recall"/>
+      <w:bookmarkEnd w:id="180"/>
       <w:r>
         <w:t>2.8.4</w:t>
       </w:r>
@@ -19204,8 +19303,8 @@
       <w:r>
         <w:t>Recall</w:t>
       </w:r>
-      <w:bookmarkEnd w:id="200"/>
-      <w:bookmarkEnd w:id="202"/>
+      <w:bookmarkEnd w:id="181"/>
+      <w:bookmarkEnd w:id="182"/>
       <w:proofErr w:type="spellEnd"/>
     </w:p>
     <w:p>
@@ -19220,10 +19319,10 @@
       <w:pPr>
         <w:pStyle w:val="Ttulo3"/>
       </w:pPr>
-      <w:bookmarkStart w:id="203" w:name="_Toc233016368"/>
-      <w:bookmarkStart w:id="204" w:name="f1-score"/>
-      <w:bookmarkStart w:id="205" w:name="_Toc233066796"/>
-      <w:bookmarkEnd w:id="201"/>
+      <w:bookmarkStart w:id="184" w:name="_Toc233016368"/>
+      <w:bookmarkStart w:id="185" w:name="_Toc233066796"/>
+      <w:bookmarkStart w:id="186" w:name="f1-score"/>
+      <w:bookmarkEnd w:id="183"/>
       <w:r>
         <w:t>2.8.5</w:t>
       </w:r>
@@ -19231,8 +19330,8 @@
         <w:tab/>
         <w:t>F1-score</w:t>
       </w:r>
-      <w:bookmarkEnd w:id="203"/>
-      <w:bookmarkEnd w:id="205"/>
+      <w:bookmarkEnd w:id="184"/>
+      <w:bookmarkEnd w:id="185"/>
     </w:p>
     <w:p>
       <w:pPr>
@@ -19246,13 +19345,14 @@
       <w:pPr>
         <w:pStyle w:val="Ttulo1"/>
       </w:pPr>
-      <w:bookmarkStart w:id="206" w:name="_Toc233016369"/>
-      <w:bookmarkStart w:id="207" w:name="capítulo-3.-estado-del-arte"/>
-      <w:bookmarkStart w:id="208" w:name="_Toc233066797"/>
-      <w:bookmarkEnd w:id="31"/>
-      <w:bookmarkEnd w:id="189"/>
-      <w:bookmarkEnd w:id="204"/>
-      <w:r>
+      <w:bookmarkStart w:id="187" w:name="_Toc233016369"/>
+      <w:bookmarkStart w:id="188" w:name="_Toc233066797"/>
+      <w:bookmarkStart w:id="189" w:name="capítulo-3.-estado-del-arte"/>
+      <w:bookmarkEnd w:id="32"/>
+      <w:bookmarkEnd w:id="171"/>
+      <w:bookmarkEnd w:id="186"/>
+      <w:r>
+        <w:lastRenderedPageBreak/>
         <w:t>3</w:t>
       </w:r>
       <w:r>
@@ -19266,8 +19366,8 @@
       <w:r>
         <w:t xml:space="preserve"> 3. Estado del Arte</w:t>
       </w:r>
-      <w:bookmarkEnd w:id="206"/>
-      <w:bookmarkEnd w:id="208"/>
+      <w:bookmarkEnd w:id="187"/>
+      <w:bookmarkEnd w:id="188"/>
     </w:p>
     <w:p>
       <w:pPr>
@@ -19281,9 +19381,9 @@
       <w:pPr>
         <w:pStyle w:val="Ttulo2"/>
       </w:pPr>
-      <w:bookmarkStart w:id="209" w:name="_Toc233016370"/>
-      <w:bookmarkStart w:id="210" w:name="X72fac63a73a1c1da5fc90463a48c6766cb7a5f0"/>
-      <w:bookmarkStart w:id="211" w:name="_Toc233066798"/>
+      <w:bookmarkStart w:id="190" w:name="_Toc233016370"/>
+      <w:bookmarkStart w:id="191" w:name="_Toc233066798"/>
+      <w:bookmarkStart w:id="192" w:name="X72fac63a73a1c1da5fc90463a48c6766cb7a5f0"/>
       <w:r>
         <w:t>3.1</w:t>
       </w:r>
@@ -19291,8 +19391,8 @@
         <w:tab/>
         <w:t>Variantes lineales del análisis discriminante</w:t>
       </w:r>
-      <w:bookmarkEnd w:id="209"/>
-      <w:bookmarkEnd w:id="211"/>
+      <w:bookmarkEnd w:id="190"/>
+      <w:bookmarkEnd w:id="191"/>
     </w:p>
     <w:p>
       <w:pPr>
@@ -19306,9 +19406,9 @@
       <w:pPr>
         <w:pStyle w:val="Ttulo3"/>
       </w:pPr>
-      <w:bookmarkStart w:id="212" w:name="_Toc233016371"/>
-      <w:bookmarkStart w:id="213" w:name="regularized-lda"/>
-      <w:bookmarkStart w:id="214" w:name="_Toc233066799"/>
+      <w:bookmarkStart w:id="193" w:name="_Toc233016371"/>
+      <w:bookmarkStart w:id="194" w:name="_Toc233066799"/>
+      <w:bookmarkStart w:id="195" w:name="regularized-lda"/>
       <w:r>
         <w:t>3.1.1</w:t>
       </w:r>
@@ -19323,8 +19423,8 @@
       <w:r>
         <w:t xml:space="preserve"> LDA</w:t>
       </w:r>
-      <w:bookmarkEnd w:id="212"/>
-      <w:bookmarkEnd w:id="214"/>
+      <w:bookmarkEnd w:id="193"/>
+      <w:bookmarkEnd w:id="194"/>
     </w:p>
     <w:p>
       <w:pPr>
@@ -19341,10 +19441,10 @@
           <w:lang w:val="en-US"/>
         </w:rPr>
       </w:pPr>
-      <w:bookmarkStart w:id="215" w:name="_Toc233016372"/>
-      <w:bookmarkStart w:id="216" w:name="two-stage-lda"/>
-      <w:bookmarkStart w:id="217" w:name="_Toc233066800"/>
-      <w:bookmarkEnd w:id="213"/>
+      <w:bookmarkStart w:id="196" w:name="_Toc233016372"/>
+      <w:bookmarkStart w:id="197" w:name="_Toc233066800"/>
+      <w:bookmarkStart w:id="198" w:name="two-stage-lda"/>
+      <w:bookmarkEnd w:id="195"/>
       <w:r>
         <w:rPr>
           <w:lang w:val="en-US"/>
@@ -19358,8 +19458,8 @@
         <w:tab/>
         <w:t>Two-Stage LDA</w:t>
       </w:r>
-      <w:bookmarkEnd w:id="215"/>
-      <w:bookmarkEnd w:id="217"/>
+      <w:bookmarkEnd w:id="196"/>
+      <w:bookmarkEnd w:id="197"/>
     </w:p>
     <w:p>
       <w:pPr>
@@ -19373,10 +19473,10 @@
           <w:lang w:val="en-US"/>
         </w:rPr>
       </w:pPr>
-      <w:bookmarkStart w:id="218" w:name="_Toc233016373"/>
-      <w:bookmarkStart w:id="219" w:name="variantes-lineales-relevantes"/>
-      <w:bookmarkStart w:id="220" w:name="_Toc233066801"/>
-      <w:bookmarkEnd w:id="216"/>
+      <w:bookmarkStart w:id="199" w:name="_Toc233016373"/>
+      <w:bookmarkStart w:id="200" w:name="_Toc233066801"/>
+      <w:bookmarkStart w:id="201" w:name="variantes-lineales-relevantes"/>
+      <w:bookmarkEnd w:id="198"/>
       <w:r>
         <w:rPr>
           <w:lang w:val="en-US"/>
@@ -19424,8 +19524,8 @@
         </w:rPr>
         <w:t>relevantes</w:t>
       </w:r>
-      <w:bookmarkEnd w:id="218"/>
-      <w:bookmarkEnd w:id="220"/>
+      <w:bookmarkEnd w:id="199"/>
+      <w:bookmarkEnd w:id="200"/>
       <w:proofErr w:type="spellEnd"/>
     </w:p>
     <w:p>
@@ -19437,11 +19537,11 @@
       <w:pPr>
         <w:pStyle w:val="Ttulo2"/>
       </w:pPr>
-      <w:bookmarkStart w:id="221" w:name="_Toc233016374"/>
-      <w:bookmarkStart w:id="222" w:name="métodos-kernel-para-clasificación"/>
-      <w:bookmarkStart w:id="223" w:name="_Toc233066802"/>
-      <w:bookmarkEnd w:id="210"/>
-      <w:bookmarkEnd w:id="219"/>
+      <w:bookmarkStart w:id="202" w:name="_Toc233016374"/>
+      <w:bookmarkStart w:id="203" w:name="_Toc233066802"/>
+      <w:bookmarkStart w:id="204" w:name="métodos-kernel-para-clasificación"/>
+      <w:bookmarkEnd w:id="192"/>
+      <w:bookmarkEnd w:id="201"/>
       <w:r>
         <w:t>3.2</w:t>
       </w:r>
@@ -19457,8 +19557,8 @@
       <w:r>
         <w:t xml:space="preserve"> para clasificación</w:t>
       </w:r>
-      <w:bookmarkEnd w:id="221"/>
-      <w:bookmarkEnd w:id="223"/>
+      <w:bookmarkEnd w:id="202"/>
+      <w:bookmarkEnd w:id="203"/>
     </w:p>
     <w:p>
       <w:pPr>
@@ -19472,9 +19572,9 @@
       <w:pPr>
         <w:pStyle w:val="Ttulo3"/>
       </w:pPr>
-      <w:bookmarkStart w:id="224" w:name="_Toc233016375"/>
-      <w:bookmarkStart w:id="225" w:name="kernel-pca"/>
-      <w:bookmarkStart w:id="226" w:name="_Toc233066803"/>
+      <w:bookmarkStart w:id="205" w:name="_Toc233016375"/>
+      <w:bookmarkStart w:id="206" w:name="_Toc233066803"/>
+      <w:bookmarkStart w:id="207" w:name="kernel-pca"/>
       <w:r>
         <w:t>3.2.1</w:t>
       </w:r>
@@ -19489,8 +19589,8 @@
       <w:r>
         <w:t xml:space="preserve"> PCA</w:t>
       </w:r>
-      <w:bookmarkEnd w:id="224"/>
-      <w:bookmarkEnd w:id="226"/>
+      <w:bookmarkEnd w:id="205"/>
+      <w:bookmarkEnd w:id="206"/>
     </w:p>
     <w:p>
       <w:pPr>
@@ -19504,10 +19604,10 @@
       <w:pPr>
         <w:pStyle w:val="Ttulo3"/>
       </w:pPr>
-      <w:bookmarkStart w:id="227" w:name="_Toc233016376"/>
-      <w:bookmarkStart w:id="228" w:name="kfda-1"/>
-      <w:bookmarkStart w:id="229" w:name="_Toc233066804"/>
-      <w:bookmarkEnd w:id="225"/>
+      <w:bookmarkStart w:id="208" w:name="_Toc233016376"/>
+      <w:bookmarkStart w:id="209" w:name="_Toc233066804"/>
+      <w:bookmarkStart w:id="210" w:name="kfda-1"/>
+      <w:bookmarkEnd w:id="207"/>
       <w:r>
         <w:t>3.2.2</w:t>
       </w:r>
@@ -19515,8 +19615,8 @@
         <w:tab/>
         <w:t>KFDA</w:t>
       </w:r>
-      <w:bookmarkEnd w:id="227"/>
-      <w:bookmarkEnd w:id="229"/>
+      <w:bookmarkEnd w:id="208"/>
+      <w:bookmarkEnd w:id="209"/>
     </w:p>
     <w:p>
       <w:pPr>
@@ -19530,20 +19630,19 @@
       <w:pPr>
         <w:pStyle w:val="Ttulo3"/>
       </w:pPr>
-      <w:bookmarkStart w:id="230" w:name="_Toc233016377"/>
-      <w:bookmarkStart w:id="231" w:name="svm-polinomial-1"/>
-      <w:bookmarkStart w:id="232" w:name="_Toc233066805"/>
-      <w:bookmarkEnd w:id="228"/>
-      <w:r>
-        <w:lastRenderedPageBreak/>
+      <w:bookmarkStart w:id="211" w:name="_Toc233016377"/>
+      <w:bookmarkStart w:id="212" w:name="_Toc233066805"/>
+      <w:bookmarkStart w:id="213" w:name="svm-polinomial-1"/>
+      <w:bookmarkEnd w:id="210"/>
+      <w:r>
         <w:t>3.2.3</w:t>
       </w:r>
       <w:r>
         <w:tab/>
         <w:t>SVM Polinomial</w:t>
       </w:r>
-      <w:bookmarkEnd w:id="230"/>
-      <w:bookmarkEnd w:id="232"/>
+      <w:bookmarkEnd w:id="211"/>
+      <w:bookmarkEnd w:id="212"/>
     </w:p>
     <w:p>
       <w:pPr>
@@ -19557,10 +19656,10 @@
       <w:pPr>
         <w:pStyle w:val="Ttulo3"/>
       </w:pPr>
-      <w:bookmarkStart w:id="233" w:name="_Toc233016378"/>
-      <w:bookmarkStart w:id="234" w:name="svm-rbf-1"/>
-      <w:bookmarkStart w:id="235" w:name="_Toc233066806"/>
-      <w:bookmarkEnd w:id="231"/>
+      <w:bookmarkStart w:id="214" w:name="_Toc233016378"/>
+      <w:bookmarkStart w:id="215" w:name="_Toc233066806"/>
+      <w:bookmarkStart w:id="216" w:name="svm-rbf-1"/>
+      <w:bookmarkEnd w:id="213"/>
       <w:r>
         <w:t>3.2.4</w:t>
       </w:r>
@@ -19568,8 +19667,8 @@
         <w:tab/>
         <w:t>SVM RBF</w:t>
       </w:r>
-      <w:bookmarkEnd w:id="233"/>
-      <w:bookmarkEnd w:id="235"/>
+      <w:bookmarkEnd w:id="214"/>
+      <w:bookmarkEnd w:id="215"/>
     </w:p>
     <w:p>
       <w:pPr>
@@ -19583,11 +19682,11 @@
       <w:pPr>
         <w:pStyle w:val="Ttulo2"/>
       </w:pPr>
-      <w:bookmarkStart w:id="236" w:name="_Toc233016379"/>
-      <w:bookmarkStart w:id="237" w:name="Xe7307106e4d5f2520de69bd8f877f8022cbdc86"/>
-      <w:bookmarkStart w:id="238" w:name="_Toc233066807"/>
-      <w:bookmarkEnd w:id="222"/>
-      <w:bookmarkEnd w:id="234"/>
+      <w:bookmarkStart w:id="217" w:name="_Toc233016379"/>
+      <w:bookmarkStart w:id="218" w:name="_Toc233066807"/>
+      <w:bookmarkStart w:id="219" w:name="Xe7307106e4d5f2520de69bd8f877f8022cbdc86"/>
+      <w:bookmarkEnd w:id="204"/>
+      <w:bookmarkEnd w:id="216"/>
       <w:r>
         <w:t>3.3</w:t>
       </w:r>
@@ -19595,8 +19694,8 @@
         <w:tab/>
         <w:t>Selección de características basada en algoritmos evolutivos</w:t>
       </w:r>
-      <w:bookmarkEnd w:id="236"/>
-      <w:bookmarkEnd w:id="238"/>
+      <w:bookmarkEnd w:id="217"/>
+      <w:bookmarkEnd w:id="218"/>
     </w:p>
     <w:p>
       <w:pPr>
@@ -19610,9 +19709,9 @@
       <w:pPr>
         <w:pStyle w:val="Ttulo3"/>
       </w:pPr>
-      <w:bookmarkStart w:id="239" w:name="_Toc233016380"/>
-      <w:bookmarkStart w:id="240" w:name="ga-para-selección-de-variables"/>
-      <w:bookmarkStart w:id="241" w:name="_Toc233066808"/>
+      <w:bookmarkStart w:id="220" w:name="_Toc233016380"/>
+      <w:bookmarkStart w:id="221" w:name="_Toc233066808"/>
+      <w:bookmarkStart w:id="222" w:name="ga-para-selección-de-variables"/>
       <w:r>
         <w:t>3.3.1</w:t>
       </w:r>
@@ -19620,8 +19719,8 @@
         <w:tab/>
         <w:t>GA para selección de variables</w:t>
       </w:r>
-      <w:bookmarkEnd w:id="239"/>
-      <w:bookmarkEnd w:id="241"/>
+      <w:bookmarkEnd w:id="220"/>
+      <w:bookmarkEnd w:id="221"/>
     </w:p>
     <w:p>
       <w:pPr>
@@ -19635,19 +19734,20 @@
       <w:pPr>
         <w:pStyle w:val="Ttulo3"/>
       </w:pPr>
-      <w:bookmarkStart w:id="242" w:name="_Toc233016381"/>
-      <w:bookmarkStart w:id="243" w:name="ga-lda"/>
-      <w:bookmarkStart w:id="244" w:name="_Toc233066809"/>
-      <w:bookmarkEnd w:id="240"/>
-      <w:r>
+      <w:bookmarkStart w:id="223" w:name="_Toc233016381"/>
+      <w:bookmarkStart w:id="224" w:name="_Toc233066809"/>
+      <w:bookmarkStart w:id="225" w:name="ga-lda"/>
+      <w:bookmarkEnd w:id="222"/>
+      <w:r>
+        <w:lastRenderedPageBreak/>
         <w:t>3.3.2</w:t>
       </w:r>
       <w:r>
         <w:tab/>
         <w:t>GA + LDA</w:t>
       </w:r>
-      <w:bookmarkEnd w:id="242"/>
-      <w:bookmarkEnd w:id="244"/>
+      <w:bookmarkEnd w:id="223"/>
+      <w:bookmarkEnd w:id="224"/>
     </w:p>
     <w:p>
       <w:pPr>
@@ -19661,10 +19761,10 @@
       <w:pPr>
         <w:pStyle w:val="Ttulo3"/>
       </w:pPr>
-      <w:bookmarkStart w:id="245" w:name="_Toc233016382"/>
-      <w:bookmarkStart w:id="246" w:name="métodos-híbridos"/>
-      <w:bookmarkStart w:id="247" w:name="_Toc233066810"/>
-      <w:bookmarkEnd w:id="243"/>
+      <w:bookmarkStart w:id="226" w:name="_Toc233016382"/>
+      <w:bookmarkStart w:id="227" w:name="_Toc233066810"/>
+      <w:bookmarkStart w:id="228" w:name="métodos-híbridos"/>
+      <w:bookmarkEnd w:id="225"/>
       <w:r>
         <w:t>3.3.3</w:t>
       </w:r>
@@ -19672,8 +19772,8 @@
         <w:tab/>
         <w:t>Métodos híbridos</w:t>
       </w:r>
-      <w:bookmarkEnd w:id="245"/>
-      <w:bookmarkEnd w:id="247"/>
+      <w:bookmarkEnd w:id="226"/>
+      <w:bookmarkEnd w:id="227"/>
     </w:p>
     <w:p>
       <w:pPr>
@@ -19687,10 +19787,10 @@
       <w:pPr>
         <w:pStyle w:val="Ttulo3"/>
       </w:pPr>
-      <w:bookmarkStart w:id="248" w:name="_Toc233016383"/>
-      <w:bookmarkStart w:id="249" w:name="gpda-y-trabajos-relacionados"/>
-      <w:bookmarkStart w:id="250" w:name="_Toc233066811"/>
-      <w:bookmarkEnd w:id="246"/>
+      <w:bookmarkStart w:id="229" w:name="_Toc233016383"/>
+      <w:bookmarkStart w:id="230" w:name="_Toc233066811"/>
+      <w:bookmarkStart w:id="231" w:name="gpda-y-trabajos-relacionados"/>
+      <w:bookmarkEnd w:id="228"/>
       <w:r>
         <w:t>3.3.4</w:t>
       </w:r>
@@ -19698,8 +19798,8 @@
         <w:tab/>
         <w:t>GPDA y trabajos relacionados</w:t>
       </w:r>
-      <w:bookmarkEnd w:id="248"/>
-      <w:bookmarkEnd w:id="250"/>
+      <w:bookmarkEnd w:id="229"/>
+      <w:bookmarkEnd w:id="230"/>
     </w:p>
     <w:p>
       <w:pPr>
@@ -19713,11 +19813,11 @@
       <w:pPr>
         <w:pStyle w:val="Ttulo2"/>
       </w:pPr>
-      <w:bookmarkStart w:id="251" w:name="_Toc233016384"/>
-      <w:bookmarkStart w:id="252" w:name="limitaciones-identificadas"/>
-      <w:bookmarkStart w:id="253" w:name="_Toc233066812"/>
-      <w:bookmarkEnd w:id="237"/>
-      <w:bookmarkEnd w:id="249"/>
+      <w:bookmarkStart w:id="232" w:name="_Toc233016384"/>
+      <w:bookmarkStart w:id="233" w:name="_Toc233066812"/>
+      <w:bookmarkStart w:id="234" w:name="limitaciones-identificadas"/>
+      <w:bookmarkEnd w:id="219"/>
+      <w:bookmarkEnd w:id="231"/>
       <w:r>
         <w:t>3.4</w:t>
       </w:r>
@@ -19725,8 +19825,8 @@
         <w:tab/>
         <w:t>Limitaciones identificadas</w:t>
       </w:r>
-      <w:bookmarkEnd w:id="251"/>
-      <w:bookmarkEnd w:id="253"/>
+      <w:bookmarkEnd w:id="232"/>
+      <w:bookmarkEnd w:id="233"/>
     </w:p>
     <w:p>
       <w:pPr>
@@ -19740,9 +19840,9 @@
       <w:pPr>
         <w:pStyle w:val="Ttulo3"/>
       </w:pPr>
-      <w:bookmarkStart w:id="254" w:name="_Toc233016385"/>
-      <w:bookmarkStart w:id="255" w:name="explosión-dimensional"/>
-      <w:bookmarkStart w:id="256" w:name="_Toc233066813"/>
+      <w:bookmarkStart w:id="235" w:name="_Toc233016385"/>
+      <w:bookmarkStart w:id="236" w:name="_Toc233066813"/>
+      <w:bookmarkStart w:id="237" w:name="explosión-dimensional"/>
       <w:r>
         <w:t>3.4.1</w:t>
       </w:r>
@@ -19750,8 +19850,8 @@
         <w:tab/>
         <w:t>Explosión dimensional</w:t>
       </w:r>
-      <w:bookmarkEnd w:id="254"/>
-      <w:bookmarkEnd w:id="256"/>
+      <w:bookmarkEnd w:id="235"/>
+      <w:bookmarkEnd w:id="236"/>
     </w:p>
     <w:p>
       <w:pPr>
@@ -19765,10 +19865,10 @@
       <w:pPr>
         <w:pStyle w:val="Ttulo3"/>
       </w:pPr>
-      <w:bookmarkStart w:id="257" w:name="_Toc233016386"/>
-      <w:bookmarkStart w:id="258" w:name="problema-sss"/>
-      <w:bookmarkStart w:id="259" w:name="_Toc233066814"/>
-      <w:bookmarkEnd w:id="255"/>
+      <w:bookmarkStart w:id="238" w:name="_Toc233016386"/>
+      <w:bookmarkStart w:id="239" w:name="_Toc233066814"/>
+      <w:bookmarkStart w:id="240" w:name="problema-sss"/>
+      <w:bookmarkEnd w:id="237"/>
       <w:r>
         <w:t>3.4.2</w:t>
       </w:r>
@@ -19776,8 +19876,8 @@
         <w:tab/>
         <w:t>Problema SSS</w:t>
       </w:r>
-      <w:bookmarkEnd w:id="257"/>
-      <w:bookmarkEnd w:id="259"/>
+      <w:bookmarkEnd w:id="238"/>
+      <w:bookmarkEnd w:id="239"/>
     </w:p>
     <w:p>
       <w:pPr>
@@ -19791,10 +19891,10 @@
       <w:pPr>
         <w:pStyle w:val="Ttulo3"/>
       </w:pPr>
-      <w:bookmarkStart w:id="260" w:name="_Toc233016387"/>
-      <w:bookmarkStart w:id="261" w:name="pérdida-de-interpretabilidad"/>
-      <w:bookmarkStart w:id="262" w:name="_Toc233066815"/>
-      <w:bookmarkEnd w:id="258"/>
+      <w:bookmarkStart w:id="241" w:name="_Toc233016387"/>
+      <w:bookmarkStart w:id="242" w:name="_Toc233066815"/>
+      <w:bookmarkStart w:id="243" w:name="pérdida-de-interpretabilidad"/>
+      <w:bookmarkEnd w:id="240"/>
       <w:r>
         <w:t>3.4.3</w:t>
       </w:r>
@@ -19802,8 +19902,8 @@
         <w:tab/>
         <w:t>Pérdida de interpretabilidad</w:t>
       </w:r>
-      <w:bookmarkEnd w:id="260"/>
-      <w:bookmarkEnd w:id="262"/>
+      <w:bookmarkEnd w:id="241"/>
+      <w:bookmarkEnd w:id="242"/>
     </w:p>
     <w:p>
       <w:pPr>
@@ -19817,10 +19917,10 @@
       <w:pPr>
         <w:pStyle w:val="Ttulo3"/>
       </w:pPr>
-      <w:bookmarkStart w:id="263" w:name="_Toc233016388"/>
-      <w:bookmarkStart w:id="264" w:name="costos-computacionales"/>
-      <w:bookmarkStart w:id="265" w:name="_Toc233066816"/>
-      <w:bookmarkEnd w:id="261"/>
+      <w:bookmarkStart w:id="244" w:name="_Toc233016388"/>
+      <w:bookmarkStart w:id="245" w:name="_Toc233066816"/>
+      <w:bookmarkStart w:id="246" w:name="costos-computacionales"/>
+      <w:bookmarkEnd w:id="243"/>
       <w:r>
         <w:t>3.4.4</w:t>
       </w:r>
@@ -19828,8 +19928,8 @@
         <w:tab/>
         <w:t>Costos computacionales</w:t>
       </w:r>
-      <w:bookmarkEnd w:id="263"/>
-      <w:bookmarkEnd w:id="265"/>
+      <w:bookmarkEnd w:id="244"/>
+      <w:bookmarkEnd w:id="245"/>
     </w:p>
     <w:p>
       <w:pPr>
@@ -19843,21 +19943,20 @@
       <w:pPr>
         <w:pStyle w:val="Ttulo2"/>
       </w:pPr>
-      <w:bookmarkStart w:id="266" w:name="_Toc233016389"/>
-      <w:bookmarkStart w:id="267" w:name="posicionamiento-de-gnlpda"/>
-      <w:bookmarkStart w:id="268" w:name="_Toc233066817"/>
-      <w:bookmarkEnd w:id="252"/>
-      <w:bookmarkEnd w:id="264"/>
-      <w:r>
-        <w:lastRenderedPageBreak/>
+      <w:bookmarkStart w:id="247" w:name="_Toc233016389"/>
+      <w:bookmarkStart w:id="248" w:name="_Toc233066817"/>
+      <w:bookmarkStart w:id="249" w:name="posicionamiento-de-gnlpda"/>
+      <w:bookmarkEnd w:id="234"/>
+      <w:bookmarkEnd w:id="246"/>
+      <w:r>
         <w:t>3.5</w:t>
       </w:r>
       <w:r>
         <w:tab/>
         <w:t>Posicionamiento de GNLPDA</w:t>
       </w:r>
-      <w:bookmarkEnd w:id="266"/>
-      <w:bookmarkEnd w:id="268"/>
+      <w:bookmarkEnd w:id="247"/>
+      <w:bookmarkEnd w:id="248"/>
     </w:p>
     <w:p>
       <w:pPr>
@@ -19871,9 +19970,9 @@
       <w:pPr>
         <w:pStyle w:val="Ttulo3"/>
       </w:pPr>
-      <w:bookmarkStart w:id="269" w:name="_Toc233016390"/>
-      <w:bookmarkStart w:id="270" w:name="vacío-identificado"/>
-      <w:bookmarkStart w:id="271" w:name="_Toc233066818"/>
+      <w:bookmarkStart w:id="250" w:name="_Toc233016390"/>
+      <w:bookmarkStart w:id="251" w:name="_Toc233066818"/>
+      <w:bookmarkStart w:id="252" w:name="vacío-identificado"/>
       <w:r>
         <w:t>3.5.1</w:t>
       </w:r>
@@ -19881,8 +19980,8 @@
         <w:tab/>
         <w:t>Vacío identificado</w:t>
       </w:r>
-      <w:bookmarkEnd w:id="269"/>
-      <w:bookmarkEnd w:id="271"/>
+      <w:bookmarkEnd w:id="250"/>
+      <w:bookmarkEnd w:id="251"/>
     </w:p>
     <w:p>
       <w:pPr>
@@ -19896,10 +19995,10 @@
       <w:pPr>
         <w:pStyle w:val="Ttulo3"/>
       </w:pPr>
-      <w:bookmarkStart w:id="272" w:name="_Toc233016391"/>
-      <w:bookmarkStart w:id="273" w:name="justificación-de-la-propuesta"/>
-      <w:bookmarkStart w:id="274" w:name="_Toc233066819"/>
-      <w:bookmarkEnd w:id="270"/>
+      <w:bookmarkStart w:id="253" w:name="_Toc233016391"/>
+      <w:bookmarkStart w:id="254" w:name="_Toc233066819"/>
+      <w:bookmarkStart w:id="255" w:name="justificación-de-la-propuesta"/>
+      <w:bookmarkEnd w:id="252"/>
       <w:r>
         <w:t>3.5.2</w:t>
       </w:r>
@@ -19907,8 +20006,8 @@
         <w:tab/>
         <w:t>Justificación de la propuesta</w:t>
       </w:r>
-      <w:bookmarkEnd w:id="272"/>
-      <w:bookmarkEnd w:id="274"/>
+      <w:bookmarkEnd w:id="253"/>
+      <w:bookmarkEnd w:id="254"/>
     </w:p>
     <w:p>
       <w:pPr>
@@ -19922,10 +20021,10 @@
       <w:pPr>
         <w:pStyle w:val="Ttulo3"/>
       </w:pPr>
-      <w:bookmarkStart w:id="275" w:name="_Toc233016392"/>
-      <w:bookmarkStart w:id="276" w:name="diferencias-respecto-al-estado-del-arte"/>
-      <w:bookmarkStart w:id="277" w:name="_Toc233066820"/>
-      <w:bookmarkEnd w:id="273"/>
+      <w:bookmarkStart w:id="256" w:name="_Toc233016392"/>
+      <w:bookmarkStart w:id="257" w:name="_Toc233066820"/>
+      <w:bookmarkStart w:id="258" w:name="diferencias-respecto-al-estado-del-arte"/>
+      <w:bookmarkEnd w:id="255"/>
       <w:r>
         <w:t>3.5.3</w:t>
       </w:r>
@@ -19933,8 +20032,8 @@
         <w:tab/>
         <w:t>Diferencias respecto al estado del arte</w:t>
       </w:r>
-      <w:bookmarkEnd w:id="275"/>
-      <w:bookmarkEnd w:id="277"/>
+      <w:bookmarkEnd w:id="256"/>
+      <w:bookmarkEnd w:id="257"/>
     </w:p>
     <w:p>
       <w:pPr>
@@ -19948,13 +20047,14 @@
       <w:pPr>
         <w:pStyle w:val="Ttulo1"/>
       </w:pPr>
-      <w:bookmarkStart w:id="278" w:name="_Toc233016393"/>
-      <w:bookmarkStart w:id="279" w:name="capítulo-4.-metodología"/>
-      <w:bookmarkStart w:id="280" w:name="_Toc233066821"/>
-      <w:bookmarkEnd w:id="207"/>
-      <w:bookmarkEnd w:id="267"/>
-      <w:bookmarkEnd w:id="276"/>
-      <w:r>
+      <w:bookmarkStart w:id="259" w:name="_Toc233016393"/>
+      <w:bookmarkStart w:id="260" w:name="_Toc233066821"/>
+      <w:bookmarkStart w:id="261" w:name="capítulo-4.-metodología"/>
+      <w:bookmarkEnd w:id="189"/>
+      <w:bookmarkEnd w:id="249"/>
+      <w:bookmarkEnd w:id="258"/>
+      <w:r>
+        <w:lastRenderedPageBreak/>
         <w:t>4</w:t>
       </w:r>
       <w:r>
@@ -19968,8 +20068,8 @@
       <w:r>
         <w:t xml:space="preserve"> 4. Metodología</w:t>
       </w:r>
-      <w:bookmarkEnd w:id="278"/>
-      <w:bookmarkEnd w:id="280"/>
+      <w:bookmarkEnd w:id="259"/>
+      <w:bookmarkEnd w:id="260"/>
     </w:p>
     <w:p>
       <w:pPr>
@@ -19983,9 +20083,9 @@
       <w:pPr>
         <w:pStyle w:val="Ttulo2"/>
       </w:pPr>
-      <w:bookmarkStart w:id="281" w:name="_Toc233016394"/>
-      <w:bookmarkStart w:id="282" w:name="arquitectura-general-de-gnlpda"/>
-      <w:bookmarkStart w:id="283" w:name="_Toc233066822"/>
+      <w:bookmarkStart w:id="262" w:name="_Toc233016394"/>
+      <w:bookmarkStart w:id="263" w:name="_Toc233066822"/>
+      <w:bookmarkStart w:id="264" w:name="arquitectura-general-de-gnlpda"/>
       <w:r>
         <w:t>4.1</w:t>
       </w:r>
@@ -19993,8 +20093,8 @@
         <w:tab/>
         <w:t>Arquitectura general de GNLPDA</w:t>
       </w:r>
-      <w:bookmarkEnd w:id="281"/>
-      <w:bookmarkEnd w:id="283"/>
+      <w:bookmarkEnd w:id="262"/>
+      <w:bookmarkEnd w:id="263"/>
     </w:p>
     <w:p>
       <w:pPr>
@@ -20008,9 +20108,9 @@
       <w:pPr>
         <w:pStyle w:val="Ttulo3"/>
       </w:pPr>
-      <w:bookmarkStart w:id="284" w:name="_Toc233016395"/>
-      <w:bookmarkStart w:id="285" w:name="descripción-general"/>
-      <w:bookmarkStart w:id="286" w:name="_Toc233066823"/>
+      <w:bookmarkStart w:id="265" w:name="_Toc233016395"/>
+      <w:bookmarkStart w:id="266" w:name="_Toc233066823"/>
+      <w:bookmarkStart w:id="267" w:name="descripción-general"/>
       <w:r>
         <w:t>4.1.1</w:t>
       </w:r>
@@ -20018,8 +20118,8 @@
         <w:tab/>
         <w:t>Descripción general</w:t>
       </w:r>
-      <w:bookmarkEnd w:id="284"/>
-      <w:bookmarkEnd w:id="286"/>
+      <w:bookmarkEnd w:id="265"/>
+      <w:bookmarkEnd w:id="266"/>
     </w:p>
     <w:p>
       <w:pPr>
@@ -20033,10 +20133,10 @@
       <w:pPr>
         <w:pStyle w:val="Ttulo3"/>
       </w:pPr>
-      <w:bookmarkStart w:id="287" w:name="_Toc233016396"/>
-      <w:bookmarkStart w:id="288" w:name="flujo-del-algoritmo"/>
-      <w:bookmarkStart w:id="289" w:name="_Toc233066824"/>
-      <w:bookmarkEnd w:id="285"/>
+      <w:bookmarkStart w:id="268" w:name="_Toc233016396"/>
+      <w:bookmarkStart w:id="269" w:name="_Toc233066824"/>
+      <w:bookmarkStart w:id="270" w:name="flujo-del-algoritmo"/>
+      <w:bookmarkEnd w:id="267"/>
       <w:r>
         <w:t>4.1.2</w:t>
       </w:r>
@@ -20044,8 +20144,8 @@
         <w:tab/>
         <w:t>Flujo del algoritmo</w:t>
       </w:r>
-      <w:bookmarkEnd w:id="287"/>
-      <w:bookmarkEnd w:id="289"/>
+      <w:bookmarkEnd w:id="268"/>
+      <w:bookmarkEnd w:id="269"/>
     </w:p>
     <w:p>
       <w:pPr>
@@ -20059,10 +20159,10 @@
       <w:pPr>
         <w:pStyle w:val="Ttulo3"/>
       </w:pPr>
-      <w:bookmarkStart w:id="290" w:name="_Toc233016397"/>
-      <w:bookmarkStart w:id="291" w:name="complejidad-general-del-método"/>
-      <w:bookmarkStart w:id="292" w:name="_Toc233066825"/>
-      <w:bookmarkEnd w:id="288"/>
+      <w:bookmarkStart w:id="271" w:name="_Toc233016397"/>
+      <w:bookmarkStart w:id="272" w:name="_Toc233066825"/>
+      <w:bookmarkStart w:id="273" w:name="complejidad-general-del-método"/>
+      <w:bookmarkEnd w:id="270"/>
       <w:r>
         <w:t>4.1.3</w:t>
       </w:r>
@@ -20070,8 +20170,8 @@
         <w:tab/>
         <w:t>Complejidad general del método</w:t>
       </w:r>
-      <w:bookmarkEnd w:id="290"/>
-      <w:bookmarkEnd w:id="292"/>
+      <w:bookmarkEnd w:id="271"/>
+      <w:bookmarkEnd w:id="272"/>
     </w:p>
     <w:p>
       <w:pPr>
@@ -20085,11 +20185,11 @@
       <w:pPr>
         <w:pStyle w:val="Ttulo2"/>
       </w:pPr>
-      <w:bookmarkStart w:id="293" w:name="_Toc233016398"/>
-      <w:bookmarkStart w:id="294" w:name="expansión-polinomial-1"/>
-      <w:bookmarkStart w:id="295" w:name="_Toc233066826"/>
-      <w:bookmarkEnd w:id="282"/>
-      <w:bookmarkEnd w:id="291"/>
+      <w:bookmarkStart w:id="274" w:name="_Toc233016398"/>
+      <w:bookmarkStart w:id="275" w:name="_Toc233066826"/>
+      <w:bookmarkStart w:id="276" w:name="expansión-polinomial-1"/>
+      <w:bookmarkEnd w:id="264"/>
+      <w:bookmarkEnd w:id="273"/>
       <w:r>
         <w:t>4.2</w:t>
       </w:r>
@@ -20097,8 +20197,8 @@
         <w:tab/>
         <w:t>Expansión polinomial</w:t>
       </w:r>
-      <w:bookmarkEnd w:id="293"/>
-      <w:bookmarkEnd w:id="295"/>
+      <w:bookmarkEnd w:id="274"/>
+      <w:bookmarkEnd w:id="275"/>
     </w:p>
     <w:p>
       <w:pPr>
@@ -20112,9 +20212,9 @@
       <w:pPr>
         <w:pStyle w:val="Ttulo3"/>
       </w:pPr>
-      <w:bookmarkStart w:id="296" w:name="_Toc233016399"/>
-      <w:bookmarkStart w:id="297" w:name="generación-de-términos"/>
-      <w:bookmarkStart w:id="298" w:name="_Toc233066827"/>
+      <w:bookmarkStart w:id="277" w:name="_Toc233016399"/>
+      <w:bookmarkStart w:id="278" w:name="_Toc233066827"/>
+      <w:bookmarkStart w:id="279" w:name="generación-de-términos"/>
       <w:r>
         <w:t>4.2.1</w:t>
       </w:r>
@@ -20122,8 +20222,8 @@
         <w:tab/>
         <w:t>Generación de términos</w:t>
       </w:r>
-      <w:bookmarkEnd w:id="296"/>
-      <w:bookmarkEnd w:id="298"/>
+      <w:bookmarkEnd w:id="277"/>
+      <w:bookmarkEnd w:id="278"/>
     </w:p>
     <w:p>
       <w:pPr>
@@ -20137,10 +20237,10 @@
       <w:pPr>
         <w:pStyle w:val="Ttulo3"/>
       </w:pPr>
-      <w:bookmarkStart w:id="299" w:name="_Toc233016400"/>
-      <w:bookmarkStart w:id="300" w:name="restricción-por-variables-seleccionadas"/>
-      <w:bookmarkStart w:id="301" w:name="_Toc233066828"/>
-      <w:bookmarkEnd w:id="297"/>
+      <w:bookmarkStart w:id="280" w:name="_Toc233016400"/>
+      <w:bookmarkStart w:id="281" w:name="_Toc233066828"/>
+      <w:bookmarkStart w:id="282" w:name="restricción-por-variables-seleccionadas"/>
+      <w:bookmarkEnd w:id="279"/>
       <w:r>
         <w:t>4.2.2</w:t>
       </w:r>
@@ -20148,8 +20248,8 @@
         <w:tab/>
         <w:t>Restricción por variables seleccionadas</w:t>
       </w:r>
-      <w:bookmarkEnd w:id="299"/>
-      <w:bookmarkEnd w:id="301"/>
+      <w:bookmarkEnd w:id="280"/>
+      <w:bookmarkEnd w:id="281"/>
     </w:p>
     <w:p>
       <w:pPr>
@@ -20163,21 +20263,20 @@
       <w:pPr>
         <w:pStyle w:val="Ttulo2"/>
       </w:pPr>
-      <w:bookmarkStart w:id="302" w:name="_Toc233016401"/>
-      <w:bookmarkStart w:id="303" w:name="fase-i-selección-de-variables-originales"/>
-      <w:bookmarkStart w:id="304" w:name="_Toc233066829"/>
-      <w:bookmarkEnd w:id="294"/>
-      <w:bookmarkEnd w:id="300"/>
-      <w:r>
-        <w:lastRenderedPageBreak/>
+      <w:bookmarkStart w:id="283" w:name="_Toc233016401"/>
+      <w:bookmarkStart w:id="284" w:name="_Toc233066829"/>
+      <w:bookmarkStart w:id="285" w:name="fase-i-selección-de-variables-originales"/>
+      <w:bookmarkEnd w:id="276"/>
+      <w:bookmarkEnd w:id="282"/>
+      <w:r>
         <w:t>4.3</w:t>
       </w:r>
       <w:r>
         <w:tab/>
         <w:t>Fase I: Selección de variables originales</w:t>
       </w:r>
-      <w:bookmarkEnd w:id="302"/>
-      <w:bookmarkEnd w:id="304"/>
+      <w:bookmarkEnd w:id="283"/>
+      <w:bookmarkEnd w:id="284"/>
     </w:p>
     <w:p>
       <w:pPr>
@@ -20191,9 +20290,9 @@
       <w:pPr>
         <w:pStyle w:val="Ttulo3"/>
       </w:pPr>
-      <w:bookmarkStart w:id="305" w:name="_Toc233016402"/>
-      <w:bookmarkStart w:id="306" w:name="codificación-cromosómica"/>
-      <w:bookmarkStart w:id="307" w:name="_Toc233066830"/>
+      <w:bookmarkStart w:id="286" w:name="_Toc233016402"/>
+      <w:bookmarkStart w:id="287" w:name="_Toc233066830"/>
+      <w:bookmarkStart w:id="288" w:name="codificación-cromosómica"/>
       <w:r>
         <w:t>4.3.1</w:t>
       </w:r>
@@ -20201,8 +20300,8 @@
         <w:tab/>
         <w:t>Codificación cromosómica</w:t>
       </w:r>
-      <w:bookmarkEnd w:id="305"/>
-      <w:bookmarkEnd w:id="307"/>
+      <w:bookmarkEnd w:id="286"/>
+      <w:bookmarkEnd w:id="287"/>
     </w:p>
     <w:p>
       <w:pPr>
@@ -20216,10 +20315,10 @@
       <w:pPr>
         <w:pStyle w:val="Ttulo3"/>
       </w:pPr>
-      <w:bookmarkStart w:id="308" w:name="_Toc233016403"/>
-      <w:bookmarkStart w:id="309" w:name="espacio-de-búsqueda"/>
-      <w:bookmarkStart w:id="310" w:name="_Toc233066831"/>
-      <w:bookmarkEnd w:id="306"/>
+      <w:bookmarkStart w:id="289" w:name="_Toc233016403"/>
+      <w:bookmarkStart w:id="290" w:name="_Toc233066831"/>
+      <w:bookmarkStart w:id="291" w:name="espacio-de-búsqueda"/>
+      <w:bookmarkEnd w:id="288"/>
       <w:r>
         <w:t>4.3.2</w:t>
       </w:r>
@@ -20227,8 +20326,8 @@
         <w:tab/>
         <w:t>Espacio de búsqueda</w:t>
       </w:r>
-      <w:bookmarkEnd w:id="308"/>
-      <w:bookmarkEnd w:id="310"/>
+      <w:bookmarkEnd w:id="289"/>
+      <w:bookmarkEnd w:id="290"/>
     </w:p>
     <w:p>
       <w:pPr>
@@ -20242,10 +20341,10 @@
       <w:pPr>
         <w:pStyle w:val="Ttulo3"/>
       </w:pPr>
-      <w:bookmarkStart w:id="311" w:name="_Toc233016404"/>
-      <w:bookmarkStart w:id="312" w:name="evaluación"/>
-      <w:bookmarkStart w:id="313" w:name="_Toc233066832"/>
-      <w:bookmarkEnd w:id="309"/>
+      <w:bookmarkStart w:id="292" w:name="_Toc233016404"/>
+      <w:bookmarkStart w:id="293" w:name="_Toc233066832"/>
+      <w:bookmarkStart w:id="294" w:name="evaluación"/>
+      <w:bookmarkEnd w:id="291"/>
       <w:r>
         <w:t>4.3.3</w:t>
       </w:r>
@@ -20253,8 +20352,8 @@
         <w:tab/>
         <w:t>Evaluación</w:t>
       </w:r>
-      <w:bookmarkEnd w:id="311"/>
-      <w:bookmarkEnd w:id="313"/>
+      <w:bookmarkEnd w:id="292"/>
+      <w:bookmarkEnd w:id="293"/>
     </w:p>
     <w:p>
       <w:pPr>
@@ -20268,20 +20367,21 @@
       <w:pPr>
         <w:pStyle w:val="Ttulo2"/>
       </w:pPr>
-      <w:bookmarkStart w:id="314" w:name="_Toc233016405"/>
-      <w:bookmarkStart w:id="315" w:name="Xdf32dcaa37b09ddeba2b74e429843214caf4f2f"/>
-      <w:bookmarkStart w:id="316" w:name="_Toc233066833"/>
-      <w:bookmarkEnd w:id="303"/>
-      <w:bookmarkEnd w:id="312"/>
-      <w:r>
+      <w:bookmarkStart w:id="295" w:name="_Toc233016405"/>
+      <w:bookmarkStart w:id="296" w:name="_Toc233066833"/>
+      <w:bookmarkStart w:id="297" w:name="Xdf32dcaa37b09ddeba2b74e429843214caf4f2f"/>
+      <w:bookmarkEnd w:id="285"/>
+      <w:bookmarkEnd w:id="294"/>
+      <w:r>
+        <w:lastRenderedPageBreak/>
         <w:t>4.4</w:t>
       </w:r>
       <w:r>
         <w:tab/>
         <w:t>Fase II: Selección de términos polinomiales</w:t>
       </w:r>
-      <w:bookmarkEnd w:id="314"/>
-      <w:bookmarkEnd w:id="316"/>
+      <w:bookmarkEnd w:id="295"/>
+      <w:bookmarkEnd w:id="296"/>
     </w:p>
     <w:p>
       <w:pPr>
@@ -20295,9 +20395,9 @@
       <w:pPr>
         <w:pStyle w:val="Ttulo3"/>
       </w:pPr>
-      <w:bookmarkStart w:id="317" w:name="_Toc233016406"/>
-      <w:bookmarkStart w:id="318" w:name="codificación-cromosómica-1"/>
-      <w:bookmarkStart w:id="319" w:name="_Toc233066834"/>
+      <w:bookmarkStart w:id="298" w:name="_Toc233016406"/>
+      <w:bookmarkStart w:id="299" w:name="_Toc233066834"/>
+      <w:bookmarkStart w:id="300" w:name="codificación-cromosómica-1"/>
       <w:r>
         <w:t>4.4.1</w:t>
       </w:r>
@@ -20305,8 +20405,8 @@
         <w:tab/>
         <w:t>Codificación cromosómica</w:t>
       </w:r>
-      <w:bookmarkEnd w:id="317"/>
-      <w:bookmarkEnd w:id="319"/>
+      <w:bookmarkEnd w:id="298"/>
+      <w:bookmarkEnd w:id="299"/>
     </w:p>
     <w:p>
       <w:pPr>
@@ -20320,10 +20420,10 @@
       <w:pPr>
         <w:pStyle w:val="Ttulo3"/>
       </w:pPr>
-      <w:bookmarkStart w:id="320" w:name="_Toc233016407"/>
-      <w:bookmarkStart w:id="321" w:name="espacio-de-búsqueda-1"/>
-      <w:bookmarkStart w:id="322" w:name="_Toc233066835"/>
-      <w:bookmarkEnd w:id="318"/>
+      <w:bookmarkStart w:id="301" w:name="_Toc233016407"/>
+      <w:bookmarkStart w:id="302" w:name="_Toc233066835"/>
+      <w:bookmarkStart w:id="303" w:name="espacio-de-búsqueda-1"/>
+      <w:bookmarkEnd w:id="300"/>
       <w:r>
         <w:t>4.4.2</w:t>
       </w:r>
@@ -20331,8 +20431,8 @@
         <w:tab/>
         <w:t>Espacio de búsqueda</w:t>
       </w:r>
-      <w:bookmarkEnd w:id="320"/>
-      <w:bookmarkEnd w:id="322"/>
+      <w:bookmarkEnd w:id="301"/>
+      <w:bookmarkEnd w:id="302"/>
     </w:p>
     <w:p>
       <w:pPr>
@@ -20346,10 +20446,10 @@
       <w:pPr>
         <w:pStyle w:val="Ttulo3"/>
       </w:pPr>
-      <w:bookmarkStart w:id="323" w:name="_Toc233016408"/>
-      <w:bookmarkStart w:id="324" w:name="evaluación-1"/>
-      <w:bookmarkStart w:id="325" w:name="_Toc233066836"/>
-      <w:bookmarkEnd w:id="321"/>
+      <w:bookmarkStart w:id="304" w:name="_Toc233016408"/>
+      <w:bookmarkStart w:id="305" w:name="_Toc233066836"/>
+      <w:bookmarkStart w:id="306" w:name="evaluación-1"/>
+      <w:bookmarkEnd w:id="303"/>
       <w:r>
         <w:t>4.4.3</w:t>
       </w:r>
@@ -20357,8 +20457,8 @@
         <w:tab/>
         <w:t>Evaluación</w:t>
       </w:r>
-      <w:bookmarkEnd w:id="323"/>
-      <w:bookmarkEnd w:id="325"/>
+      <w:bookmarkEnd w:id="304"/>
+      <w:bookmarkEnd w:id="305"/>
     </w:p>
     <w:p>
       <w:pPr>
@@ -20372,11 +20472,11 @@
       <w:pPr>
         <w:pStyle w:val="Ttulo2"/>
       </w:pPr>
-      <w:bookmarkStart w:id="326" w:name="_Toc233016409"/>
-      <w:bookmarkStart w:id="327" w:name="función-fitness-1"/>
-      <w:bookmarkStart w:id="328" w:name="_Toc233066837"/>
-      <w:bookmarkEnd w:id="315"/>
-      <w:bookmarkEnd w:id="324"/>
+      <w:bookmarkStart w:id="307" w:name="_Toc233016409"/>
+      <w:bookmarkStart w:id="308" w:name="_Toc233066837"/>
+      <w:bookmarkStart w:id="309" w:name="función-fitness-1"/>
+      <w:bookmarkEnd w:id="297"/>
+      <w:bookmarkEnd w:id="306"/>
       <w:r>
         <w:t>4.5</w:t>
       </w:r>
@@ -20384,8 +20484,8 @@
         <w:tab/>
         <w:t>Función fitness</w:t>
       </w:r>
-      <w:bookmarkEnd w:id="326"/>
-      <w:bookmarkEnd w:id="328"/>
+      <w:bookmarkEnd w:id="307"/>
+      <w:bookmarkEnd w:id="308"/>
     </w:p>
     <w:p>
       <w:pPr>
@@ -20399,9 +20499,9 @@
       <w:pPr>
         <w:pStyle w:val="Ttulo3"/>
       </w:pPr>
-      <w:bookmarkStart w:id="329" w:name="_Toc233016410"/>
-      <w:bookmarkStart w:id="330" w:name="accuracy-1"/>
-      <w:bookmarkStart w:id="331" w:name="_Toc233066838"/>
+      <w:bookmarkStart w:id="310" w:name="_Toc233016410"/>
+      <w:bookmarkStart w:id="311" w:name="_Toc233066838"/>
+      <w:bookmarkStart w:id="312" w:name="accuracy-1"/>
       <w:r>
         <w:t>4.5.1</w:t>
       </w:r>
@@ -20412,8 +20512,8 @@
       <w:r>
         <w:t>Accuracy</w:t>
       </w:r>
-      <w:bookmarkEnd w:id="329"/>
-      <w:bookmarkEnd w:id="331"/>
+      <w:bookmarkEnd w:id="310"/>
+      <w:bookmarkEnd w:id="311"/>
       <w:proofErr w:type="spellEnd"/>
     </w:p>
     <w:p>
@@ -20428,10 +20528,10 @@
       <w:pPr>
         <w:pStyle w:val="Ttulo3"/>
       </w:pPr>
-      <w:bookmarkStart w:id="332" w:name="_Toc233016411"/>
-      <w:bookmarkStart w:id="333" w:name="penalización-por-complejidad"/>
-      <w:bookmarkStart w:id="334" w:name="_Toc233066839"/>
-      <w:bookmarkEnd w:id="330"/>
+      <w:bookmarkStart w:id="313" w:name="_Toc233016411"/>
+      <w:bookmarkStart w:id="314" w:name="_Toc233066839"/>
+      <w:bookmarkStart w:id="315" w:name="penalización-por-complejidad"/>
+      <w:bookmarkEnd w:id="312"/>
       <w:r>
         <w:t>4.5.2</w:t>
       </w:r>
@@ -20439,8 +20539,8 @@
         <w:tab/>
         <w:t>Penalización por complejidad</w:t>
       </w:r>
-      <w:bookmarkEnd w:id="332"/>
-      <w:bookmarkEnd w:id="334"/>
+      <w:bookmarkEnd w:id="313"/>
+      <w:bookmarkEnd w:id="314"/>
     </w:p>
     <w:p>
       <w:pPr>
@@ -20454,10 +20554,10 @@
       <w:pPr>
         <w:pStyle w:val="Ttulo3"/>
       </w:pPr>
-      <w:bookmarkStart w:id="335" w:name="_Toc233016412"/>
-      <w:bookmarkStart w:id="336" w:name="fitness-final"/>
-      <w:bookmarkStart w:id="337" w:name="_Toc233066840"/>
-      <w:bookmarkEnd w:id="333"/>
+      <w:bookmarkStart w:id="316" w:name="_Toc233016412"/>
+      <w:bookmarkStart w:id="317" w:name="_Toc233066840"/>
+      <w:bookmarkStart w:id="318" w:name="fitness-final"/>
+      <w:bookmarkEnd w:id="315"/>
       <w:r>
         <w:t>4.5.3</w:t>
       </w:r>
@@ -20465,8 +20565,8 @@
         <w:tab/>
         <w:t>Fitness final</w:t>
       </w:r>
-      <w:bookmarkEnd w:id="335"/>
-      <w:bookmarkEnd w:id="337"/>
+      <w:bookmarkEnd w:id="316"/>
+      <w:bookmarkEnd w:id="317"/>
     </w:p>
     <w:p>
       <w:pPr>
@@ -20480,13 +20580,12 @@
       <w:pPr>
         <w:pStyle w:val="Ttulo2"/>
       </w:pPr>
-      <w:bookmarkStart w:id="338" w:name="_Toc233016413"/>
-      <w:bookmarkStart w:id="339" w:name="calibración-mediante-irace"/>
-      <w:bookmarkStart w:id="340" w:name="_Toc233066841"/>
-      <w:bookmarkEnd w:id="327"/>
-      <w:bookmarkEnd w:id="336"/>
-      <w:r>
-        <w:lastRenderedPageBreak/>
+      <w:bookmarkStart w:id="319" w:name="_Toc233016413"/>
+      <w:bookmarkStart w:id="320" w:name="_Toc233066841"/>
+      <w:bookmarkStart w:id="321" w:name="calibración-mediante-irace"/>
+      <w:bookmarkEnd w:id="309"/>
+      <w:bookmarkEnd w:id="318"/>
+      <w:r>
         <w:t>4.6</w:t>
       </w:r>
       <w:r>
@@ -20497,8 +20596,8 @@
       <w:r>
         <w:t>irace</w:t>
       </w:r>
-      <w:bookmarkEnd w:id="338"/>
-      <w:bookmarkEnd w:id="340"/>
+      <w:bookmarkEnd w:id="319"/>
+      <w:bookmarkEnd w:id="320"/>
       <w:proofErr w:type="spellEnd"/>
     </w:p>
     <w:p>
@@ -20513,9 +20612,9 @@
       <w:pPr>
         <w:pStyle w:val="Ttulo3"/>
       </w:pPr>
-      <w:bookmarkStart w:id="341" w:name="_Toc233016414"/>
-      <w:bookmarkStart w:id="342" w:name="parámetros-calibrados"/>
-      <w:bookmarkStart w:id="343" w:name="_Toc233066842"/>
+      <w:bookmarkStart w:id="322" w:name="_Toc233016414"/>
+      <w:bookmarkStart w:id="323" w:name="_Toc233066842"/>
+      <w:bookmarkStart w:id="324" w:name="parámetros-calibrados"/>
       <w:r>
         <w:t>4.6.1</w:t>
       </w:r>
@@ -20523,8 +20622,8 @@
         <w:tab/>
         <w:t>Parámetros calibrados</w:t>
       </w:r>
-      <w:bookmarkEnd w:id="341"/>
-      <w:bookmarkEnd w:id="343"/>
+      <w:bookmarkEnd w:id="322"/>
+      <w:bookmarkEnd w:id="323"/>
     </w:p>
     <w:p>
       <w:pPr>
@@ -20538,10 +20637,10 @@
       <w:pPr>
         <w:pStyle w:val="Ttulo3"/>
       </w:pPr>
-      <w:bookmarkStart w:id="344" w:name="_Toc233016415"/>
-      <w:bookmarkStart w:id="345" w:name="escenario-experimental"/>
-      <w:bookmarkStart w:id="346" w:name="_Toc233066843"/>
-      <w:bookmarkEnd w:id="342"/>
+      <w:bookmarkStart w:id="325" w:name="_Toc233016415"/>
+      <w:bookmarkStart w:id="326" w:name="_Toc233066843"/>
+      <w:bookmarkStart w:id="327" w:name="escenario-experimental"/>
+      <w:bookmarkEnd w:id="324"/>
       <w:r>
         <w:t>4.6.2</w:t>
       </w:r>
@@ -20549,8 +20648,8 @@
         <w:tab/>
         <w:t>Escenario experimental</w:t>
       </w:r>
-      <w:bookmarkEnd w:id="344"/>
-      <w:bookmarkEnd w:id="346"/>
+      <w:bookmarkEnd w:id="325"/>
+      <w:bookmarkEnd w:id="326"/>
     </w:p>
     <w:p>
       <w:pPr>
@@ -20564,10 +20663,10 @@
       <w:pPr>
         <w:pStyle w:val="Ttulo3"/>
       </w:pPr>
-      <w:bookmarkStart w:id="347" w:name="_Toc233016416"/>
-      <w:bookmarkStart w:id="348" w:name="configuración-seleccionada"/>
-      <w:bookmarkStart w:id="349" w:name="_Toc233066844"/>
-      <w:bookmarkEnd w:id="345"/>
+      <w:bookmarkStart w:id="328" w:name="_Toc233016416"/>
+      <w:bookmarkStart w:id="329" w:name="_Toc233066844"/>
+      <w:bookmarkStart w:id="330" w:name="configuración-seleccionada"/>
+      <w:bookmarkEnd w:id="327"/>
       <w:r>
         <w:t>4.6.3</w:t>
       </w:r>
@@ -20575,8 +20674,8 @@
         <w:tab/>
         <w:t>Configuración seleccionada</w:t>
       </w:r>
-      <w:bookmarkEnd w:id="347"/>
-      <w:bookmarkEnd w:id="349"/>
+      <w:bookmarkEnd w:id="328"/>
+      <w:bookmarkEnd w:id="329"/>
     </w:p>
     <w:p>
       <w:pPr>
@@ -20590,20 +20689,21 @@
       <w:pPr>
         <w:pStyle w:val="Ttulo2"/>
       </w:pPr>
-      <w:bookmarkStart w:id="350" w:name="_Toc233016417"/>
-      <w:bookmarkStart w:id="351" w:name="diseño-experimental"/>
-      <w:bookmarkStart w:id="352" w:name="_Toc233066845"/>
-      <w:bookmarkEnd w:id="339"/>
-      <w:bookmarkEnd w:id="348"/>
-      <w:r>
+      <w:bookmarkStart w:id="331" w:name="_Toc233016417"/>
+      <w:bookmarkStart w:id="332" w:name="_Toc233066845"/>
+      <w:bookmarkStart w:id="333" w:name="diseño-experimental"/>
+      <w:bookmarkEnd w:id="321"/>
+      <w:bookmarkEnd w:id="330"/>
+      <w:r>
+        <w:lastRenderedPageBreak/>
         <w:t>4.7</w:t>
       </w:r>
       <w:r>
         <w:tab/>
         <w:t>Diseño experimental</w:t>
       </w:r>
-      <w:bookmarkEnd w:id="350"/>
-      <w:bookmarkEnd w:id="352"/>
+      <w:bookmarkEnd w:id="331"/>
+      <w:bookmarkEnd w:id="332"/>
     </w:p>
     <w:p>
       <w:pPr>
@@ -20617,9 +20717,9 @@
       <w:pPr>
         <w:pStyle w:val="Ttulo3"/>
       </w:pPr>
-      <w:bookmarkStart w:id="353" w:name="_Toc233016418"/>
-      <w:bookmarkStart w:id="354" w:name="datasets"/>
-      <w:bookmarkStart w:id="355" w:name="_Toc233066846"/>
+      <w:bookmarkStart w:id="334" w:name="_Toc233016418"/>
+      <w:bookmarkStart w:id="335" w:name="_Toc233066846"/>
+      <w:bookmarkStart w:id="336" w:name="datasets"/>
       <w:r>
         <w:t>4.7.1</w:t>
       </w:r>
@@ -20630,8 +20730,8 @@
       <w:r>
         <w:t>Datasets</w:t>
       </w:r>
-      <w:bookmarkEnd w:id="353"/>
-      <w:bookmarkEnd w:id="355"/>
+      <w:bookmarkEnd w:id="334"/>
+      <w:bookmarkEnd w:id="335"/>
       <w:proofErr w:type="spellEnd"/>
     </w:p>
     <w:p>
@@ -20646,7 +20746,7 @@
       <w:pPr>
         <w:pStyle w:val="Ttulo4"/>
       </w:pPr>
-      <w:bookmarkStart w:id="356" w:name="datasets-reales"/>
+      <w:bookmarkStart w:id="337" w:name="datasets-reales"/>
       <w:r>
         <w:t>4.7.1.1</w:t>
       </w:r>
@@ -20674,8 +20774,8 @@
       <w:pPr>
         <w:pStyle w:val="Ttulo4"/>
       </w:pPr>
-      <w:bookmarkStart w:id="357" w:name="datasets-sintéticos"/>
-      <w:bookmarkEnd w:id="356"/>
+      <w:bookmarkStart w:id="338" w:name="datasets-sintéticos"/>
+      <w:bookmarkEnd w:id="337"/>
       <w:r>
         <w:t>4.7.1.2</w:t>
       </w:r>
@@ -20703,11 +20803,11 @@
       <w:pPr>
         <w:pStyle w:val="Ttulo3"/>
       </w:pPr>
-      <w:bookmarkStart w:id="358" w:name="_Toc233016419"/>
-      <w:bookmarkStart w:id="359" w:name="generación-de-datasets-tipo-cebolla"/>
-      <w:bookmarkStart w:id="360" w:name="_Toc233066847"/>
-      <w:bookmarkEnd w:id="354"/>
-      <w:bookmarkEnd w:id="357"/>
+      <w:bookmarkStart w:id="339" w:name="_Toc233016419"/>
+      <w:bookmarkStart w:id="340" w:name="_Toc233066847"/>
+      <w:bookmarkStart w:id="341" w:name="generación-de-datasets-tipo-cebolla"/>
+      <w:bookmarkEnd w:id="336"/>
+      <w:bookmarkEnd w:id="338"/>
       <w:r>
         <w:t>4.7.2</w:t>
       </w:r>
@@ -20723,8 +20823,8 @@
       <w:r>
         <w:t xml:space="preserve"> tipo cebolla</w:t>
       </w:r>
-      <w:bookmarkEnd w:id="358"/>
-      <w:bookmarkEnd w:id="360"/>
+      <w:bookmarkEnd w:id="339"/>
+      <w:bookmarkEnd w:id="340"/>
     </w:p>
     <w:p>
       <w:pPr>
@@ -20738,10 +20838,10 @@
       <w:pPr>
         <w:pStyle w:val="Ttulo3"/>
       </w:pPr>
-      <w:bookmarkStart w:id="361" w:name="_Toc233016420"/>
-      <w:bookmarkStart w:id="362" w:name="competidores"/>
-      <w:bookmarkStart w:id="363" w:name="_Toc233066848"/>
-      <w:bookmarkEnd w:id="359"/>
+      <w:bookmarkStart w:id="342" w:name="_Toc233016420"/>
+      <w:bookmarkStart w:id="343" w:name="_Toc233066848"/>
+      <w:bookmarkStart w:id="344" w:name="competidores"/>
+      <w:bookmarkEnd w:id="341"/>
       <w:r>
         <w:t>4.7.3</w:t>
       </w:r>
@@ -20749,8 +20849,8 @@
         <w:tab/>
         <w:t>Competidores</w:t>
       </w:r>
-      <w:bookmarkEnd w:id="361"/>
-      <w:bookmarkEnd w:id="363"/>
+      <w:bookmarkEnd w:id="342"/>
+      <w:bookmarkEnd w:id="343"/>
     </w:p>
     <w:p>
       <w:pPr>
@@ -20764,10 +20864,10 @@
       <w:pPr>
         <w:pStyle w:val="Ttulo3"/>
       </w:pPr>
-      <w:bookmarkStart w:id="364" w:name="_Toc233016421"/>
-      <w:bookmarkStart w:id="365" w:name="particiones"/>
-      <w:bookmarkStart w:id="366" w:name="_Toc233066849"/>
-      <w:bookmarkEnd w:id="362"/>
+      <w:bookmarkStart w:id="345" w:name="_Toc233016421"/>
+      <w:bookmarkStart w:id="346" w:name="_Toc233066849"/>
+      <w:bookmarkStart w:id="347" w:name="particiones"/>
+      <w:bookmarkEnd w:id="344"/>
       <w:r>
         <w:t>4.7.4</w:t>
       </w:r>
@@ -20775,8 +20875,8 @@
         <w:tab/>
         <w:t>Particiones</w:t>
       </w:r>
-      <w:bookmarkEnd w:id="364"/>
-      <w:bookmarkEnd w:id="366"/>
+      <w:bookmarkEnd w:id="345"/>
+      <w:bookmarkEnd w:id="346"/>
     </w:p>
     <w:p>
       <w:pPr>
@@ -20790,10 +20890,10 @@
       <w:pPr>
         <w:pStyle w:val="Ttulo3"/>
       </w:pPr>
-      <w:bookmarkStart w:id="367" w:name="_Toc233016422"/>
-      <w:bookmarkStart w:id="368" w:name="validación"/>
-      <w:bookmarkStart w:id="369" w:name="_Toc233066850"/>
-      <w:bookmarkEnd w:id="365"/>
+      <w:bookmarkStart w:id="348" w:name="_Toc233016422"/>
+      <w:bookmarkStart w:id="349" w:name="_Toc233066850"/>
+      <w:bookmarkStart w:id="350" w:name="validación"/>
+      <w:bookmarkEnd w:id="347"/>
       <w:r>
         <w:t>4.7.5</w:t>
       </w:r>
@@ -20801,8 +20901,8 @@
         <w:tab/>
         <w:t>Validación</w:t>
       </w:r>
-      <w:bookmarkEnd w:id="367"/>
-      <w:bookmarkEnd w:id="369"/>
+      <w:bookmarkEnd w:id="348"/>
+      <w:bookmarkEnd w:id="349"/>
     </w:p>
     <w:p>
       <w:pPr>
@@ -20816,20 +20916,19 @@
       <w:pPr>
         <w:pStyle w:val="Ttulo3"/>
       </w:pPr>
-      <w:bookmarkStart w:id="370" w:name="_Toc233016423"/>
-      <w:bookmarkStart w:id="371" w:name="análisis-estadístico"/>
-      <w:bookmarkStart w:id="372" w:name="_Toc233066851"/>
-      <w:bookmarkEnd w:id="368"/>
-      <w:r>
-        <w:lastRenderedPageBreak/>
+      <w:bookmarkStart w:id="351" w:name="_Toc233016423"/>
+      <w:bookmarkStart w:id="352" w:name="_Toc233066851"/>
+      <w:bookmarkStart w:id="353" w:name="análisis-estadístico"/>
+      <w:bookmarkEnd w:id="350"/>
+      <w:r>
         <w:t>4.7.6</w:t>
       </w:r>
       <w:r>
         <w:tab/>
         <w:t>Análisis estadístico</w:t>
       </w:r>
-      <w:bookmarkEnd w:id="370"/>
-      <w:bookmarkEnd w:id="372"/>
+      <w:bookmarkEnd w:id="351"/>
+      <w:bookmarkEnd w:id="352"/>
     </w:p>
     <w:p>
       <w:pPr>
@@ -20843,12 +20942,12 @@
       <w:pPr>
         <w:pStyle w:val="Ttulo1"/>
       </w:pPr>
-      <w:bookmarkStart w:id="373" w:name="_Toc233016424"/>
-      <w:bookmarkStart w:id="374" w:name="capítulo-5.-resultados"/>
-      <w:bookmarkStart w:id="375" w:name="_Toc233066852"/>
-      <w:bookmarkEnd w:id="279"/>
-      <w:bookmarkEnd w:id="351"/>
-      <w:bookmarkEnd w:id="371"/>
+      <w:bookmarkStart w:id="354" w:name="_Toc233016424"/>
+      <w:bookmarkStart w:id="355" w:name="_Toc233066852"/>
+      <w:bookmarkStart w:id="356" w:name="capítulo-5.-resultados"/>
+      <w:bookmarkEnd w:id="261"/>
+      <w:bookmarkEnd w:id="333"/>
+      <w:bookmarkEnd w:id="353"/>
       <w:r>
         <w:t>5</w:t>
       </w:r>
@@ -20863,8 +20962,8 @@
       <w:r>
         <w:t xml:space="preserve"> 5. Resultados</w:t>
       </w:r>
-      <w:bookmarkEnd w:id="373"/>
-      <w:bookmarkEnd w:id="375"/>
+      <w:bookmarkEnd w:id="354"/>
+      <w:bookmarkEnd w:id="355"/>
     </w:p>
     <w:p>
       <w:pPr>
@@ -20878,9 +20977,9 @@
       <w:pPr>
         <w:pStyle w:val="Ttulo2"/>
       </w:pPr>
-      <w:bookmarkStart w:id="376" w:name="_Toc233016425"/>
-      <w:bookmarkStart w:id="377" w:name="caracterización-de-datasets"/>
-      <w:bookmarkStart w:id="378" w:name="_Toc233066853"/>
+      <w:bookmarkStart w:id="357" w:name="_Toc233016425"/>
+      <w:bookmarkStart w:id="358" w:name="_Toc233066853"/>
+      <w:bookmarkStart w:id="359" w:name="caracterización-de-datasets"/>
       <w:r>
         <w:t>5.1</w:t>
       </w:r>
@@ -20892,8 +20991,8 @@
       <w:r>
         <w:t>datasets</w:t>
       </w:r>
-      <w:bookmarkEnd w:id="376"/>
-      <w:bookmarkEnd w:id="378"/>
+      <w:bookmarkEnd w:id="357"/>
+      <w:bookmarkEnd w:id="358"/>
       <w:proofErr w:type="spellEnd"/>
     </w:p>
     <w:p>
@@ -20908,9 +21007,9 @@
       <w:pPr>
         <w:pStyle w:val="Ttulo3"/>
       </w:pPr>
-      <w:bookmarkStart w:id="379" w:name="_Toc233016426"/>
-      <w:bookmarkStart w:id="380" w:name="datasets-sintéticos-1"/>
-      <w:bookmarkStart w:id="381" w:name="_Toc233066854"/>
+      <w:bookmarkStart w:id="360" w:name="_Toc233016426"/>
+      <w:bookmarkStart w:id="361" w:name="_Toc233066854"/>
+      <w:bookmarkStart w:id="362" w:name="datasets-sintéticos-1"/>
       <w:r>
         <w:t>5.1.1</w:t>
       </w:r>
@@ -20925,8 +21024,8 @@
       <w:r>
         <w:t xml:space="preserve"> sintéticos</w:t>
       </w:r>
-      <w:bookmarkEnd w:id="379"/>
-      <w:bookmarkEnd w:id="381"/>
+      <w:bookmarkEnd w:id="360"/>
+      <w:bookmarkEnd w:id="361"/>
     </w:p>
     <w:p>
       <w:pPr>
@@ -20940,11 +21039,12 @@
       <w:pPr>
         <w:pStyle w:val="Ttulo3"/>
       </w:pPr>
-      <w:bookmarkStart w:id="382" w:name="_Toc233016427"/>
-      <w:bookmarkStart w:id="383" w:name="datasets-reales-1"/>
-      <w:bookmarkStart w:id="384" w:name="_Toc233066855"/>
-      <w:bookmarkEnd w:id="380"/>
-      <w:r>
+      <w:bookmarkStart w:id="363" w:name="_Toc233016427"/>
+      <w:bookmarkStart w:id="364" w:name="_Toc233066855"/>
+      <w:bookmarkStart w:id="365" w:name="datasets-reales-1"/>
+      <w:bookmarkEnd w:id="362"/>
+      <w:r>
+        <w:lastRenderedPageBreak/>
         <w:t>5.1.2</w:t>
       </w:r>
       <w:r>
@@ -20958,8 +21058,8 @@
       <w:r>
         <w:t xml:space="preserve"> reales</w:t>
       </w:r>
-      <w:bookmarkEnd w:id="382"/>
-      <w:bookmarkEnd w:id="384"/>
+      <w:bookmarkEnd w:id="363"/>
+      <w:bookmarkEnd w:id="364"/>
     </w:p>
     <w:p>
       <w:pPr>
@@ -20973,10 +21073,10 @@
       <w:pPr>
         <w:pStyle w:val="Ttulo3"/>
       </w:pPr>
-      <w:bookmarkStart w:id="385" w:name="_Toc233016428"/>
-      <w:bookmarkStart w:id="386" w:name="estadísticas-descriptivas"/>
-      <w:bookmarkStart w:id="387" w:name="_Toc233066856"/>
-      <w:bookmarkEnd w:id="383"/>
+      <w:bookmarkStart w:id="366" w:name="_Toc233016428"/>
+      <w:bookmarkStart w:id="367" w:name="_Toc233066856"/>
+      <w:bookmarkStart w:id="368" w:name="estadísticas-descriptivas"/>
+      <w:bookmarkEnd w:id="365"/>
       <w:r>
         <w:t>5.1.3</w:t>
       </w:r>
@@ -20984,8 +21084,8 @@
         <w:tab/>
         <w:t>Estadísticas descriptivas</w:t>
       </w:r>
-      <w:bookmarkEnd w:id="385"/>
-      <w:bookmarkEnd w:id="387"/>
+      <w:bookmarkEnd w:id="366"/>
+      <w:bookmarkEnd w:id="367"/>
     </w:p>
     <w:p>
       <w:pPr>
@@ -20999,10 +21099,10 @@
       <w:pPr>
         <w:pStyle w:val="Ttulo3"/>
       </w:pPr>
-      <w:bookmarkStart w:id="388" w:name="_Toc233016429"/>
-      <w:bookmarkStart w:id="389" w:name="pairplots-y-análisis-exploratorio"/>
-      <w:bookmarkStart w:id="390" w:name="_Toc233066857"/>
-      <w:bookmarkEnd w:id="386"/>
+      <w:bookmarkStart w:id="369" w:name="_Toc233016429"/>
+      <w:bookmarkStart w:id="370" w:name="_Toc233066857"/>
+      <w:bookmarkStart w:id="371" w:name="pairplots-y-análisis-exploratorio"/>
+      <w:bookmarkEnd w:id="368"/>
       <w:r>
         <w:t>5.1.4</w:t>
       </w:r>
@@ -21017,8 +21117,8 @@
       <w:r>
         <w:t xml:space="preserve"> y análisis exploratorio</w:t>
       </w:r>
-      <w:bookmarkEnd w:id="388"/>
-      <w:bookmarkEnd w:id="390"/>
+      <w:bookmarkEnd w:id="369"/>
+      <w:bookmarkEnd w:id="370"/>
     </w:p>
     <w:p>
       <w:pPr>
@@ -21032,10 +21132,10 @@
       <w:pPr>
         <w:pStyle w:val="Ttulo3"/>
       </w:pPr>
-      <w:bookmarkStart w:id="391" w:name="_Toc233016430"/>
-      <w:bookmarkStart w:id="392" w:name="observaciones-preliminares"/>
-      <w:bookmarkStart w:id="393" w:name="_Toc233066858"/>
-      <w:bookmarkEnd w:id="389"/>
+      <w:bookmarkStart w:id="372" w:name="_Toc233016430"/>
+      <w:bookmarkStart w:id="373" w:name="_Toc233066858"/>
+      <w:bookmarkStart w:id="374" w:name="observaciones-preliminares"/>
+      <w:bookmarkEnd w:id="371"/>
       <w:r>
         <w:t>5.1.5</w:t>
       </w:r>
@@ -21043,8 +21143,164 @@
         <w:tab/>
         <w:t>Observaciones preliminares</w:t>
       </w:r>
+      <w:bookmarkEnd w:id="372"/>
+      <w:bookmarkEnd w:id="373"/>
+    </w:p>
+    <w:p>
+      <w:pPr>
+        <w:pStyle w:val="FirstParagraph"/>
+        <w:rPr>
+          <w:lang w:val="es-MX"/>
+        </w:rPr>
+      </w:pPr>
+    </w:p>
+    <w:p>
+      <w:pPr>
+        <w:pStyle w:val="Ttulo2"/>
+      </w:pPr>
+      <w:bookmarkStart w:id="375" w:name="_Toc233016431"/>
+      <w:bookmarkStart w:id="376" w:name="_Toc233066859"/>
+      <w:bookmarkStart w:id="377" w:name="estudio-del-problema-sss"/>
+      <w:bookmarkEnd w:id="359"/>
+      <w:bookmarkEnd w:id="374"/>
+      <w:r>
+        <w:t>5.2</w:t>
+      </w:r>
+      <w:r>
+        <w:tab/>
+        <w:t>Estudio del problema SSS</w:t>
+      </w:r>
+      <w:bookmarkEnd w:id="375"/>
+      <w:bookmarkEnd w:id="376"/>
+    </w:p>
+    <w:p>
+      <w:pPr>
+        <w:pStyle w:val="FirstParagraph"/>
+        <w:rPr>
+          <w:lang w:val="es-MX"/>
+        </w:rPr>
+      </w:pPr>
+    </w:p>
+    <w:p>
+      <w:pPr>
+        <w:pStyle w:val="Ttulo3"/>
+      </w:pPr>
+      <w:bookmarkStart w:id="378" w:name="_Toc233016432"/>
+      <w:bookmarkStart w:id="379" w:name="_Toc233066860"/>
+      <w:bookmarkStart w:id="380" w:name="escenarios-evaluados"/>
+      <w:r>
+        <w:t>5.2.1</w:t>
+      </w:r>
+      <w:r>
+        <w:tab/>
+        <w:t>Escenarios evaluados</w:t>
+      </w:r>
+      <w:bookmarkEnd w:id="378"/>
+      <w:bookmarkEnd w:id="379"/>
+    </w:p>
+    <w:p>
+      <w:pPr>
+        <w:pStyle w:val="FirstParagraph"/>
+        <w:rPr>
+          <w:lang w:val="es-MX"/>
+        </w:rPr>
+      </w:pPr>
+    </w:p>
+    <w:p>
+      <w:pPr>
+        <w:pStyle w:val="Ttulo3"/>
+      </w:pPr>
+      <w:bookmarkStart w:id="381" w:name="_Toc233016433"/>
+      <w:bookmarkStart w:id="382" w:name="_Toc233066861"/>
+      <w:bookmarkStart w:id="383" w:name="lda-clásico"/>
+      <w:bookmarkEnd w:id="380"/>
+      <w:r>
+        <w:t>5.2.2</w:t>
+      </w:r>
+      <w:r>
+        <w:tab/>
+        <w:t>LDA clásico</w:t>
+      </w:r>
+      <w:bookmarkEnd w:id="381"/>
+      <w:bookmarkEnd w:id="382"/>
+    </w:p>
+    <w:p>
+      <w:pPr>
+        <w:pStyle w:val="FirstParagraph"/>
+        <w:rPr>
+          <w:lang w:val="es-MX"/>
+        </w:rPr>
+      </w:pPr>
+    </w:p>
+    <w:p>
+      <w:pPr>
+        <w:pStyle w:val="Ttulo3"/>
+      </w:pPr>
+      <w:bookmarkStart w:id="384" w:name="_Toc233016434"/>
+      <w:bookmarkStart w:id="385" w:name="_Toc233066862"/>
+      <w:bookmarkStart w:id="386" w:name="mass-lda"/>
+      <w:bookmarkEnd w:id="383"/>
+      <w:r>
+        <w:t>5.2.3</w:t>
+      </w:r>
+      <w:r>
+        <w:tab/>
+        <w:t>MASS-LDA</w:t>
+      </w:r>
+      <w:bookmarkEnd w:id="384"/>
+      <w:bookmarkEnd w:id="385"/>
+    </w:p>
+    <w:p>
+      <w:pPr>
+        <w:pStyle w:val="FirstParagraph"/>
+        <w:rPr>
+          <w:lang w:val="es-MX"/>
+        </w:rPr>
+      </w:pPr>
+    </w:p>
+    <w:p>
+      <w:pPr>
+        <w:pStyle w:val="Ttulo3"/>
+      </w:pPr>
+      <w:bookmarkStart w:id="387" w:name="_Toc233016435"/>
+      <w:bookmarkStart w:id="388" w:name="_Toc233066863"/>
+      <w:bookmarkStart w:id="389" w:name="kfda-2"/>
+      <w:bookmarkEnd w:id="386"/>
+      <w:r>
+        <w:t>5.2.4</w:t>
+      </w:r>
+      <w:r>
+        <w:tab/>
+        <w:t>KFDA</w:t>
+      </w:r>
+      <w:bookmarkEnd w:id="387"/>
+      <w:bookmarkEnd w:id="388"/>
+    </w:p>
+    <w:p>
+      <w:pPr>
+        <w:pStyle w:val="FirstParagraph"/>
+        <w:rPr>
+          <w:lang w:val="es-MX"/>
+        </w:rPr>
+      </w:pPr>
+    </w:p>
+    <w:p>
+      <w:pPr>
+        <w:pStyle w:val="Ttulo3"/>
+      </w:pPr>
+      <w:bookmarkStart w:id="390" w:name="_Toc233016436"/>
+      <w:bookmarkStart w:id="391" w:name="_Toc233066864"/>
+      <w:bookmarkStart w:id="392" w:name="discusión"/>
+      <w:bookmarkEnd w:id="389"/>
+      <w:r>
+        <w:t>5.2.5</w:t>
+      </w:r>
+      <w:r>
+        <w:tab/>
+        <w:t>Discusión</w:t>
+      </w:r>
+      <w:bookmarkEnd w:id="390"/>
       <w:bookmarkEnd w:id="391"/>
-      <w:bookmarkEnd w:id="393"/>
     </w:p>
     <w:p>
       <w:pPr>
@@ -21058,20 +21314,45 @@
       <w:pPr>
         <w:pStyle w:val="Ttulo2"/>
       </w:pPr>
-      <w:bookmarkStart w:id="394" w:name="_Toc233016431"/>
-      <w:bookmarkStart w:id="395" w:name="estudio-del-problema-sss"/>
-      <w:bookmarkStart w:id="396" w:name="_Toc233066859"/>
+      <w:bookmarkStart w:id="393" w:name="_Toc233016437"/>
+      <w:bookmarkStart w:id="394" w:name="_Toc233066865"/>
+      <w:bookmarkStart w:id="395" w:name="visualización-de-proyecciones"/>
       <w:bookmarkEnd w:id="377"/>
       <w:bookmarkEnd w:id="392"/>
       <w:r>
-        <w:t>5.2</w:t>
+        <w:t>5.3</w:t>
       </w:r>
       <w:r>
         <w:tab/>
-        <w:t>Estudio del problema SSS</w:t>
-      </w:r>
+        <w:t>Visualización de proyecciones</w:t>
+      </w:r>
+      <w:bookmarkEnd w:id="393"/>
       <w:bookmarkEnd w:id="394"/>
+    </w:p>
+    <w:p>
+      <w:pPr>
+        <w:pStyle w:val="FirstParagraph"/>
+        <w:rPr>
+          <w:lang w:val="es-MX"/>
+        </w:rPr>
+      </w:pPr>
+    </w:p>
+    <w:p>
+      <w:pPr>
+        <w:pStyle w:val="Ttulo3"/>
+      </w:pPr>
+      <w:bookmarkStart w:id="396" w:name="_Toc233016438"/>
+      <w:bookmarkStart w:id="397" w:name="_Toc233066866"/>
+      <w:bookmarkStart w:id="398" w:name="lda"/>
+      <w:r>
+        <w:t>5.3.1</w:t>
+      </w:r>
+      <w:r>
+        <w:tab/>
+        <w:t>LDA</w:t>
+      </w:r>
       <w:bookmarkEnd w:id="396"/>
+      <w:bookmarkEnd w:id="397"/>
     </w:p>
     <w:p>
       <w:pPr>
@@ -21085,97 +21366,20 @@
       <w:pPr>
         <w:pStyle w:val="Ttulo3"/>
       </w:pPr>
-      <w:bookmarkStart w:id="397" w:name="_Toc233016432"/>
-      <w:bookmarkStart w:id="398" w:name="escenarios-evaluados"/>
-      <w:bookmarkStart w:id="399" w:name="_Toc233066860"/>
-      <w:r>
-        <w:t>5.2.1</w:t>
-      </w:r>
-      <w:r>
-        <w:tab/>
-        <w:t>Escenarios evaluados</w:t>
-      </w:r>
-      <w:bookmarkEnd w:id="397"/>
-      <w:bookmarkEnd w:id="399"/>
-    </w:p>
-    <w:p>
-      <w:pPr>
-        <w:pStyle w:val="FirstParagraph"/>
-        <w:rPr>
-          <w:lang w:val="es-MX"/>
-        </w:rPr>
-      </w:pPr>
-    </w:p>
-    <w:p>
-      <w:pPr>
-        <w:pStyle w:val="Ttulo3"/>
-      </w:pPr>
-      <w:bookmarkStart w:id="400" w:name="_Toc233016433"/>
-      <w:bookmarkStart w:id="401" w:name="lda-clásico"/>
-      <w:bookmarkStart w:id="402" w:name="_Toc233066861"/>
+      <w:bookmarkStart w:id="399" w:name="_Toc233016439"/>
+      <w:bookmarkStart w:id="400" w:name="_Toc233066867"/>
+      <w:bookmarkStart w:id="401" w:name="kfda-3"/>
       <w:bookmarkEnd w:id="398"/>
       <w:r>
-        <w:t>5.2.2</w:t>
-      </w:r>
-      <w:r>
-        <w:tab/>
-        <w:t>LDA clásico</w:t>
-      </w:r>
-      <w:bookmarkEnd w:id="400"/>
-      <w:bookmarkEnd w:id="402"/>
-    </w:p>
-    <w:p>
-      <w:pPr>
-        <w:pStyle w:val="FirstParagraph"/>
-        <w:rPr>
-          <w:lang w:val="es-MX"/>
-        </w:rPr>
-      </w:pPr>
-    </w:p>
-    <w:p>
-      <w:pPr>
-        <w:pStyle w:val="Ttulo3"/>
-      </w:pPr>
-      <w:bookmarkStart w:id="403" w:name="_Toc233016434"/>
-      <w:bookmarkStart w:id="404" w:name="mass-lda"/>
-      <w:bookmarkStart w:id="405" w:name="_Toc233066862"/>
-      <w:bookmarkEnd w:id="401"/>
-      <w:r>
-        <w:t>5.2.3</w:t>
-      </w:r>
-      <w:r>
-        <w:tab/>
-        <w:t>MASS-LDA</w:t>
-      </w:r>
-      <w:bookmarkEnd w:id="403"/>
-      <w:bookmarkEnd w:id="405"/>
-    </w:p>
-    <w:p>
-      <w:pPr>
-        <w:pStyle w:val="FirstParagraph"/>
-        <w:rPr>
-          <w:lang w:val="es-MX"/>
-        </w:rPr>
-      </w:pPr>
-    </w:p>
-    <w:p>
-      <w:pPr>
-        <w:pStyle w:val="Ttulo3"/>
-      </w:pPr>
-      <w:bookmarkStart w:id="406" w:name="_Toc233016435"/>
-      <w:bookmarkStart w:id="407" w:name="kfda-2"/>
-      <w:bookmarkStart w:id="408" w:name="_Toc233066863"/>
-      <w:bookmarkEnd w:id="404"/>
-      <w:r>
         <w:lastRenderedPageBreak/>
-        <w:t>5.2.4</w:t>
+        <w:t>5.3.2</w:t>
       </w:r>
       <w:r>
         <w:tab/>
         <w:t>KFDA</w:t>
       </w:r>
-      <w:bookmarkEnd w:id="406"/>
-      <w:bookmarkEnd w:id="408"/>
+      <w:bookmarkEnd w:id="399"/>
+      <w:bookmarkEnd w:id="400"/>
     </w:p>
     <w:p>
       <w:pPr>
@@ -21189,114 +21393,10 @@
       <w:pPr>
         <w:pStyle w:val="Ttulo3"/>
       </w:pPr>
-      <w:bookmarkStart w:id="409" w:name="_Toc233016436"/>
-      <w:bookmarkStart w:id="410" w:name="discusión"/>
-      <w:bookmarkStart w:id="411" w:name="_Toc233066864"/>
-      <w:bookmarkEnd w:id="407"/>
-      <w:r>
-        <w:t>5.2.5</w:t>
-      </w:r>
-      <w:r>
-        <w:tab/>
-        <w:t>Discusión</w:t>
-      </w:r>
-      <w:bookmarkEnd w:id="409"/>
-      <w:bookmarkEnd w:id="411"/>
-    </w:p>
-    <w:p>
-      <w:pPr>
-        <w:pStyle w:val="FirstParagraph"/>
-        <w:rPr>
-          <w:lang w:val="es-MX"/>
-        </w:rPr>
-      </w:pPr>
-    </w:p>
-    <w:p>
-      <w:pPr>
-        <w:pStyle w:val="Ttulo2"/>
-      </w:pPr>
-      <w:bookmarkStart w:id="412" w:name="_Toc233016437"/>
-      <w:bookmarkStart w:id="413" w:name="visualización-de-proyecciones"/>
-      <w:bookmarkStart w:id="414" w:name="_Toc233066865"/>
-      <w:bookmarkEnd w:id="395"/>
-      <w:bookmarkEnd w:id="410"/>
-      <w:r>
-        <w:t>5.3</w:t>
-      </w:r>
-      <w:r>
-        <w:tab/>
-        <w:t>Visualización de proyecciones</w:t>
-      </w:r>
-      <w:bookmarkEnd w:id="412"/>
-      <w:bookmarkEnd w:id="414"/>
-    </w:p>
-    <w:p>
-      <w:pPr>
-        <w:pStyle w:val="FirstParagraph"/>
-        <w:rPr>
-          <w:lang w:val="es-MX"/>
-        </w:rPr>
-      </w:pPr>
-    </w:p>
-    <w:p>
-      <w:pPr>
-        <w:pStyle w:val="Ttulo3"/>
-      </w:pPr>
-      <w:bookmarkStart w:id="415" w:name="_Toc233016438"/>
-      <w:bookmarkStart w:id="416" w:name="lda"/>
-      <w:bookmarkStart w:id="417" w:name="_Toc233066866"/>
-      <w:r>
-        <w:t>5.3.1</w:t>
-      </w:r>
-      <w:r>
-        <w:tab/>
-        <w:t>LDA</w:t>
-      </w:r>
-      <w:bookmarkEnd w:id="415"/>
-      <w:bookmarkEnd w:id="417"/>
-    </w:p>
-    <w:p>
-      <w:pPr>
-        <w:pStyle w:val="FirstParagraph"/>
-        <w:rPr>
-          <w:lang w:val="es-MX"/>
-        </w:rPr>
-      </w:pPr>
-    </w:p>
-    <w:p>
-      <w:pPr>
-        <w:pStyle w:val="Ttulo3"/>
-      </w:pPr>
-      <w:bookmarkStart w:id="418" w:name="_Toc233016439"/>
-      <w:bookmarkStart w:id="419" w:name="kfda-3"/>
-      <w:bookmarkStart w:id="420" w:name="_Toc233066867"/>
-      <w:bookmarkEnd w:id="416"/>
-      <w:r>
-        <w:t>5.3.2</w:t>
-      </w:r>
-      <w:r>
-        <w:tab/>
-        <w:t>KFDA</w:t>
-      </w:r>
-      <w:bookmarkEnd w:id="418"/>
-      <w:bookmarkEnd w:id="420"/>
-    </w:p>
-    <w:p>
-      <w:pPr>
-        <w:pStyle w:val="FirstParagraph"/>
-        <w:rPr>
-          <w:lang w:val="es-MX"/>
-        </w:rPr>
-      </w:pPr>
-    </w:p>
-    <w:p>
-      <w:pPr>
-        <w:pStyle w:val="Ttulo3"/>
-      </w:pPr>
-      <w:bookmarkStart w:id="421" w:name="_Toc233016440"/>
-      <w:bookmarkStart w:id="422" w:name="gnlpda"/>
-      <w:bookmarkStart w:id="423" w:name="_Toc233066868"/>
-      <w:bookmarkEnd w:id="419"/>
+      <w:bookmarkStart w:id="402" w:name="_Toc233016440"/>
+      <w:bookmarkStart w:id="403" w:name="_Toc233066868"/>
+      <w:bookmarkStart w:id="404" w:name="gnlpda"/>
+      <w:bookmarkEnd w:id="401"/>
       <w:r>
         <w:t>5.3.3</w:t>
       </w:r>
@@ -21304,8 +21404,8 @@
         <w:tab/>
         <w:t>GNLPDA</w:t>
       </w:r>
-      <w:bookmarkEnd w:id="421"/>
-      <w:bookmarkEnd w:id="423"/>
+      <w:bookmarkEnd w:id="402"/>
+      <w:bookmarkEnd w:id="403"/>
     </w:p>
     <w:p>
       <w:pPr>
@@ -21319,10 +21419,10 @@
       <w:pPr>
         <w:pStyle w:val="Ttulo3"/>
       </w:pPr>
-      <w:bookmarkStart w:id="424" w:name="_Toc233016441"/>
-      <w:bookmarkStart w:id="425" w:name="comparación-visual"/>
-      <w:bookmarkStart w:id="426" w:name="_Toc233066869"/>
-      <w:bookmarkEnd w:id="422"/>
+      <w:bookmarkStart w:id="405" w:name="_Toc233016441"/>
+      <w:bookmarkStart w:id="406" w:name="_Toc233066869"/>
+      <w:bookmarkStart w:id="407" w:name="comparación-visual"/>
+      <w:bookmarkEnd w:id="404"/>
       <w:r>
         <w:t>5.3.4</w:t>
       </w:r>
@@ -21330,8 +21430,8 @@
         <w:tab/>
         <w:t>Comparación visual</w:t>
       </w:r>
-      <w:bookmarkEnd w:id="424"/>
-      <w:bookmarkEnd w:id="426"/>
+      <w:bookmarkEnd w:id="405"/>
+      <w:bookmarkEnd w:id="406"/>
     </w:p>
     <w:p>
       <w:pPr>
@@ -21345,11 +21445,11 @@
       <w:pPr>
         <w:pStyle w:val="Ttulo2"/>
       </w:pPr>
-      <w:bookmarkStart w:id="427" w:name="_Toc233016442"/>
-      <w:bookmarkStart w:id="428" w:name="comparación-global-entre-métodos"/>
-      <w:bookmarkStart w:id="429" w:name="_Toc233066870"/>
-      <w:bookmarkEnd w:id="413"/>
-      <w:bookmarkEnd w:id="425"/>
+      <w:bookmarkStart w:id="408" w:name="_Toc233016442"/>
+      <w:bookmarkStart w:id="409" w:name="_Toc233066870"/>
+      <w:bookmarkStart w:id="410" w:name="comparación-global-entre-métodos"/>
+      <w:bookmarkEnd w:id="395"/>
+      <w:bookmarkEnd w:id="407"/>
       <w:r>
         <w:t>5.4</w:t>
       </w:r>
@@ -21357,8 +21457,8 @@
         <w:tab/>
         <w:t>Comparación global entre métodos</w:t>
       </w:r>
-      <w:bookmarkEnd w:id="427"/>
-      <w:bookmarkEnd w:id="429"/>
+      <w:bookmarkEnd w:id="408"/>
+      <w:bookmarkEnd w:id="409"/>
     </w:p>
     <w:p>
       <w:pPr>
@@ -21372,9 +21472,9 @@
       <w:pPr>
         <w:pStyle w:val="Ttulo3"/>
       </w:pPr>
-      <w:bookmarkStart w:id="430" w:name="_Toc233016443"/>
-      <w:bookmarkStart w:id="431" w:name="accuracy-2"/>
-      <w:bookmarkStart w:id="432" w:name="_Toc233066871"/>
+      <w:bookmarkStart w:id="411" w:name="_Toc233016443"/>
+      <w:bookmarkStart w:id="412" w:name="_Toc233066871"/>
+      <w:bookmarkStart w:id="413" w:name="accuracy-2"/>
       <w:r>
         <w:t>5.4.1</w:t>
       </w:r>
@@ -21385,8 +21485,8 @@
       <w:r>
         <w:t>Accuracy</w:t>
       </w:r>
-      <w:bookmarkEnd w:id="430"/>
-      <w:bookmarkEnd w:id="432"/>
+      <w:bookmarkEnd w:id="411"/>
+      <w:bookmarkEnd w:id="412"/>
       <w:proofErr w:type="spellEnd"/>
     </w:p>
     <w:p>
@@ -21401,10 +21501,10 @@
       <w:pPr>
         <w:pStyle w:val="Ttulo3"/>
       </w:pPr>
-      <w:bookmarkStart w:id="433" w:name="_Toc233016444"/>
-      <w:bookmarkStart w:id="434" w:name="precision-1"/>
-      <w:bookmarkStart w:id="435" w:name="_Toc233066872"/>
-      <w:bookmarkEnd w:id="431"/>
+      <w:bookmarkStart w:id="414" w:name="_Toc233016444"/>
+      <w:bookmarkStart w:id="415" w:name="_Toc233066872"/>
+      <w:bookmarkStart w:id="416" w:name="precision-1"/>
+      <w:bookmarkEnd w:id="413"/>
       <w:r>
         <w:t>5.4.2</w:t>
       </w:r>
@@ -21415,8 +21515,8 @@
       <w:r>
         <w:t>Precision</w:t>
       </w:r>
-      <w:bookmarkEnd w:id="433"/>
-      <w:bookmarkEnd w:id="435"/>
+      <w:bookmarkEnd w:id="414"/>
+      <w:bookmarkEnd w:id="415"/>
       <w:proofErr w:type="spellEnd"/>
     </w:p>
     <w:p>
@@ -21431,10 +21531,10 @@
       <w:pPr>
         <w:pStyle w:val="Ttulo3"/>
       </w:pPr>
-      <w:bookmarkStart w:id="436" w:name="_Toc233016445"/>
-      <w:bookmarkStart w:id="437" w:name="recall-1"/>
-      <w:bookmarkStart w:id="438" w:name="_Toc233066873"/>
-      <w:bookmarkEnd w:id="434"/>
+      <w:bookmarkStart w:id="417" w:name="_Toc233016445"/>
+      <w:bookmarkStart w:id="418" w:name="_Toc233066873"/>
+      <w:bookmarkStart w:id="419" w:name="recall-1"/>
+      <w:bookmarkEnd w:id="416"/>
       <w:r>
         <w:t>5.4.3</w:t>
       </w:r>
@@ -21445,8 +21545,8 @@
       <w:r>
         <w:t>Recall</w:t>
       </w:r>
-      <w:bookmarkEnd w:id="436"/>
-      <w:bookmarkEnd w:id="438"/>
+      <w:bookmarkEnd w:id="417"/>
+      <w:bookmarkEnd w:id="418"/>
       <w:proofErr w:type="spellEnd"/>
     </w:p>
     <w:p>
@@ -21461,10 +21561,10 @@
       <w:pPr>
         <w:pStyle w:val="Ttulo3"/>
       </w:pPr>
-      <w:bookmarkStart w:id="439" w:name="_Toc233016446"/>
-      <w:bookmarkStart w:id="440" w:name="f1-score-1"/>
-      <w:bookmarkStart w:id="441" w:name="_Toc233066874"/>
-      <w:bookmarkEnd w:id="437"/>
+      <w:bookmarkStart w:id="420" w:name="_Toc233016446"/>
+      <w:bookmarkStart w:id="421" w:name="_Toc233066874"/>
+      <w:bookmarkStart w:id="422" w:name="f1-score-1"/>
+      <w:bookmarkEnd w:id="419"/>
       <w:r>
         <w:t>5.4.4</w:t>
       </w:r>
@@ -21472,8 +21572,8 @@
         <w:tab/>
         <w:t>F1-score</w:t>
       </w:r>
-      <w:bookmarkEnd w:id="439"/>
-      <w:bookmarkEnd w:id="441"/>
+      <w:bookmarkEnd w:id="420"/>
+      <w:bookmarkEnd w:id="421"/>
     </w:p>
     <w:p>
       <w:pPr>
@@ -21487,21 +21587,20 @@
       <w:pPr>
         <w:pStyle w:val="Ttulo2"/>
       </w:pPr>
-      <w:bookmarkStart w:id="442" w:name="_Toc233016447"/>
-      <w:bookmarkStart w:id="443" w:name="análisis-técnico-y-estadístico"/>
-      <w:bookmarkStart w:id="444" w:name="_Toc233066875"/>
-      <w:bookmarkEnd w:id="428"/>
-      <w:bookmarkEnd w:id="440"/>
-      <w:r>
-        <w:lastRenderedPageBreak/>
+      <w:bookmarkStart w:id="423" w:name="_Toc233016447"/>
+      <w:bookmarkStart w:id="424" w:name="_Toc233066875"/>
+      <w:bookmarkStart w:id="425" w:name="análisis-técnico-y-estadístico"/>
+      <w:bookmarkEnd w:id="410"/>
+      <w:bookmarkEnd w:id="422"/>
+      <w:r>
         <w:t>5.5</w:t>
       </w:r>
       <w:r>
         <w:tab/>
         <w:t>Análisis Técnico y Estadístico</w:t>
       </w:r>
-      <w:bookmarkEnd w:id="442"/>
-      <w:bookmarkEnd w:id="444"/>
+      <w:bookmarkEnd w:id="423"/>
+      <w:bookmarkEnd w:id="424"/>
     </w:p>
     <w:p>
       <w:pPr>
@@ -21523,9 +21622,9 @@
       <w:pPr>
         <w:pStyle w:val="Ttulo3"/>
       </w:pPr>
-      <w:bookmarkStart w:id="445" w:name="_Toc233016448"/>
-      <w:bookmarkStart w:id="446" w:name="friedman"/>
-      <w:bookmarkStart w:id="447" w:name="_Toc233066876"/>
+      <w:bookmarkStart w:id="426" w:name="_Toc233016448"/>
+      <w:bookmarkStart w:id="427" w:name="_Toc233066876"/>
+      <w:bookmarkStart w:id="428" w:name="friedman"/>
       <w:r>
         <w:t>5.5.1</w:t>
       </w:r>
@@ -21533,8 +21632,8 @@
         <w:tab/>
         <w:t>Friedman</w:t>
       </w:r>
-      <w:bookmarkEnd w:id="445"/>
-      <w:bookmarkEnd w:id="447"/>
+      <w:bookmarkEnd w:id="426"/>
+      <w:bookmarkEnd w:id="427"/>
     </w:p>
     <w:p>
       <w:pPr>
@@ -21548,10 +21647,10 @@
       <w:pPr>
         <w:pStyle w:val="Ttulo3"/>
       </w:pPr>
-      <w:bookmarkStart w:id="448" w:name="_Toc233016449"/>
-      <w:bookmarkStart w:id="449" w:name="nemenyi"/>
-      <w:bookmarkStart w:id="450" w:name="_Toc233066877"/>
-      <w:bookmarkEnd w:id="446"/>
+      <w:bookmarkStart w:id="429" w:name="_Toc233016449"/>
+      <w:bookmarkStart w:id="430" w:name="_Toc233066877"/>
+      <w:bookmarkStart w:id="431" w:name="nemenyi"/>
+      <w:bookmarkEnd w:id="428"/>
       <w:r>
         <w:t>5.5.2</w:t>
       </w:r>
@@ -21562,8 +21661,8 @@
       <w:r>
         <w:t>Nemenyi</w:t>
       </w:r>
-      <w:bookmarkEnd w:id="448"/>
-      <w:bookmarkEnd w:id="450"/>
+      <w:bookmarkEnd w:id="429"/>
+      <w:bookmarkEnd w:id="430"/>
       <w:proofErr w:type="spellEnd"/>
     </w:p>
     <w:p>
@@ -21578,19 +21677,20 @@
       <w:pPr>
         <w:pStyle w:val="Ttulo3"/>
       </w:pPr>
-      <w:bookmarkStart w:id="451" w:name="_Toc233016450"/>
-      <w:bookmarkStart w:id="452" w:name="interpretación"/>
-      <w:bookmarkStart w:id="453" w:name="_Toc233066878"/>
-      <w:bookmarkEnd w:id="449"/>
-      <w:r>
+      <w:bookmarkStart w:id="432" w:name="_Toc233016450"/>
+      <w:bookmarkStart w:id="433" w:name="_Toc233066878"/>
+      <w:bookmarkStart w:id="434" w:name="interpretación"/>
+      <w:bookmarkEnd w:id="431"/>
+      <w:r>
+        <w:lastRenderedPageBreak/>
         <w:t>5.5.3</w:t>
       </w:r>
       <w:r>
         <w:tab/>
         <w:t>Interpretación</w:t>
       </w:r>
-      <w:bookmarkEnd w:id="451"/>
-      <w:bookmarkEnd w:id="453"/>
+      <w:bookmarkEnd w:id="432"/>
+      <w:bookmarkEnd w:id="433"/>
     </w:p>
     <w:p>
       <w:pPr>
@@ -21604,12 +21704,12 @@
       <w:pPr>
         <w:pStyle w:val="Ttulo1"/>
       </w:pPr>
-      <w:bookmarkStart w:id="454" w:name="_Toc233016451"/>
-      <w:bookmarkStart w:id="455" w:name="capítulo-6.-discusión"/>
-      <w:bookmarkStart w:id="456" w:name="_Toc233066879"/>
-      <w:bookmarkEnd w:id="374"/>
-      <w:bookmarkEnd w:id="443"/>
-      <w:bookmarkEnd w:id="452"/>
+      <w:bookmarkStart w:id="435" w:name="_Toc233016451"/>
+      <w:bookmarkStart w:id="436" w:name="_Toc233066879"/>
+      <w:bookmarkStart w:id="437" w:name="capítulo-6.-discusión"/>
+      <w:bookmarkEnd w:id="356"/>
+      <w:bookmarkEnd w:id="425"/>
+      <w:bookmarkEnd w:id="434"/>
       <w:r>
         <w:t>6</w:t>
       </w:r>
@@ -21624,8 +21724,8 @@
       <w:r>
         <w:t xml:space="preserve"> 6. Discusión</w:t>
       </w:r>
-      <w:bookmarkEnd w:id="454"/>
-      <w:bookmarkEnd w:id="456"/>
+      <w:bookmarkEnd w:id="435"/>
+      <w:bookmarkEnd w:id="436"/>
     </w:p>
     <w:p>
       <w:pPr>
@@ -21639,9 +21739,9 @@
       <w:pPr>
         <w:pStyle w:val="Ttulo2"/>
       </w:pPr>
-      <w:bookmarkStart w:id="457" w:name="_Toc233016452"/>
-      <w:bookmarkStart w:id="458" w:name="interpretación-geométrica"/>
-      <w:bookmarkStart w:id="459" w:name="_Toc233066880"/>
+      <w:bookmarkStart w:id="438" w:name="_Toc233016452"/>
+      <w:bookmarkStart w:id="439" w:name="_Toc233066880"/>
+      <w:bookmarkStart w:id="440" w:name="interpretación-geométrica"/>
       <w:r>
         <w:t>6.1</w:t>
       </w:r>
@@ -21649,8 +21749,8 @@
         <w:tab/>
         <w:t>Interpretación geométrica</w:t>
       </w:r>
-      <w:bookmarkEnd w:id="457"/>
-      <w:bookmarkEnd w:id="459"/>
+      <w:bookmarkEnd w:id="438"/>
+      <w:bookmarkEnd w:id="439"/>
     </w:p>
     <w:p>
       <w:pPr>
@@ -21664,10 +21764,10 @@
       <w:pPr>
         <w:pStyle w:val="Ttulo2"/>
       </w:pPr>
-      <w:bookmarkStart w:id="460" w:name="_Toc233016453"/>
-      <w:bookmarkStart w:id="461" w:name="interpretación-estadística"/>
-      <w:bookmarkStart w:id="462" w:name="_Toc233066881"/>
-      <w:bookmarkEnd w:id="458"/>
+      <w:bookmarkStart w:id="441" w:name="_Toc233016453"/>
+      <w:bookmarkStart w:id="442" w:name="_Toc233066881"/>
+      <w:bookmarkStart w:id="443" w:name="interpretación-estadística"/>
+      <w:bookmarkEnd w:id="440"/>
       <w:r>
         <w:t>6.2</w:t>
       </w:r>
@@ -21675,8 +21775,8 @@
         <w:tab/>
         <w:t>Interpretación estadística</w:t>
       </w:r>
-      <w:bookmarkEnd w:id="460"/>
-      <w:bookmarkEnd w:id="462"/>
+      <w:bookmarkEnd w:id="441"/>
+      <w:bookmarkEnd w:id="442"/>
     </w:p>
     <w:p>
       <w:pPr>
@@ -21690,10 +21790,10 @@
       <w:pPr>
         <w:pStyle w:val="Ttulo2"/>
       </w:pPr>
-      <w:bookmarkStart w:id="463" w:name="_Toc233016454"/>
-      <w:bookmarkStart w:id="464" w:name="fortalezas-de-gnlpda"/>
-      <w:bookmarkStart w:id="465" w:name="_Toc233066882"/>
-      <w:bookmarkEnd w:id="461"/>
+      <w:bookmarkStart w:id="444" w:name="_Toc233016454"/>
+      <w:bookmarkStart w:id="445" w:name="_Toc233066882"/>
+      <w:bookmarkStart w:id="446" w:name="fortalezas-de-gnlpda"/>
+      <w:bookmarkEnd w:id="443"/>
       <w:r>
         <w:t>6.3</w:t>
       </w:r>
@@ -21701,8 +21801,8 @@
         <w:tab/>
         <w:t>Fortalezas de GNLPDA</w:t>
       </w:r>
-      <w:bookmarkEnd w:id="463"/>
-      <w:bookmarkEnd w:id="465"/>
+      <w:bookmarkEnd w:id="444"/>
+      <w:bookmarkEnd w:id="445"/>
     </w:p>
     <w:p>
       <w:pPr>
@@ -21716,10 +21816,10 @@
       <w:pPr>
         <w:pStyle w:val="Ttulo2"/>
       </w:pPr>
-      <w:bookmarkStart w:id="466" w:name="_Toc233016455"/>
-      <w:bookmarkStart w:id="467" w:name="limitaciones-identificadas-1"/>
-      <w:bookmarkStart w:id="468" w:name="_Toc233066883"/>
-      <w:bookmarkEnd w:id="464"/>
+      <w:bookmarkStart w:id="447" w:name="_Toc233016455"/>
+      <w:bookmarkStart w:id="448" w:name="_Toc233066883"/>
+      <w:bookmarkStart w:id="449" w:name="limitaciones-identificadas-1"/>
+      <w:bookmarkEnd w:id="446"/>
       <w:r>
         <w:t>6.4</w:t>
       </w:r>
@@ -21727,8 +21827,8 @@
         <w:tab/>
         <w:t>Limitaciones identificadas</w:t>
       </w:r>
-      <w:bookmarkEnd w:id="466"/>
-      <w:bookmarkEnd w:id="468"/>
+      <w:bookmarkEnd w:id="447"/>
+      <w:bookmarkEnd w:id="448"/>
     </w:p>
     <w:p>
       <w:pPr>
@@ -21742,10 +21842,10 @@
       <w:pPr>
         <w:pStyle w:val="Ttulo2"/>
       </w:pPr>
-      <w:bookmarkStart w:id="469" w:name="_Toc233016456"/>
-      <w:bookmarkStart w:id="470" w:name="amenazas-a-la-validez"/>
-      <w:bookmarkStart w:id="471" w:name="_Toc233066884"/>
-      <w:bookmarkEnd w:id="467"/>
+      <w:bookmarkStart w:id="450" w:name="_Toc233016456"/>
+      <w:bookmarkStart w:id="451" w:name="_Toc233066884"/>
+      <w:bookmarkStart w:id="452" w:name="amenazas-a-la-validez"/>
+      <w:bookmarkEnd w:id="449"/>
       <w:r>
         <w:t>6.5</w:t>
       </w:r>
@@ -21753,8 +21853,8 @@
         <w:tab/>
         <w:t>Amenazas a la validez</w:t>
       </w:r>
-      <w:bookmarkEnd w:id="469"/>
-      <w:bookmarkEnd w:id="471"/>
+      <w:bookmarkEnd w:id="450"/>
+      <w:bookmarkEnd w:id="451"/>
     </w:p>
     <w:p>
       <w:pPr>
@@ -21768,11 +21868,11 @@
       <w:pPr>
         <w:pStyle w:val="Ttulo1"/>
       </w:pPr>
-      <w:bookmarkStart w:id="472" w:name="_Toc233016457"/>
-      <w:bookmarkStart w:id="473" w:name="capítulo-7.-conclusiones"/>
-      <w:bookmarkStart w:id="474" w:name="_Toc233066885"/>
-      <w:bookmarkEnd w:id="455"/>
-      <w:bookmarkEnd w:id="470"/>
+      <w:bookmarkStart w:id="453" w:name="_Toc233016457"/>
+      <w:bookmarkStart w:id="454" w:name="_Toc233066885"/>
+      <w:bookmarkStart w:id="455" w:name="capítulo-7.-conclusiones"/>
+      <w:bookmarkEnd w:id="437"/>
+      <w:bookmarkEnd w:id="452"/>
       <w:r>
         <w:t>7</w:t>
       </w:r>
@@ -21787,8 +21887,8 @@
       <w:r>
         <w:t xml:space="preserve"> 7. Conclusiones</w:t>
       </w:r>
-      <w:bookmarkEnd w:id="472"/>
-      <w:bookmarkEnd w:id="474"/>
+      <w:bookmarkEnd w:id="453"/>
+      <w:bookmarkEnd w:id="454"/>
     </w:p>
     <w:p>
       <w:pPr>
@@ -21802,19 +21902,18 @@
       <w:pPr>
         <w:pStyle w:val="Ttulo2"/>
       </w:pPr>
-      <w:bookmarkStart w:id="475" w:name="_Toc233016458"/>
-      <w:bookmarkStart w:id="476" w:name="conclusiones"/>
-      <w:bookmarkStart w:id="477" w:name="_Toc233066886"/>
-      <w:r>
-        <w:lastRenderedPageBreak/>
+      <w:bookmarkStart w:id="456" w:name="_Toc233016458"/>
+      <w:bookmarkStart w:id="457" w:name="_Toc233066886"/>
+      <w:bookmarkStart w:id="458" w:name="conclusiones"/>
+      <w:r>
         <w:t>7.1</w:t>
       </w:r>
       <w:r>
         <w:tab/>
         <w:t>Conclusiones</w:t>
       </w:r>
-      <w:bookmarkEnd w:id="475"/>
-      <w:bookmarkEnd w:id="477"/>
+      <w:bookmarkEnd w:id="456"/>
+      <w:bookmarkEnd w:id="457"/>
     </w:p>
     <w:p>
       <w:pPr>
@@ -21828,10 +21927,10 @@
       <w:pPr>
         <w:pStyle w:val="Ttulo2"/>
       </w:pPr>
-      <w:bookmarkStart w:id="478" w:name="_Toc233016459"/>
-      <w:bookmarkStart w:id="479" w:name="cumplimiento-de-objetivos"/>
-      <w:bookmarkStart w:id="480" w:name="_Toc233066887"/>
-      <w:bookmarkEnd w:id="476"/>
+      <w:bookmarkStart w:id="459" w:name="_Toc233016459"/>
+      <w:bookmarkStart w:id="460" w:name="_Toc233066887"/>
+      <w:bookmarkStart w:id="461" w:name="cumplimiento-de-objetivos"/>
+      <w:bookmarkEnd w:id="458"/>
       <w:r>
         <w:t>7.2</w:t>
       </w:r>
@@ -21839,8 +21938,8 @@
         <w:tab/>
         <w:t>Cumplimiento de objetivos</w:t>
       </w:r>
-      <w:bookmarkEnd w:id="478"/>
-      <w:bookmarkEnd w:id="480"/>
+      <w:bookmarkEnd w:id="459"/>
+      <w:bookmarkEnd w:id="460"/>
     </w:p>
     <w:p>
       <w:pPr>
@@ -21854,10 +21953,10 @@
       <w:pPr>
         <w:pStyle w:val="Ttulo2"/>
       </w:pPr>
-      <w:bookmarkStart w:id="481" w:name="_Toc233016460"/>
-      <w:bookmarkStart w:id="482" w:name="contribuciones-1"/>
-      <w:bookmarkStart w:id="483" w:name="_Toc233066888"/>
-      <w:bookmarkEnd w:id="479"/>
+      <w:bookmarkStart w:id="462" w:name="_Toc233016460"/>
+      <w:bookmarkStart w:id="463" w:name="_Toc233066888"/>
+      <w:bookmarkStart w:id="464" w:name="contribuciones-1"/>
+      <w:bookmarkEnd w:id="461"/>
       <w:r>
         <w:t>7.3</w:t>
       </w:r>
@@ -21865,8 +21964,8 @@
         <w:tab/>
         <w:t>Contribuciones</w:t>
       </w:r>
-      <w:bookmarkEnd w:id="481"/>
-      <w:bookmarkEnd w:id="483"/>
+      <w:bookmarkEnd w:id="462"/>
+      <w:bookmarkEnd w:id="463"/>
     </w:p>
     <w:p>
       <w:pPr>
@@ -21880,19 +21979,20 @@
       <w:pPr>
         <w:pStyle w:val="Ttulo2"/>
       </w:pPr>
-      <w:bookmarkStart w:id="484" w:name="_Toc233016461"/>
-      <w:bookmarkStart w:id="485" w:name="trabajo-futuro"/>
-      <w:bookmarkStart w:id="486" w:name="_Toc233066889"/>
-      <w:bookmarkEnd w:id="482"/>
-      <w:r>
+      <w:bookmarkStart w:id="465" w:name="_Toc233016461"/>
+      <w:bookmarkStart w:id="466" w:name="_Toc233066889"/>
+      <w:bookmarkStart w:id="467" w:name="trabajo-futuro"/>
+      <w:bookmarkEnd w:id="464"/>
+      <w:r>
+        <w:lastRenderedPageBreak/>
         <w:t>7.4</w:t>
       </w:r>
       <w:r>
         <w:tab/>
         <w:t>Trabajo futuro</w:t>
       </w:r>
-      <w:bookmarkEnd w:id="484"/>
-      <w:bookmarkEnd w:id="486"/>
+      <w:bookmarkEnd w:id="465"/>
+      <w:bookmarkEnd w:id="466"/>
     </w:p>
     <w:p>
       <w:pPr>
@@ -21902,8 +22002,8 @@
         </w:rPr>
       </w:pPr>
     </w:p>
-    <w:bookmarkEnd w:id="473"/>
-    <w:bookmarkEnd w:id="485"/>
+    <w:bookmarkEnd w:id="455"/>
+    <w:bookmarkEnd w:id="467"/>
     <w:p>
       <w:pPr>
         <w:pStyle w:val="Prrafoconsangra"/>
@@ -21924,11 +22024,11 @@
       <w:pPr>
         <w:pStyle w:val="Ttulo1"/>
       </w:pPr>
-      <w:bookmarkStart w:id="487" w:name="_Toc233066890"/>
+      <w:bookmarkStart w:id="468" w:name="_Toc233066890"/>
       <w:r>
         <w:t>VI. Referencias.</w:t>
       </w:r>
-      <w:bookmarkEnd w:id="487"/>
+      <w:bookmarkEnd w:id="468"/>
     </w:p>
     <w:p>
       <w:pPr>
@@ -21942,8 +22042,8 @@
           <w:lang w:val="en-US"/>
         </w:rPr>
       </w:pPr>
-      <w:bookmarkStart w:id="488" w:name="ref-asaduzzaman2024dimensionality"/>
-      <w:bookmarkStart w:id="489" w:name="refs"/>
+      <w:bookmarkStart w:id="469" w:name="ref-asaduzzaman2024dimensionality"/>
+      <w:bookmarkStart w:id="470" w:name="refs"/>
       <w:proofErr w:type="spellStart"/>
       <w:r>
         <w:t>Asaduzzaman</w:t>
@@ -21974,8 +22074,8 @@
           <w:lang w:val="en-US"/>
         </w:rPr>
       </w:pPr>
-      <w:bookmarkStart w:id="490" w:name="ref-barradas2024computational"/>
-      <w:bookmarkEnd w:id="488"/>
+      <w:bookmarkStart w:id="471" w:name="ref-barradas2024computational"/>
+      <w:bookmarkEnd w:id="469"/>
       <w:r>
         <w:t xml:space="preserve">Barradas-Palmeros, J.-A., </w:t>
       </w:r>
@@ -22001,8 +22101,8 @@
           <w:lang w:val="en-US"/>
         </w:rPr>
       </w:pPr>
-      <w:bookmarkStart w:id="491" w:name="ref-bharadiya2023tutorial"/>
-      <w:bookmarkEnd w:id="490"/>
+      <w:bookmarkStart w:id="472" w:name="ref-bharadiya2023tutorial"/>
+      <w:bookmarkEnd w:id="471"/>
       <w:proofErr w:type="spellStart"/>
       <w:r>
         <w:rPr>
@@ -22025,8 +22125,8 @@
           <w:lang w:val="en-US"/>
         </w:rPr>
       </w:pPr>
-      <w:bookmarkStart w:id="492" w:name="ref-bishop2006"/>
-      <w:bookmarkEnd w:id="491"/>
+      <w:bookmarkStart w:id="473" w:name="ref-bishop2006"/>
+      <w:bookmarkEnd w:id="472"/>
       <w:r>
         <w:rPr>
           <w:lang w:val="en-US"/>
@@ -22055,15 +22155,15 @@
           <w:lang w:val="en-US"/>
         </w:rPr>
       </w:pPr>
-      <w:bookmarkStart w:id="493" w:name="ref-cover1965"/>
-      <w:bookmarkEnd w:id="492"/>
+      <w:bookmarkStart w:id="474" w:name="ref-cover1965"/>
+      <w:bookmarkEnd w:id="473"/>
       <w:r>
         <w:rPr>
           <w:lang w:val="en-US"/>
         </w:rPr>
         <w:t xml:space="preserve">Cover, T. M. (1965). Geometrical and statistical properties of systems of linear inequalities with applications in pattern recognition. IEEE Transactions on Electronic Computers, EC-14(3), 326–334. </w:t>
       </w:r>
-      <w:hyperlink r:id="rId15">
+      <w:hyperlink r:id="rId16">
         <w:r>
           <w:rPr>
             <w:rStyle w:val="Hipervnculo"/>
@@ -22080,8 +22180,8 @@
           <w:lang w:val="en-US"/>
         </w:rPr>
       </w:pPr>
-      <w:bookmarkStart w:id="494" w:name="ref-danubianu2012data"/>
-      <w:bookmarkEnd w:id="493"/>
+      <w:bookmarkStart w:id="475" w:name="ref-danubianu2012data"/>
+      <w:bookmarkEnd w:id="474"/>
       <w:r>
         <w:t xml:space="preserve">Danubianu, M., </w:t>
       </w:r>
@@ -22129,8 +22229,8 @@
           <w:lang w:val="en-US"/>
         </w:rPr>
       </w:pPr>
-      <w:bookmarkStart w:id="495" w:name="ref-feng2021comparison"/>
-      <w:bookmarkEnd w:id="494"/>
+      <w:bookmarkStart w:id="476" w:name="ref-feng2021comparison"/>
+      <w:bookmarkEnd w:id="475"/>
       <w:r>
         <w:rPr>
           <w:lang w:val="en-US"/>
@@ -22145,8 +22245,8 @@
           <w:lang w:val="en-US"/>
         </w:rPr>
       </w:pPr>
-      <w:bookmarkStart w:id="496" w:name="ref-fisher1936use"/>
-      <w:bookmarkEnd w:id="495"/>
+      <w:bookmarkStart w:id="477" w:name="ref-fisher1936use"/>
+      <w:bookmarkEnd w:id="476"/>
       <w:r>
         <w:rPr>
           <w:lang w:val="en-US"/>
@@ -22161,8 +22261,8 @@
           <w:lang w:val="en-US"/>
         </w:rPr>
       </w:pPr>
-      <w:bookmarkStart w:id="497" w:name="ref-gao2006direct"/>
-      <w:bookmarkEnd w:id="496"/>
+      <w:bookmarkStart w:id="478" w:name="ref-gao2006direct"/>
+      <w:bookmarkEnd w:id="477"/>
       <w:r>
         <w:rPr>
           <w:lang w:val="en-US"/>
@@ -22191,8 +22291,8 @@
           <w:lang w:val="en-US"/>
         </w:rPr>
       </w:pPr>
-      <w:bookmarkStart w:id="498" w:name="ref-hardle2007applied"/>
-      <w:bookmarkEnd w:id="497"/>
+      <w:bookmarkStart w:id="479" w:name="ref-hardle2007applied"/>
+      <w:bookmarkEnd w:id="478"/>
       <w:proofErr w:type="spellStart"/>
       <w:r>
         <w:rPr>
@@ -22212,8 +22312,8 @@
       <w:pPr>
         <w:pStyle w:val="Referencias"/>
       </w:pPr>
-      <w:bookmarkStart w:id="499" w:name="ref-PalmerPen"/>
-      <w:bookmarkEnd w:id="498"/>
+      <w:bookmarkStart w:id="480" w:name="ref-PalmerPen"/>
+      <w:bookmarkEnd w:id="479"/>
       <w:r>
         <w:rPr>
           <w:lang w:val="en-US"/>
@@ -22252,7 +22352,7 @@
       <w:r>
         <w:t xml:space="preserve"> data. </w:t>
       </w:r>
-      <w:hyperlink r:id="rId16">
+      <w:hyperlink r:id="rId17">
         <w:r>
           <w:rPr>
             <w:rStyle w:val="Hipervnculo"/>
@@ -22268,8 +22368,8 @@
           <w:lang w:val="en-US"/>
         </w:rPr>
       </w:pPr>
-      <w:bookmarkStart w:id="500" w:name="ref-huang2002solving"/>
-      <w:bookmarkEnd w:id="499"/>
+      <w:bookmarkStart w:id="481" w:name="ref-huang2002solving"/>
+      <w:bookmarkEnd w:id="480"/>
       <w:r>
         <w:t xml:space="preserve">Huang, R., Liu, Q., Lu, H., &amp; Ma, S. (2002). </w:t>
       </w:r>
@@ -22287,8 +22387,8 @@
           <w:lang w:val="en-US"/>
         </w:rPr>
       </w:pPr>
-      <w:bookmarkStart w:id="501" w:name="ref-kanade2016basis"/>
-      <w:bookmarkEnd w:id="500"/>
+      <w:bookmarkStart w:id="482" w:name="ref-kanade2016basis"/>
+      <w:bookmarkEnd w:id="481"/>
       <w:r>
         <w:rPr>
           <w:lang w:val="en-US"/>
@@ -22303,28 +22403,312 @@
           <w:lang w:val="en-US"/>
         </w:rPr>
       </w:pPr>
-      <w:bookmarkStart w:id="502" w:name="ref-kohavi1997wrappers"/>
-      <w:bookmarkEnd w:id="501"/>
+      <w:bookmarkStart w:id="483" w:name="ref-kohavi1997wrappers"/>
+      <w:bookmarkEnd w:id="482"/>
       <w:proofErr w:type="spellStart"/>
       <w:r>
         <w:rPr>
           <w:lang w:val="en-US"/>
         </w:rPr>
+        <w:t>Kohavi</w:t>
+      </w:r>
+      <w:proofErr w:type="spellEnd"/>
+      <w:r>
+        <w:rPr>
+          <w:lang w:val="en-US"/>
+        </w:rPr>
+        <w:t xml:space="preserve">, R., &amp; John, G. H. (1997). Wrappers for feature subset selection. </w:t>
+      </w:r>
+      <w:r>
+        <w:rPr>
+          <w:lang w:val="en-US"/>
+        </w:rPr>
+        <w:t>Artificial Intelligence, 97(1-2), 273–324.</w:t>
+      </w:r>
+    </w:p>
+    <w:p>
+      <w:pPr>
+        <w:pStyle w:val="Referencias"/>
+        <w:rPr>
+          <w:lang w:val="en-US"/>
+        </w:rPr>
+      </w:pPr>
+      <w:bookmarkStart w:id="484" w:name="ref-li2006using"/>
+      <w:bookmarkEnd w:id="483"/>
+      <w:r>
+        <w:rPr>
+          <w:lang w:val="en-US"/>
+        </w:rPr>
+        <w:t xml:space="preserve">Li, T., Zhu, S., &amp; </w:t>
+      </w:r>
+      <w:proofErr w:type="spellStart"/>
+      <w:r>
+        <w:rPr>
+          <w:lang w:val="en-US"/>
+        </w:rPr>
+        <w:t>Ogihara</w:t>
+      </w:r>
+      <w:proofErr w:type="spellEnd"/>
+      <w:r>
+        <w:rPr>
+          <w:lang w:val="en-US"/>
+        </w:rPr>
+        <w:t xml:space="preserve">, M. (2006). </w:t>
+      </w:r>
+      <w:r>
+        <w:rPr>
+          <w:lang w:val="en-US"/>
+        </w:rPr>
+        <w:t>Using discriminant analysis for multi-class classification: An experimental investigation. Knowledge and Information Systems, 10(4), 453–472.</w:t>
+      </w:r>
+    </w:p>
+    <w:p>
+      <w:pPr>
+        <w:pStyle w:val="Referencias"/>
+        <w:rPr>
+          <w:lang w:val="en-US"/>
+        </w:rPr>
+      </w:pPr>
+      <w:bookmarkStart w:id="485" w:name="ref-marsaglia1972choosing"/>
+      <w:bookmarkEnd w:id="484"/>
+      <w:r>
+        <w:rPr>
+          <w:lang w:val="en-US"/>
+        </w:rPr>
+        <w:t>Marsaglia, G. (1972). Choosing a point from the surface of a sphere. The Annals of Mathematical Statistics, 43(2), 645–646.</w:t>
+      </w:r>
+    </w:p>
+    <w:p>
+      <w:pPr>
+        <w:pStyle w:val="Referencias"/>
+        <w:rPr>
+          <w:lang w:val="en-US"/>
+        </w:rPr>
+      </w:pPr>
+      <w:bookmarkStart w:id="486" w:name="ref-martinez2001pca"/>
+      <w:bookmarkEnd w:id="485"/>
+      <w:r>
+        <w:rPr>
+          <w:lang w:val="en-US"/>
+        </w:rPr>
+        <w:t xml:space="preserve">Martinez, A. M., &amp; Kak, A. C. (2001). </w:t>
+      </w:r>
+      <w:proofErr w:type="spellStart"/>
+      <w:r>
+        <w:rPr>
+          <w:lang w:val="en-US"/>
+        </w:rPr>
+        <w:t>Pca</w:t>
+      </w:r>
+      <w:proofErr w:type="spellEnd"/>
+      <w:r>
+        <w:rPr>
+          <w:lang w:val="en-US"/>
+        </w:rPr>
+        <w:t xml:space="preserve"> versus </w:t>
+      </w:r>
+      <w:proofErr w:type="spellStart"/>
+      <w:r>
+        <w:rPr>
+          <w:lang w:val="en-US"/>
+        </w:rPr>
+        <w:t>lda</w:t>
+      </w:r>
+      <w:proofErr w:type="spellEnd"/>
+      <w:r>
+        <w:rPr>
+          <w:lang w:val="en-US"/>
+        </w:rPr>
+        <w:t>. IEEE Transactions on Pattern Analysis and Machine Intelligence, 23(2), 228–233.</w:t>
+      </w:r>
+    </w:p>
+    <w:p>
+      <w:pPr>
+        <w:pStyle w:val="Referencias"/>
+        <w:rPr>
+          <w:lang w:val="en-US"/>
+        </w:rPr>
+      </w:pPr>
+      <w:bookmarkStart w:id="487" w:name="ref-mclachlan2005discriminant"/>
+      <w:bookmarkEnd w:id="486"/>
+      <w:r>
+        <w:rPr>
+          <w:lang w:val="en-US"/>
+        </w:rPr>
+        <w:t>McLachlan, G. J. (2005). Discriminant analysis and statistical pattern recognition. John Wiley &amp; Sons.</w:t>
+      </w:r>
+    </w:p>
+    <w:p>
+      <w:pPr>
+        <w:pStyle w:val="Referencias"/>
+        <w:rPr>
+          <w:lang w:val="en-US"/>
+        </w:rPr>
+      </w:pPr>
+      <w:bookmarkStart w:id="488" w:name="ref-medinagenetic"/>
+      <w:bookmarkEnd w:id="487"/>
+      <w:r>
+        <w:rPr>
+          <w:lang w:val="en-US"/>
+        </w:rPr>
+        <w:t>Medina, V. D. G., Mesa, H. G. A., &amp; Lobato, A. L. L. (2025). Genetic projective discriminant analysis.</w:t>
+      </w:r>
+    </w:p>
+    <w:p>
+      <w:pPr>
+        <w:pStyle w:val="Referencias"/>
+        <w:rPr>
+          <w:lang w:val="en-US"/>
+        </w:rPr>
+      </w:pPr>
+      <w:bookmarkStart w:id="489" w:name="ref-niu2021local"/>
+      <w:bookmarkEnd w:id="488"/>
+      <w:r>
+        <w:rPr>
+          <w:lang w:val="en-US"/>
+        </w:rPr>
+        <w:t xml:space="preserve">Niu, G., &amp; Ma, Z. (2021). Local quasi-linear embedding </w:t>
+      </w:r>
+      <w:proofErr w:type="gramStart"/>
+      <w:r>
+        <w:rPr>
+          <w:lang w:val="en-US"/>
+        </w:rPr>
+        <w:t>based</w:t>
+      </w:r>
+      <w:proofErr w:type="gramEnd"/>
+      <w:r>
+        <w:rPr>
+          <w:lang w:val="en-US"/>
+        </w:rPr>
+        <w:t xml:space="preserve"> on </w:t>
+      </w:r>
+      <w:proofErr w:type="spellStart"/>
+      <w:r>
+        <w:rPr>
+          <w:lang w:val="en-US"/>
+        </w:rPr>
+        <w:t>kronecker</w:t>
+      </w:r>
+      <w:proofErr w:type="spellEnd"/>
+      <w:r>
+        <w:rPr>
+          <w:lang w:val="en-US"/>
+        </w:rPr>
+        <w:t xml:space="preserve"> product expansion of vectors. Journal of Intelligent &amp; Fuzzy Systems, 41(1), 2195–2205.</w:t>
+      </w:r>
+    </w:p>
+    <w:p>
+      <w:pPr>
+        <w:pStyle w:val="Referencias"/>
+        <w:rPr>
+          <w:lang w:val="en-US"/>
+        </w:rPr>
+      </w:pPr>
+      <w:bookmarkStart w:id="490" w:name="ref-palo2021dimensionality"/>
+      <w:bookmarkEnd w:id="489"/>
+      <w:r>
+        <w:rPr>
+          <w:lang w:val="en-US"/>
+        </w:rPr>
+        <w:t>Palo, H. K., Sahoo, S., &amp; Subudhi, A. K. (2021). Dimensionality reduction techniques: Principles, benefits, and limitations. Data Analytics in Bioinformatics: A Machine Learning Perspective, 77–107.</w:t>
+      </w:r>
+    </w:p>
+    <w:p>
+      <w:pPr>
+        <w:pStyle w:val="Referencias"/>
+        <w:rPr>
+          <w:lang w:val="en-US"/>
+        </w:rPr>
+      </w:pPr>
+      <w:bookmarkStart w:id="491" w:name="ref-sharma2015linear"/>
+      <w:bookmarkEnd w:id="490"/>
+      <w:r>
+        <w:rPr>
+          <w:lang w:val="en-US"/>
+        </w:rPr>
+        <w:t>Sharma, A., &amp; Paliwal, K. K. (2015). Linear discriminant analysis for the small sample size problem: An overview. International Journal of Machine Learning and Cybernetics, 6(3), 443–454.</w:t>
+      </w:r>
+    </w:p>
+    <w:p>
+      <w:pPr>
+        <w:pStyle w:val="Referencias"/>
+        <w:rPr>
+          <w:lang w:val="en-US"/>
+        </w:rPr>
+      </w:pPr>
+      <w:bookmarkStart w:id="492" w:name="ref-silalahi65linear"/>
+      <w:bookmarkEnd w:id="491"/>
+      <w:proofErr w:type="spellStart"/>
+      <w:r>
+        <w:rPr>
+          <w:lang w:val="en-US"/>
+        </w:rPr>
         <w:lastRenderedPageBreak/>
-        <w:t>Kohavi</w:t>
+        <w:t>Silalahi</w:t>
       </w:r>
       <w:proofErr w:type="spellEnd"/>
       <w:r>
         <w:rPr>
           <w:lang w:val="en-US"/>
         </w:rPr>
-        <w:t xml:space="preserve">, R., &amp; John, G. H. (1997). Wrappers for feature subset selection. </w:t>
-      </w:r>
+        <w:t xml:space="preserve">, D. D., </w:t>
+      </w:r>
+      <w:proofErr w:type="spellStart"/>
       <w:r>
         <w:rPr>
           <w:lang w:val="en-US"/>
         </w:rPr>
-        <w:t>Artificial Intelligence, 97(1-2), 273–324.</w:t>
+        <w:t>Reaño</w:t>
+      </w:r>
+      <w:proofErr w:type="spellEnd"/>
+      <w:r>
+        <w:rPr>
+          <w:lang w:val="en-US"/>
+        </w:rPr>
+        <w:t xml:space="preserve">, C. E., </w:t>
+      </w:r>
+      <w:proofErr w:type="spellStart"/>
+      <w:r>
+        <w:rPr>
+          <w:lang w:val="en-US"/>
+        </w:rPr>
+        <w:t>Lansigan</w:t>
+      </w:r>
+      <w:proofErr w:type="spellEnd"/>
+      <w:r>
+        <w:rPr>
+          <w:lang w:val="en-US"/>
+        </w:rPr>
+        <w:t>, F. P., Panopio, R. G., &amp; Bantayan, N. C. (n.d.). Linear discriminant analysis vs. Genetic algorithm neural network with principal component analysis for hyperdimensional data analysis: A study on ripeness grading of oil palm (</w:t>
+      </w:r>
+      <w:proofErr w:type="spellStart"/>
+      <w:r>
+        <w:rPr>
+          <w:lang w:val="en-US"/>
+        </w:rPr>
+        <w:t>elaeis</w:t>
+      </w:r>
+      <w:proofErr w:type="spellEnd"/>
+      <w:r>
+        <w:rPr>
+          <w:lang w:val="en-US"/>
+        </w:rPr>
+        <w:t xml:space="preserve"> guineensis </w:t>
+      </w:r>
+      <w:proofErr w:type="spellStart"/>
+      <w:r>
+        <w:rPr>
+          <w:lang w:val="en-US"/>
+        </w:rPr>
+        <w:t>jacq</w:t>
+      </w:r>
+      <w:proofErr w:type="spellEnd"/>
+      <w:r>
+        <w:rPr>
+          <w:lang w:val="en-US"/>
+        </w:rPr>
+        <w:t>.) fresh fruit. Philippine Statistician, 65(2).</w:t>
       </w:r>
     </w:p>
     <w:p>
@@ -22334,368 +22718,84 @@
           <w:lang w:val="en-US"/>
         </w:rPr>
       </w:pPr>
-      <w:bookmarkStart w:id="503" w:name="ref-li2006using"/>
-      <w:bookmarkEnd w:id="502"/>
+      <w:bookmarkStart w:id="493" w:name="ref-sorzano2014survey"/>
+      <w:bookmarkEnd w:id="492"/>
       <w:r>
         <w:rPr>
           <w:lang w:val="en-US"/>
         </w:rPr>
-        <w:t xml:space="preserve">Li, T., Zhu, S., &amp; </w:t>
+        <w:t xml:space="preserve">Sorzano, C. O. S., Vargas, J., &amp; Montano, A. P. (2014). A survey of dimensionality reduction techniques. </w:t>
       </w:r>
       <w:proofErr w:type="spellStart"/>
       <w:r>
         <w:rPr>
           <w:lang w:val="en-US"/>
         </w:rPr>
-        <w:t>Ogihara</w:t>
+        <w:t>arXiv</w:t>
       </w:r>
       <w:proofErr w:type="spellEnd"/>
       <w:r>
         <w:rPr>
           <w:lang w:val="en-US"/>
         </w:rPr>
-        <w:t xml:space="preserve">, M. (2006). </w:t>
-      </w:r>
-      <w:r>
+        <w:t xml:space="preserve"> Preprint arXiv:1403.2877.</w:t>
+      </w:r>
+    </w:p>
+    <w:p>
+      <w:pPr>
+        <w:pStyle w:val="Referencias"/>
         <w:rPr>
           <w:lang w:val="en-US"/>
         </w:rPr>
-        <w:t>Using discriminant analysis for multi-class classification: An experimental investigation. Knowledge and Information Systems, 10(4), 453–472.</w:t>
+      </w:pPr>
+      <w:bookmarkStart w:id="494" w:name="ref-ultsch2004strategies"/>
+      <w:bookmarkEnd w:id="493"/>
+      <w:r>
+        <w:rPr>
+          <w:lang w:val="en-US"/>
+        </w:rPr>
+        <w:t>Ultsch, A. (2004). Strategies for an artificial life system to cluster high dimensional data. Abstracting and Synthesizing the Principles of Living Systems, GWAL-6, 128–137.</w:t>
       </w:r>
     </w:p>
     <w:p>
       <w:pPr>
         <w:pStyle w:val="Referencias"/>
+      </w:pPr>
+      <w:bookmarkStart w:id="495" w:name="ref-wani2025comprehensive"/>
+      <w:bookmarkEnd w:id="494"/>
+      <w:r>
         <w:rPr>
           <w:lang w:val="en-US"/>
         </w:rPr>
-      </w:pPr>
-      <w:bookmarkStart w:id="504" w:name="ref-marsaglia1972choosing"/>
-      <w:bookmarkEnd w:id="503"/>
-      <w:r>
-        <w:rPr>
-          <w:lang w:val="en-US"/>
-        </w:rPr>
-        <w:t>Marsaglia, G. (1972). Choosing a point from the surface of a sphere. The Annals of Mathematical Statistics, 43(2), 645–646.</w:t>
-      </w:r>
-    </w:p>
-    <w:p>
-      <w:pPr>
-        <w:pStyle w:val="Referencias"/>
-        <w:rPr>
-          <w:lang w:val="en-US"/>
-        </w:rPr>
-      </w:pPr>
-      <w:bookmarkStart w:id="505" w:name="ref-martinez2001pca"/>
-      <w:bookmarkEnd w:id="504"/>
-      <w:r>
-        <w:rPr>
-          <w:lang w:val="en-US"/>
-        </w:rPr>
-        <w:t xml:space="preserve">Martinez, A. M., &amp; Kak, A. C. (2001). </w:t>
+        <w:t xml:space="preserve">Wani, A. A. (2025). Comprehensive review of dimensionality reduction algorithms: Challenges, limitations, and innovative solutions. </w:t>
       </w:r>
       <w:proofErr w:type="spellStart"/>
       <w:r>
-        <w:rPr>
-          <w:lang w:val="en-US"/>
-        </w:rPr>
-        <w:t>Pca</w:t>
+        <w:t>PeerJ</w:t>
       </w:r>
       <w:proofErr w:type="spellEnd"/>
       <w:r>
-        <w:rPr>
-          <w:lang w:val="en-US"/>
-        </w:rPr>
-        <w:t xml:space="preserve"> versus </w:t>
+        <w:t xml:space="preserve"> </w:t>
       </w:r>
       <w:proofErr w:type="spellStart"/>
       <w:r>
-        <w:rPr>
-          <w:lang w:val="en-US"/>
-        </w:rPr>
-        <w:t>lda</w:t>
+        <w:t>Computer</w:t>
       </w:r>
       <w:proofErr w:type="spellEnd"/>
       <w:r>
-        <w:rPr>
-          <w:lang w:val="en-US"/>
-        </w:rPr>
-        <w:t>. IEEE Transactions on Pattern Analysis and Machine Intelligence, 23(2), 228–233.</w:t>
-      </w:r>
-    </w:p>
-    <w:p>
-      <w:pPr>
-        <w:pStyle w:val="Referencias"/>
-        <w:rPr>
-          <w:lang w:val="en-US"/>
-        </w:rPr>
-      </w:pPr>
-      <w:bookmarkStart w:id="506" w:name="ref-mclachlan2005discriminant"/>
-      <w:bookmarkEnd w:id="505"/>
-      <w:r>
-        <w:rPr>
-          <w:lang w:val="en-US"/>
-        </w:rPr>
-        <w:t>McLachlan, G. J. (2005). Discriminant analysis and statistical pattern recognition. John Wiley &amp; Sons.</w:t>
-      </w:r>
-    </w:p>
-    <w:p>
-      <w:pPr>
-        <w:pStyle w:val="Referencias"/>
-        <w:rPr>
-          <w:lang w:val="en-US"/>
-        </w:rPr>
-      </w:pPr>
-      <w:bookmarkStart w:id="507" w:name="ref-medinagenetic"/>
-      <w:bookmarkEnd w:id="506"/>
-      <w:r>
-        <w:rPr>
-          <w:lang w:val="en-US"/>
-        </w:rPr>
-        <w:t>Medina, V. D. G., Mesa, H. G. A., &amp; Lobato, A. L. L. (2025). Genetic projective discriminant analysis.</w:t>
-      </w:r>
-    </w:p>
-    <w:p>
-      <w:pPr>
-        <w:pStyle w:val="Referencias"/>
-        <w:rPr>
-          <w:lang w:val="en-US"/>
-        </w:rPr>
-      </w:pPr>
-      <w:bookmarkStart w:id="508" w:name="ref-niu2021local"/>
-      <w:bookmarkEnd w:id="507"/>
-      <w:r>
-        <w:rPr>
-          <w:lang w:val="en-US"/>
-        </w:rPr>
-        <w:t xml:space="preserve">Niu, G., &amp; Ma, Z. (2021). Local quasi-linear embedding </w:t>
-      </w:r>
-      <w:proofErr w:type="gramStart"/>
-      <w:r>
-        <w:rPr>
-          <w:lang w:val="en-US"/>
-        </w:rPr>
-        <w:t>based</w:t>
-      </w:r>
-      <w:proofErr w:type="gramEnd"/>
-      <w:r>
-        <w:rPr>
-          <w:lang w:val="en-US"/>
-        </w:rPr>
-        <w:t xml:space="preserve"> on </w:t>
+        <w:t xml:space="preserve"> </w:t>
       </w:r>
       <w:proofErr w:type="spellStart"/>
       <w:r>
-        <w:rPr>
-          <w:lang w:val="en-US"/>
-        </w:rPr>
-        <w:t>kronecker</w:t>
+        <w:t>Science</w:t>
       </w:r>
       <w:proofErr w:type="spellEnd"/>
       <w:r>
-        <w:rPr>
-          <w:lang w:val="en-US"/>
-        </w:rPr>
-        <w:t xml:space="preserve"> product expansion of vectors. Journal of Intelligent &amp; Fuzzy Systems, 41(1), 2195–2205.</w:t>
-      </w:r>
-    </w:p>
-    <w:p>
-      <w:pPr>
-        <w:pStyle w:val="Referencias"/>
-        <w:rPr>
-          <w:lang w:val="en-US"/>
-        </w:rPr>
-      </w:pPr>
-      <w:bookmarkStart w:id="509" w:name="ref-palo2021dimensionality"/>
-      <w:bookmarkEnd w:id="508"/>
-      <w:r>
-        <w:rPr>
-          <w:lang w:val="en-US"/>
-        </w:rPr>
-        <w:t>Palo, H. K., Sahoo, S., &amp; Subudhi, A. K. (2021). Dimensionality reduction techniques: Principles, benefits, and limitations. Data Analytics in Bioinformatics: A Machine Learning Perspective, 77–107.</w:t>
-      </w:r>
-    </w:p>
-    <w:p>
-      <w:pPr>
-        <w:pStyle w:val="Referencias"/>
-        <w:rPr>
-          <w:lang w:val="en-US"/>
-        </w:rPr>
-      </w:pPr>
-      <w:bookmarkStart w:id="510" w:name="ref-sharma2015linear"/>
-      <w:bookmarkEnd w:id="509"/>
-      <w:r>
-        <w:rPr>
-          <w:lang w:val="en-US"/>
-        </w:rPr>
-        <w:t>Sharma, A., &amp; Paliwal, K. K. (2015). Linear discriminant analysis for the small sample size problem: An overview. International Journal of Machine Learning and Cybernetics, 6(3), 443–454.</w:t>
-      </w:r>
-    </w:p>
-    <w:p>
-      <w:pPr>
-        <w:pStyle w:val="Referencias"/>
-        <w:rPr>
-          <w:lang w:val="en-US"/>
-        </w:rPr>
-      </w:pPr>
-      <w:bookmarkStart w:id="511" w:name="ref-silalahi65linear"/>
-      <w:bookmarkEnd w:id="510"/>
-      <w:proofErr w:type="spellStart"/>
-      <w:r>
-        <w:rPr>
-          <w:lang w:val="en-US"/>
-        </w:rPr>
-        <w:t>Silalahi</w:t>
-      </w:r>
-      <w:proofErr w:type="spellEnd"/>
-      <w:r>
-        <w:rPr>
-          <w:lang w:val="en-US"/>
-        </w:rPr>
-        <w:t xml:space="preserve">, D. D., </w:t>
-      </w:r>
-      <w:proofErr w:type="spellStart"/>
-      <w:r>
-        <w:rPr>
-          <w:lang w:val="en-US"/>
-        </w:rPr>
-        <w:t>Reaño</w:t>
-      </w:r>
-      <w:proofErr w:type="spellEnd"/>
-      <w:r>
-        <w:rPr>
-          <w:lang w:val="en-US"/>
-        </w:rPr>
-        <w:t xml:space="preserve">, C. E., </w:t>
-      </w:r>
-      <w:proofErr w:type="spellStart"/>
-      <w:r>
-        <w:rPr>
-          <w:lang w:val="en-US"/>
-        </w:rPr>
-        <w:t>Lansigan</w:t>
-      </w:r>
-      <w:proofErr w:type="spellEnd"/>
-      <w:r>
-        <w:rPr>
-          <w:lang w:val="en-US"/>
-        </w:rPr>
-        <w:t>, F. P., Panopio, R. G., &amp; Bantayan, N. C. (n.d.). Linear discriminant analysis vs. Genetic algorithm neural network with principal component analysis for hyperdimensional data analysis: A study on ripeness grading of oil palm (</w:t>
-      </w:r>
-      <w:proofErr w:type="spellStart"/>
-      <w:r>
-        <w:rPr>
-          <w:lang w:val="en-US"/>
-        </w:rPr>
-        <w:t>elaeis</w:t>
-      </w:r>
-      <w:proofErr w:type="spellEnd"/>
-      <w:r>
-        <w:rPr>
-          <w:lang w:val="en-US"/>
-        </w:rPr>
-        <w:t xml:space="preserve"> guineensis </w:t>
-      </w:r>
-      <w:proofErr w:type="spellStart"/>
-      <w:r>
-        <w:rPr>
-          <w:lang w:val="en-US"/>
-        </w:rPr>
-        <w:t>jacq</w:t>
-      </w:r>
-      <w:proofErr w:type="spellEnd"/>
-      <w:r>
-        <w:rPr>
-          <w:lang w:val="en-US"/>
-        </w:rPr>
-        <w:t>.) fresh fruit. Philippine Statistician, 65(2).</w:t>
-      </w:r>
-    </w:p>
-    <w:p>
-      <w:pPr>
-        <w:pStyle w:val="Referencias"/>
-        <w:rPr>
-          <w:lang w:val="en-US"/>
-        </w:rPr>
-      </w:pPr>
-      <w:bookmarkStart w:id="512" w:name="ref-sorzano2014survey"/>
-      <w:bookmarkEnd w:id="511"/>
-      <w:r>
-        <w:rPr>
-          <w:lang w:val="en-US"/>
-        </w:rPr>
-        <w:t xml:space="preserve">Sorzano, C. O. S., Vargas, J., &amp; Montano, A. P. (2014). A survey of dimensionality reduction techniques. </w:t>
-      </w:r>
-      <w:proofErr w:type="spellStart"/>
-      <w:r>
-        <w:rPr>
-          <w:lang w:val="en-US"/>
-        </w:rPr>
-        <w:t>arXiv</w:t>
-      </w:r>
-      <w:proofErr w:type="spellEnd"/>
-      <w:r>
-        <w:rPr>
-          <w:lang w:val="en-US"/>
-        </w:rPr>
-        <w:t xml:space="preserve"> Preprint arXiv:1403.2877.</w:t>
-      </w:r>
-    </w:p>
-    <w:p>
-      <w:pPr>
-        <w:pStyle w:val="Referencias"/>
-        <w:rPr>
-          <w:lang w:val="en-US"/>
-        </w:rPr>
-      </w:pPr>
-      <w:bookmarkStart w:id="513" w:name="ref-ultsch2004strategies"/>
-      <w:bookmarkEnd w:id="512"/>
-      <w:r>
-        <w:rPr>
-          <w:lang w:val="en-US"/>
-        </w:rPr>
-        <w:t>Ultsch, A. (2004). Strategies for an artificial life system to cluster high dimensional data. Abstracting and Synthesizing the Principles of Living Systems, GWAL-6, 128–137.</w:t>
-      </w:r>
-    </w:p>
-    <w:p>
-      <w:pPr>
-        <w:pStyle w:val="Referencias"/>
-      </w:pPr>
-      <w:bookmarkStart w:id="514" w:name="ref-wani2025comprehensive"/>
-      <w:bookmarkEnd w:id="513"/>
-      <w:r>
-        <w:rPr>
-          <w:lang w:val="en-US"/>
-        </w:rPr>
-        <w:t xml:space="preserve">Wani, A. A. (2025). Comprehensive review of dimensionality reduction algorithms: Challenges, limitations, and innovative solutions. </w:t>
-      </w:r>
-      <w:proofErr w:type="spellStart"/>
-      <w:r>
-        <w:t>PeerJ</w:t>
-      </w:r>
-      <w:proofErr w:type="spellEnd"/>
-      <w:r>
-        <w:t xml:space="preserve"> </w:t>
-      </w:r>
-      <w:proofErr w:type="spellStart"/>
-      <w:r>
-        <w:t>Computer</w:t>
-      </w:r>
-      <w:proofErr w:type="spellEnd"/>
-      <w:r>
-        <w:t xml:space="preserve"> </w:t>
-      </w:r>
-      <w:proofErr w:type="spellStart"/>
-      <w:r>
-        <w:t>Science</w:t>
-      </w:r>
-      <w:proofErr w:type="spellEnd"/>
-      <w:r>
         <w:t>, 11, e3025.</w:t>
       </w:r>
     </w:p>
-    <w:bookmarkEnd w:id="489"/>
-    <w:bookmarkEnd w:id="514"/>
+    <w:bookmarkEnd w:id="470"/>
+    <w:bookmarkEnd w:id="495"/>
     <w:p>
       <w:pPr>
         <w:pStyle w:val="Prrafobase"/>
@@ -22775,10 +22875,10 @@
           <w:sz w:val="26"/>
         </w:rPr>
         <w:sectPr>
-          <w:headerReference w:type="even" r:id="rId17"/>
-          <w:headerReference w:type="default" r:id="rId18"/>
-          <w:footerReference w:type="even" r:id="rId19"/>
-          <w:footerReference w:type="default" r:id="rId20"/>
+          <w:headerReference w:type="even" r:id="rId18"/>
+          <w:headerReference w:type="default" r:id="rId19"/>
+          <w:footerReference w:type="even" r:id="rId20"/>
+          <w:footerReference w:type="default" r:id="rId21"/>
           <w:pgSz w:w="12240" w:h="15840"/>
           <w:pgMar w:top="1134" w:right="1701" w:bottom="1134" w:left="1701" w:header="709" w:footer="818" w:gutter="0"/>
           <w:pgNumType w:start="3"/>
@@ -23094,8 +23194,8 @@
       </w:r>
     </w:p>
     <w:sectPr>
-      <w:headerReference w:type="first" r:id="rId21"/>
-      <w:footerReference w:type="first" r:id="rId22"/>
+      <w:headerReference w:type="first" r:id="rId22"/>
+      <w:footerReference w:type="first" r:id="rId23"/>
       <w:pgSz w:w="12240" w:h="15840"/>
       <w:pgMar w:top="1134" w:right="1701" w:bottom="1134" w:left="1701" w:header="709" w:footer="818" w:gutter="0"/>
       <w:cols w:space="708"/>
@@ -29224,6 +29324,7 @@
     <w:rsid w:val="00C36626"/>
     <w:rsid w:val="00CB2A14"/>
     <w:rsid w:val="00CB7293"/>
+    <w:rsid w:val="00CC0E2E"/>
     <w:rsid w:val="00D41BF6"/>
     <w:rsid w:val="00D63209"/>
     <w:rsid w:val="00D820F7"/>
